--- a/Actividades capitulo 10_AMH_JMMCH.docx
+++ b/Actividades capitulo 10_AMH_JMMCH.docx
@@ -314,11 +314,15 @@
       <w:pPr>
         <w:pStyle w:val="BodyText"/>
         <w:rPr>
+          <w:b w:val="false"/>
+          <w:bCs w:val="false"/>
           <w:sz w:val="32"/>
         </w:rPr>
       </w:pPr>
       <w:r>
         <w:rPr>
+          <w:b w:val="false"/>
+          <w:bCs w:val="false"/>
           <w:sz w:val="32"/>
         </w:rPr>
       </w:r>
@@ -327,11 +331,15 @@
       <w:pPr>
         <w:pStyle w:val="BodyText"/>
         <w:rPr>
+          <w:b w:val="false"/>
+          <w:bCs w:val="false"/>
           <w:sz w:val="32"/>
         </w:rPr>
       </w:pPr>
       <w:r>
         <w:rPr>
+          <w:b w:val="false"/>
+          <w:bCs w:val="false"/>
           <w:sz w:val="32"/>
         </w:rPr>
       </w:r>
@@ -340,11 +348,15 @@
       <w:pPr>
         <w:pStyle w:val="BodyText"/>
         <w:rPr>
+          <w:b w:val="false"/>
+          <w:bCs w:val="false"/>
           <w:sz w:val="32"/>
         </w:rPr>
       </w:pPr>
       <w:r>
         <w:rPr>
+          <w:b w:val="false"/>
+          <w:bCs w:val="false"/>
           <w:sz w:val="32"/>
         </w:rPr>
       </w:r>
@@ -417,33 +429,6 @@
     <w:p>
       <w:pPr>
         <w:pStyle w:val="BodyText"/>
-        <w:rPr>
-          <w:sz w:val="32"/>
-        </w:rPr>
-      </w:pPr>
-      <w:r>
-        <w:rPr>
-          <w:sz w:val="32"/>
-        </w:rPr>
-      </w:r>
-    </w:p>
-    <w:p>
-      <w:pPr>
-        <w:pStyle w:val="BodyText"/>
-        <w:rPr>
-          <w:sz w:val="32"/>
-        </w:rPr>
-      </w:pPr>
-      <w:r>
-        <w:rPr>
-          <w:sz w:val="32"/>
-        </w:rPr>
-      </w:r>
-    </w:p>
-    <w:p>
-      <w:pPr>
-        <w:pStyle w:val="BodyText"/>
-        <w:spacing w:before="240" w:after="0"/>
         <w:rPr>
           <w:sz w:val="32"/>
         </w:rPr>
@@ -458,7 +443,7 @@
       <w:pPr>
         <w:pStyle w:val="Normal"/>
         <w:spacing w:lineRule="auto" w:line="276" w:before="0" w:after="0"/>
-        <w:ind w:firstLine="1157" w:left="7027" w:right="35"/>
+        <w:ind w:hanging="0" w:left="7027" w:right="35"/>
         <w:jc w:val="right"/>
         <w:rPr>
           <w:sz w:val="24"/>
@@ -519,6 +504,33 @@
           <w:sz w:val="24"/>
         </w:rPr>
         <w:t>HERNÁNDEZ</w:t>
+      </w:r>
+    </w:p>
+    <w:p>
+      <w:pPr>
+        <w:pStyle w:val="BodyText"/>
+        <w:rPr>
+          <w:b w:val="false"/>
+          <w:bCs w:val="false"/>
+          <w:sz w:val="32"/>
+        </w:rPr>
+      </w:pPr>
+      <w:r>
+        <w:rPr>
+          <w:b w:val="false"/>
+          <w:bCs w:val="false"/>
+          <w:spacing w:val="-2"/>
+          <w:sz w:val="24"/>
+        </w:rPr>
+        <w:tab/>
+        <w:tab/>
+        <w:tab/>
+        <w:tab/>
+        <w:tab/>
+        <w:tab/>
+        <w:tab/>
+        <w:tab/>
+        <w:t>JOSE MARÍA MAS CHICHARRO</w:t>
       </w:r>
     </w:p>
     <w:p>
@@ -7950,18 +7962,31 @@
           <w:bCs w:val="false"/>
         </w:rPr>
       </w:pPr>
-      <w:r>
-        <w:rPr>
-          <w:b w:val="false"/>
-          <w:bCs w:val="false"/>
-        </w:rPr>
-      </w:r>
+      <w:hyperlink r:id="rId25">
+        <w:r>
+          <w:rPr>
+            <w:rStyle w:val="Hyperlink"/>
+            <w:b w:val="false"/>
+            <w:bCs w:val="false"/>
+          </w:rPr>
+          <w:t>https://github.com/chemiufara/Ejercicios-cap-tulo-10-JMMCH-y-AMH</w:t>
+        </w:r>
+      </w:hyperlink>
+      <w:hyperlink r:id="rId26">
+        <w:r>
+          <w:rPr>
+            <w:b w:val="false"/>
+            <w:bCs w:val="false"/>
+          </w:rPr>
+          <w:t xml:space="preserve"> </w:t>
+        </w:r>
+      </w:hyperlink>
     </w:p>
     <w:sectPr>
-      <w:headerReference w:type="default" r:id="rId25"/>
-      <w:headerReference w:type="first" r:id="rId26"/>
-      <w:footerReference w:type="default" r:id="rId27"/>
-      <w:footerReference w:type="first" r:id="rId28"/>
+      <w:headerReference w:type="default" r:id="rId27"/>
+      <w:headerReference w:type="first" r:id="rId28"/>
+      <w:footerReference w:type="default" r:id="rId29"/>
+      <w:footerReference w:type="first" r:id="rId30"/>
       <w:type w:val="nextPage"/>
       <w:pgSz w:w="11906" w:h="16838"/>
       <w:pgMar w:left="1417" w:right="1417" w:gutter="0" w:header="480" w:top="1360" w:footer="810" w:bottom="1040"/>
@@ -11538,6 +11563,13 @@
       <w:rFonts w:ascii="Liberation Mono" w:hAnsi="Liberation Mono" w:eastAsia="Liberation Mono" w:cs="Liberation Mono"/>
     </w:rPr>
   </w:style>
+  <w:style w:type="character" w:styleId="FollowedHyperlink">
+    <w:name w:val="FollowedHyperlink"/>
+    <w:rPr>
+      <w:color w:val="800000"/>
+      <w:u w:val="single"/>
+    </w:rPr>
+  </w:style>
   <w:style w:type="paragraph" w:styleId="Ttulo">
     <w:name w:val="Título"/>
     <w:basedOn w:val="Normal"/>

--- a/Actividades capitulo 10_AMH_JMMCH.docx
+++ b/Actividades capitulo 10_AMH_JMMCH.docx
@@ -11,6 +11,18 @@
         </w:rPr>
       </w:pPr>
       <w:r>
+        <w:rPr/>
+      </w:r>
+    </w:p>
+    <w:p>
+      <w:pPr>
+        <w:pStyle w:val="Heading1"/>
+        <w:spacing w:before="80" w:after="0"/>
+        <w:rPr>
+          <w:u w:val="none"/>
+        </w:rPr>
+      </w:pPr>
+      <w:r>
         <w:rPr>
           <w:color w:val="073762"/>
           <w:u w:val="single" w:color="073762"/>
@@ -56,7 +68,7 @@
       </w:pPr>
       <w:r>
         <w:drawing>
-          <wp:anchor behindDoc="0" distT="0" distB="0" distL="0" distR="0" simplePos="0" locked="0" layoutInCell="0" allowOverlap="1" relativeHeight="76">
+          <wp:anchor behindDoc="0" distT="0" distB="0" distL="0" distR="0" simplePos="0" locked="0" layoutInCell="0" allowOverlap="1" relativeHeight="79">
             <wp:simplePos x="0" y="0"/>
             <wp:positionH relativeFrom="page">
               <wp:posOffset>933450</wp:posOffset>
@@ -550,7 +562,7 @@
         <mc:AlternateContent>
           <mc:Choice Requires="wps">
             <w:drawing>
-              <wp:anchor behindDoc="1" distT="0" distB="0" distL="0" distR="0" simplePos="0" locked="0" layoutInCell="0" allowOverlap="1" relativeHeight="8">
+              <wp:anchor behindDoc="1" distT="635" distB="0" distL="0" distR="0" simplePos="0" locked="0" layoutInCell="0" allowOverlap="1" relativeHeight="74">
                 <wp:simplePos x="0" y="0"/>
                 <wp:positionH relativeFrom="page">
                   <wp:posOffset>952500</wp:posOffset>
@@ -575,9 +587,9 @@
                           <a:avLst/>
                           <a:gdLst>
                             <a:gd name="textAreaLeft" fmla="*/ 0 w 3204000"/>
-                            <a:gd name="textAreaRight" fmla="*/ 3204360 w 3204000"/>
+                            <a:gd name="textAreaRight" fmla="*/ 3204720 w 3204000"/>
                             <a:gd name="textAreaTop" fmla="*/ 0 h 720"/>
-                            <a:gd name="textAreaBottom" fmla="*/ 1080 h 720"/>
+                            <a:gd name="textAreaBottom" fmla="*/ 1440 h 720"/>
                           </a:gdLst>
                           <a:ahLst/>
                           <a:rect l="textAreaLeft" t="textAreaTop" r="textAreaRight" b="textAreaBottom"/>
@@ -618,7 +630,7 @@
           </mc:Fallback>
         </mc:AlternateContent>
         <w:drawing>
-          <wp:anchor behindDoc="1" distT="0" distB="0" distL="0" distR="0" simplePos="0" locked="0" layoutInCell="0" allowOverlap="1" relativeHeight="9">
+          <wp:anchor behindDoc="1" distT="0" distB="0" distL="0" distR="0" simplePos="0" locked="0" layoutInCell="0" allowOverlap="1" relativeHeight="75">
             <wp:simplePos x="0" y="0"/>
             <wp:positionH relativeFrom="page">
               <wp:posOffset>1171575</wp:posOffset>
@@ -663,7 +675,7 @@
           </wp:anchor>
         </w:drawing>
         <w:drawing>
-          <wp:anchor behindDoc="1" distT="0" distB="0" distL="0" distR="0" simplePos="0" locked="0" layoutInCell="0" allowOverlap="1" relativeHeight="10">
+          <wp:anchor behindDoc="1" distT="0" distB="0" distL="0" distR="0" simplePos="0" locked="0" layoutInCell="0" allowOverlap="1" relativeHeight="76">
             <wp:simplePos x="0" y="0"/>
             <wp:positionH relativeFrom="page">
               <wp:posOffset>3381375</wp:posOffset>
@@ -711,22 +723,6 @@
     </w:p>
     <w:p>
       <w:pPr>
-        <w:pStyle w:val="BodyText"/>
-        <w:spacing w:before="201" w:after="0"/>
-        <w:rPr>
-          <w:b w:val="false"/>
-          <w:sz w:val="20"/>
-        </w:rPr>
-      </w:pPr>
-      <w:r>
-        <w:rPr>
-          <w:b w:val="false"/>
-          <w:sz w:val="20"/>
-        </w:rPr>
-      </w:r>
-    </w:p>
-    <w:p>
-      <w:pPr>
         <w:sectPr>
           <w:type w:val="nextPage"/>
           <w:pgSz w:w="11906" w:h="16838"/>
@@ -734,8 +730,21 @@
           <w:pgNumType w:fmt="decimal"/>
           <w:formProt w:val="false"/>
           <w:textDirection w:val="lrTb"/>
+          <w:docGrid w:type="default" w:linePitch="100" w:charSpace="0"/>
         </w:sectPr>
-      </w:pPr>
+        <w:pStyle w:val="BodyText"/>
+        <w:spacing w:before="201" w:after="0"/>
+        <w:rPr>
+          <w:b w:val="false"/>
+          <w:sz w:val="20"/>
+        </w:rPr>
+      </w:pPr>
+      <w:r>
+        <w:rPr>
+          <w:b w:val="false"/>
+          <w:sz w:val="20"/>
+        </w:rPr>
+      </w:r>
     </w:p>
     <w:p>
       <w:pPr>
@@ -782,7 +791,7 @@
       <w:hyperlink w:anchor="h.m3ev87vjocjw">
         <w:r>
           <w:rPr>
-            <w:rStyle w:val="ListLabel48"/>
+            <w:rStyle w:val="ListLabel57"/>
             <w:spacing w:val="-2"/>
             <w:sz w:val="24"/>
           </w:rPr>
@@ -790,7 +799,7 @@
         </w:r>
         <w:r>
           <w:rPr>
-            <w:rStyle w:val="ListLabel48"/>
+            <w:rStyle w:val="ListLabel57"/>
             <w:rFonts w:ascii="Times New Roman" w:hAnsi="Times New Roman"/>
             <w:sz w:val="24"/>
           </w:rPr>
@@ -798,7 +807,7 @@
         </w:r>
         <w:r>
           <w:rPr>
-            <w:rStyle w:val="ListLabel48"/>
+            <w:rStyle w:val="ListLabel57"/>
             <w:spacing w:val="-10"/>
             <w:sz w:val="24"/>
           </w:rPr>
@@ -823,7 +832,7 @@
       <w:hyperlink w:anchor="h.9kgmcllzyqcd">
         <w:r>
           <w:rPr>
-            <w:rStyle w:val="ListLabel48"/>
+            <w:rStyle w:val="ListLabel57"/>
             <w:spacing w:val="-5"/>
             <w:sz w:val="24"/>
           </w:rPr>
@@ -831,7 +840,7 @@
         </w:r>
         <w:r>
           <w:rPr>
-            <w:rStyle w:val="ListLabel48"/>
+            <w:rStyle w:val="ListLabel57"/>
             <w:rFonts w:ascii="Times New Roman" w:hAnsi="Times New Roman"/>
             <w:sz w:val="24"/>
           </w:rPr>
@@ -839,7 +848,7 @@
         </w:r>
         <w:r>
           <w:rPr>
-            <w:rStyle w:val="ListLabel48"/>
+            <w:rStyle w:val="ListLabel57"/>
             <w:spacing w:val="-10"/>
             <w:sz w:val="24"/>
           </w:rPr>
@@ -864,7 +873,7 @@
       <w:hyperlink w:anchor="h.q4adf2x3fpwd">
         <w:r>
           <w:rPr>
-            <w:rStyle w:val="ListLabel48"/>
+            <w:rStyle w:val="ListLabel57"/>
             <w:spacing w:val="-5"/>
             <w:sz w:val="24"/>
           </w:rPr>
@@ -872,7 +881,7 @@
         </w:r>
         <w:r>
           <w:rPr>
-            <w:rStyle w:val="ListLabel48"/>
+            <w:rStyle w:val="ListLabel57"/>
             <w:rFonts w:ascii="Times New Roman" w:hAnsi="Times New Roman"/>
             <w:sz w:val="24"/>
           </w:rPr>
@@ -880,7 +889,7 @@
         </w:r>
         <w:r>
           <w:rPr>
-            <w:rStyle w:val="ListLabel48"/>
+            <w:rStyle w:val="ListLabel57"/>
             <w:spacing w:val="-10"/>
             <w:sz w:val="24"/>
           </w:rPr>
@@ -905,7 +914,7 @@
       <w:hyperlink w:anchor="h.ac37kyf0vggc">
         <w:r>
           <w:rPr>
-            <w:rStyle w:val="ListLabel48"/>
+            <w:rStyle w:val="ListLabel57"/>
             <w:spacing w:val="-5"/>
             <w:sz w:val="24"/>
           </w:rPr>
@@ -913,7 +922,7 @@
         </w:r>
         <w:r>
           <w:rPr>
-            <w:rStyle w:val="ListLabel48"/>
+            <w:rStyle w:val="ListLabel57"/>
             <w:rFonts w:ascii="Times New Roman" w:hAnsi="Times New Roman"/>
             <w:sz w:val="24"/>
           </w:rPr>
@@ -921,7 +930,7 @@
         </w:r>
         <w:r>
           <w:rPr>
-            <w:rStyle w:val="ListLabel48"/>
+            <w:rStyle w:val="ListLabel57"/>
             <w:spacing w:val="-10"/>
             <w:sz w:val="24"/>
           </w:rPr>
@@ -946,7 +955,7 @@
       <w:hyperlink w:anchor="h.dco5dgfv6p8i">
         <w:r>
           <w:rPr>
-            <w:rStyle w:val="ListLabel48"/>
+            <w:rStyle w:val="ListLabel57"/>
             <w:spacing w:val="-5"/>
             <w:sz w:val="24"/>
           </w:rPr>
@@ -954,7 +963,7 @@
         </w:r>
         <w:r>
           <w:rPr>
-            <w:rStyle w:val="ListLabel48"/>
+            <w:rStyle w:val="ListLabel57"/>
             <w:rFonts w:ascii="Times New Roman" w:hAnsi="Times New Roman"/>
             <w:sz w:val="24"/>
           </w:rPr>
@@ -962,7 +971,7 @@
         </w:r>
         <w:r>
           <w:rPr>
-            <w:rStyle w:val="ListLabel48"/>
+            <w:rStyle w:val="ListLabel57"/>
             <w:spacing w:val="-10"/>
             <w:sz w:val="24"/>
           </w:rPr>
@@ -1023,14 +1032,14 @@
       <w:hyperlink w:anchor="h.z21f0vefyael">
         <w:r>
           <w:rPr>
-            <w:rStyle w:val="ListLabel48"/>
+            <w:rStyle w:val="ListLabel57"/>
             <w:sz w:val="24"/>
           </w:rPr>
           <w:t>Cuestiones</w:t>
         </w:r>
         <w:r>
           <w:rPr>
-            <w:rStyle w:val="ListLabel48"/>
+            <w:rStyle w:val="ListLabel57"/>
             <w:spacing w:val="-3"/>
             <w:sz w:val="24"/>
           </w:rPr>
@@ -1038,14 +1047,14 @@
         </w:r>
         <w:r>
           <w:rPr>
-            <w:rStyle w:val="ListLabel48"/>
+            <w:rStyle w:val="ListLabel57"/>
             <w:sz w:val="24"/>
           </w:rPr>
           <w:t>para</w:t>
         </w:r>
         <w:r>
           <w:rPr>
-            <w:rStyle w:val="ListLabel48"/>
+            <w:rStyle w:val="ListLabel57"/>
             <w:spacing w:val="-2"/>
             <w:sz w:val="24"/>
           </w:rPr>
@@ -1053,7 +1062,7 @@
         </w:r>
         <w:r>
           <w:rPr>
-            <w:rStyle w:val="ListLabel48"/>
+            <w:rStyle w:val="ListLabel57"/>
             <w:rFonts w:ascii="Times New Roman" w:hAnsi="Times New Roman"/>
             <w:sz w:val="24"/>
           </w:rPr>
@@ -1061,7 +1070,7 @@
         </w:r>
         <w:r>
           <w:rPr>
-            <w:rStyle w:val="ListLabel48"/>
+            <w:rStyle w:val="ListLabel57"/>
             <w:spacing w:val="-10"/>
             <w:sz w:val="24"/>
           </w:rPr>
@@ -1086,7 +1095,7 @@
       <w:hyperlink w:anchor="h.dvf1bsqzgmbz">
         <w:r>
           <w:rPr>
-            <w:rStyle w:val="ListLabel48"/>
+            <w:rStyle w:val="ListLabel57"/>
             <w:spacing w:val="-5"/>
             <w:sz w:val="24"/>
           </w:rPr>
@@ -1094,7 +1103,7 @@
         </w:r>
         <w:r>
           <w:rPr>
-            <w:rStyle w:val="ListLabel48"/>
+            <w:rStyle w:val="ListLabel57"/>
             <w:rFonts w:ascii="Times New Roman" w:hAnsi="Times New Roman"/>
             <w:sz w:val="24"/>
           </w:rPr>
@@ -1102,7 +1111,7 @@
         </w:r>
         <w:r>
           <w:rPr>
-            <w:rStyle w:val="ListLabel48"/>
+            <w:rStyle w:val="ListLabel57"/>
             <w:spacing w:val="-10"/>
             <w:sz w:val="24"/>
           </w:rPr>
@@ -1127,7 +1136,7 @@
       <w:hyperlink w:anchor="h.bfpckbohud2x">
         <w:r>
           <w:rPr>
-            <w:rStyle w:val="ListLabel48"/>
+            <w:rStyle w:val="ListLabel57"/>
             <w:spacing w:val="-5"/>
             <w:sz w:val="24"/>
           </w:rPr>
@@ -1135,7 +1144,7 @@
         </w:r>
         <w:r>
           <w:rPr>
-            <w:rStyle w:val="ListLabel48"/>
+            <w:rStyle w:val="ListLabel57"/>
             <w:rFonts w:ascii="Times New Roman" w:hAnsi="Times New Roman"/>
             <w:sz w:val="24"/>
           </w:rPr>
@@ -1143,7 +1152,7 @@
         </w:r>
         <w:r>
           <w:rPr>
-            <w:rStyle w:val="ListLabel48"/>
+            <w:rStyle w:val="ListLabel57"/>
             <w:spacing w:val="-10"/>
             <w:sz w:val="24"/>
           </w:rPr>
@@ -1204,7 +1213,7 @@
       <w:hyperlink w:anchor="h.y654teddo8gq">
         <w:r>
           <w:rPr>
-            <w:rStyle w:val="ListLabel48"/>
+            <w:rStyle w:val="ListLabel57"/>
             <w:spacing w:val="-5"/>
             <w:sz w:val="24"/>
           </w:rPr>
@@ -1212,7 +1221,7 @@
         </w:r>
         <w:r>
           <w:rPr>
-            <w:rStyle w:val="ListLabel48"/>
+            <w:rStyle w:val="ListLabel57"/>
             <w:rFonts w:ascii="Times New Roman" w:hAnsi="Times New Roman"/>
             <w:sz w:val="24"/>
           </w:rPr>
@@ -1220,7 +1229,7 @@
         </w:r>
         <w:r>
           <w:rPr>
-            <w:rStyle w:val="ListLabel48"/>
+            <w:rStyle w:val="ListLabel57"/>
             <w:spacing w:val="-10"/>
             <w:sz w:val="24"/>
           </w:rPr>
@@ -1292,7 +1301,7 @@
       <w:hyperlink w:anchor="h.q9ztmbo4h2k1">
         <w:r>
           <w:rPr>
-            <w:rStyle w:val="ListLabel48"/>
+            <w:rStyle w:val="ListLabel57"/>
             <w:spacing w:val="-5"/>
             <w:sz w:val="24"/>
           </w:rPr>
@@ -1300,7 +1309,7 @@
         </w:r>
         <w:r>
           <w:rPr>
-            <w:rStyle w:val="ListLabel48"/>
+            <w:rStyle w:val="ListLabel57"/>
             <w:rFonts w:ascii="Times New Roman" w:hAnsi="Times New Roman"/>
             <w:sz w:val="24"/>
           </w:rPr>
@@ -1308,7 +1317,7 @@
         </w:r>
         <w:r>
           <w:rPr>
-            <w:rStyle w:val="ListLabel48"/>
+            <w:rStyle w:val="ListLabel57"/>
             <w:spacing w:val="-10"/>
             <w:sz w:val="24"/>
           </w:rPr>
@@ -1342,8 +1351,8 @@
           <w:sz w:val="24"/>
         </w:rPr>
       </w:pPr>
-      <w:bookmarkStart w:id="0" w:name="h.m3ev87vjocjw"/>
-      <w:bookmarkStart w:id="1" w:name="Autoevaluación_"/>
+      <w:bookmarkStart w:id="0" w:name="Autoevaluación_"/>
+      <w:bookmarkStart w:id="1" w:name="h.m3ev87vjocjw"/>
       <w:bookmarkEnd w:id="0"/>
       <w:bookmarkEnd w:id="1"/>
       <w:r>
@@ -1379,8 +1388,8 @@
         <w:ind w:left="23" w:right="0"/>
         <w:rPr/>
       </w:pPr>
-      <w:bookmarkStart w:id="2" w:name="h.9kgmcllzyqcd"/>
-      <w:bookmarkStart w:id="3" w:name="A34._¿Qué_tipo_devuelve_siempre_input()%"/>
+      <w:bookmarkStart w:id="2" w:name="A34._¿Qué_tipo_devuelve_siempre_input()%"/>
+      <w:bookmarkStart w:id="3" w:name="h.9kgmcllzyqcd"/>
       <w:bookmarkEnd w:id="2"/>
       <w:bookmarkEnd w:id="3"/>
       <w:r>
@@ -1527,8 +1536,8 @@
         <w:ind w:left="23" w:right="0"/>
         <w:rPr/>
       </w:pPr>
-      <w:bookmarkStart w:id="4" w:name="h.q4adf2x3fpwd"/>
-      <w:bookmarkStart w:id="5" w:name="A35._Si_el_usuario_escribe_25_en_n_=_inp"/>
+      <w:bookmarkStart w:id="4" w:name="A35._Si_el_usuario_escribe_25_en_n_=_inp"/>
+      <w:bookmarkStart w:id="5" w:name="h.q4adf2x3fpwd"/>
       <w:bookmarkEnd w:id="4"/>
       <w:bookmarkEnd w:id="5"/>
       <w:r>
@@ -1788,8 +1797,8 @@
         <w:ind w:left="23" w:right="0"/>
         <w:rPr/>
       </w:pPr>
-      <w:bookmarkStart w:id="6" w:name="h.ac37kyf0vggc"/>
-      <w:bookmarkStart w:id="7" w:name="A36._¿Qué_muestra_print(f&quot;{3.14159%3A.2f"/>
+      <w:bookmarkStart w:id="6" w:name="A36._¿Qué_muestra_print(f&quot;{3.14159%253A."/>
+      <w:bookmarkStart w:id="7" w:name="h.ac37kyf0vggc"/>
       <w:bookmarkEnd w:id="6"/>
       <w:bookmarkEnd w:id="7"/>
       <w:r>
@@ -1930,8 +1939,8 @@
         <w:ind w:left="23" w:right="0"/>
         <w:rPr/>
       </w:pPr>
-      <w:bookmarkStart w:id="8" w:name="h.dco5dgfv6p8i"/>
-      <w:bookmarkStart w:id="9" w:name="A37._El_parámetro_end=&quot;&quot;_de_print()_sirv"/>
+      <w:bookmarkStart w:id="8" w:name="A37._El_parámetro_end=&quot;&quot;_de_print()_sirv"/>
+      <w:bookmarkStart w:id="9" w:name="h.dco5dgfv6p8i"/>
       <w:bookmarkEnd w:id="8"/>
       <w:bookmarkEnd w:id="9"/>
       <w:r>
@@ -2174,8 +2183,8 @@
           <w:sz w:val="24"/>
         </w:rPr>
       </w:pPr>
-      <w:bookmarkStart w:id="10" w:name="h.z21f0vefyael"/>
-      <w:bookmarkStart w:id="11" w:name="Cuestiones_para_razonar_"/>
+      <w:bookmarkStart w:id="10" w:name="Cuestiones_para_razonar_"/>
+      <w:bookmarkStart w:id="11" w:name="h.z21f0vefyael"/>
       <w:bookmarkEnd w:id="10"/>
       <w:bookmarkEnd w:id="11"/>
       <w:r>
@@ -2220,8 +2229,8 @@
         <w:ind w:left="23" w:right="109"/>
         <w:rPr/>
       </w:pPr>
-      <w:bookmarkStart w:id="12" w:name="h.dvf1bsqzgmbz"/>
-      <w:bookmarkStart w:id="13" w:name="B16._¿Por_qué_input()_devuelve_texto_sie"/>
+      <w:bookmarkStart w:id="12" w:name="B16._¿Por_qué_input()_devuelve_texto_sie"/>
+      <w:bookmarkStart w:id="13" w:name="h.dvf1bsqzgmbz"/>
       <w:bookmarkEnd w:id="12"/>
       <w:bookmarkEnd w:id="13"/>
       <w:r>
@@ -2518,8 +2527,8 @@
         <w:ind w:left="23" w:right="0"/>
         <w:rPr/>
       </w:pPr>
-      <w:bookmarkStart w:id="14" w:name="h.bfpckbohud2x"/>
-      <w:bookmarkStart w:id="15" w:name="B17._Compara_print(&quot;Total%3A&quot;,_total)_co"/>
+      <w:bookmarkStart w:id="14" w:name="B17._Compara_print(&quot;Total%253A&quot;,_total)_"/>
+      <w:bookmarkStart w:id="15" w:name="h.bfpckbohud2x"/>
       <w:bookmarkEnd w:id="14"/>
       <w:bookmarkEnd w:id="15"/>
       <w:r>
@@ -2917,9 +2926,9 @@
           <w:sz w:val="24"/>
         </w:rPr>
       </w:pPr>
-      <w:bookmarkStart w:id="16" w:name="_"/>
+      <w:bookmarkStart w:id="16" w:name="__Copia_1"/>
       <w:bookmarkStart w:id="17" w:name="Ejercicios_"/>
-      <w:bookmarkStart w:id="18" w:name="__Copia_1"/>
+      <w:bookmarkStart w:id="18" w:name="_"/>
       <w:bookmarkEnd w:id="16"/>
       <w:bookmarkEnd w:id="17"/>
       <w:bookmarkEnd w:id="18"/>
@@ -2957,9 +2966,9 @@
         <w:ind w:left="23" w:right="109"/>
         <w:rPr/>
       </w:pPr>
-      <w:bookmarkStart w:id="19" w:name="h.y654teddo8gq"/>
+      <w:bookmarkStart w:id="19" w:name="__Copia_2"/>
       <w:bookmarkStart w:id="20" w:name="C25._Escribe_un_programa_que_pida_nombre"/>
-      <w:bookmarkStart w:id="21" w:name="__Copia_2"/>
+      <w:bookmarkStart w:id="21" w:name="h.y654teddo8gq"/>
       <w:bookmarkEnd w:id="19"/>
       <w:bookmarkEnd w:id="20"/>
       <w:bookmarkEnd w:id="21"/>
@@ -3097,7 +3106,7 @@
           <w:sz w:val="17"/>
         </w:rPr>
         <w:drawing>
-          <wp:anchor behindDoc="1" distT="0" distB="0" distL="0" distR="0" simplePos="0" locked="0" layoutInCell="0" allowOverlap="1" relativeHeight="11">
+          <wp:anchor behindDoc="1" distT="0" distB="0" distL="0" distR="0" simplePos="0" locked="0" layoutInCell="0" allowOverlap="1" relativeHeight="77">
             <wp:simplePos x="0" y="0"/>
             <wp:positionH relativeFrom="page">
               <wp:posOffset>933450</wp:posOffset>
@@ -3273,7 +3282,7 @@
           <w:sz w:val="16"/>
         </w:rPr>
         <w:drawing>
-          <wp:anchor behindDoc="1" distT="0" distB="0" distL="0" distR="0" simplePos="0" locked="0" layoutInCell="0" allowOverlap="1" relativeHeight="12">
+          <wp:anchor behindDoc="1" distT="0" distB="0" distL="0" distR="0" simplePos="0" locked="0" layoutInCell="0" allowOverlap="1" relativeHeight="78">
             <wp:simplePos x="0" y="0"/>
             <wp:positionH relativeFrom="page">
               <wp:posOffset>933450</wp:posOffset>
@@ -3336,13 +3345,13 @@
         <w:ind w:left="23" w:right="109"/>
         <w:rPr/>
       </w:pPr>
-      <w:bookmarkStart w:id="23" w:name="h.q9ztmbo4h2k1"/>
-      <w:bookmarkStart w:id="24" w:name="C27._Escribe_un_programa_que_pida_los_la"/>
+      <w:bookmarkStart w:id="23" w:name="C27._Escribe_un_programa_que_pida_los_la"/>
+      <w:bookmarkStart w:id="24" w:name="h.q9ztmbo4h2k1"/>
       <w:bookmarkEnd w:id="23"/>
       <w:bookmarkEnd w:id="24"/>
       <w:r>
         <w:drawing>
-          <wp:anchor behindDoc="0" distT="0" distB="0" distL="0" distR="0" simplePos="0" locked="0" layoutInCell="0" allowOverlap="1" relativeHeight="77">
+          <wp:anchor behindDoc="0" distT="0" distB="0" distL="0" distR="0" simplePos="0" locked="0" layoutInCell="0" allowOverlap="1" relativeHeight="80">
             <wp:simplePos x="0" y="0"/>
             <wp:positionH relativeFrom="page">
               <wp:posOffset>933450</wp:posOffset>
@@ -3773,9 +3782,11 @@
         </w:rPr>
       </w:pPr>
       <w:r>
-        <w:rPr/>
+        <w:rPr>
+          <w:spacing w:val="-2"/>
+        </w:rPr>
         <w:drawing>
-          <wp:anchor behindDoc="0" distT="0" distB="0" distL="0" distR="0" simplePos="0" locked="0" layoutInCell="0" allowOverlap="1" relativeHeight="78">
+          <wp:anchor behindDoc="0" distT="0" distB="0" distL="0" distR="0" simplePos="0" locked="0" layoutInCell="0" allowOverlap="1" relativeHeight="81">
             <wp:simplePos x="0" y="0"/>
             <wp:positionH relativeFrom="column">
               <wp:align>center</wp:align>
@@ -3827,6 +3838,7 @@
     <w:p>
       <w:pPr>
         <w:pStyle w:val="BodyText"/>
+        <w:spacing w:before="0" w:after="0"/>
         <w:ind w:left="23" w:right="0"/>
         <w:rPr/>
       </w:pPr>
@@ -3976,7 +3988,7 @@
           <w:sz w:val="24"/>
         </w:rPr>
       </w:pPr>
-      <w:bookmarkStart w:id="28" w:name="1._Análisis%3A_documentad_entradas,_sali"/>
+      <w:bookmarkStart w:id="28" w:name="1._Análisis%253A_documentad_entradas,_sa"/>
       <w:bookmarkEnd w:id="28"/>
       <w:r>
         <w:rPr>
@@ -4013,7 +4025,7 @@
           <w:sz w:val="24"/>
         </w:rPr>
       </w:pPr>
-      <w:bookmarkStart w:id="29" w:name="2._Diseño%3A_pseudocódigo_y_diagrama_de_"/>
+      <w:bookmarkStart w:id="29" w:name="2._Diseño%253A_pseudocódigo_y_diagrama_d"/>
       <w:bookmarkEnd w:id="29"/>
       <w:r>
         <w:rPr>
@@ -4162,7 +4174,7 @@
           <w:sz w:val="24"/>
         </w:rPr>
       </w:pPr>
-      <w:bookmarkStart w:id="30" w:name="3._Codificación%3A_programa_en_Python_co"/>
+      <w:bookmarkStart w:id="30" w:name="3._Codificación%253A_programa_en_Python_"/>
       <w:bookmarkEnd w:id="30"/>
       <w:r>
         <w:rPr>
@@ -4281,7 +4293,7 @@
           <w:sz w:val="24"/>
         </w:rPr>
       </w:pPr>
-      <w:bookmarkStart w:id="31" w:name="4._Pruebas%3A_tabla_con_al_menos_seis_ca"/>
+      <w:bookmarkStart w:id="31" w:name="4._Pruebas%253A_tabla_con_al_menos_seis_"/>
       <w:bookmarkEnd w:id="31"/>
       <w:r>
         <w:rPr>
@@ -4430,7 +4442,7 @@
           <w:sz w:val="24"/>
         </w:rPr>
       </w:pPr>
-      <w:bookmarkStart w:id="32" w:name="5._Documentación%3A_docstring,_comentari"/>
+      <w:bookmarkStart w:id="32" w:name="5._Documentación%253A_docstring,_comenta"/>
       <w:bookmarkEnd w:id="32"/>
       <w:r>
         <w:rPr>
@@ -4467,7 +4479,7 @@
           <w:sz w:val="24"/>
         </w:rPr>
       </w:pPr>
-      <w:bookmarkStart w:id="33" w:name="6._Entrega%3A_repositorio_Git_con_el_cód"/>
+      <w:bookmarkStart w:id="33" w:name="6._Entrega%253A_repositorio_Git_con_el_c"/>
       <w:bookmarkEnd w:id="33"/>
       <w:r>
         <w:rPr>
@@ -4618,141 +4630,8 @@
           <w:szCs w:val="24"/>
         </w:rPr>
       </w:pPr>
-      <w:bookmarkStart w:id="34" w:name="Práctica_D3_—_Calculadora_de_presupuesto"/>
-      <w:bookmarkEnd w:id="34"/>
-      <w:r>
-        <w:rPr>
-          <w:b/>
-          <w:bCs/>
-          <w:sz w:val="24"/>
-          <w:szCs w:val="24"/>
-        </w:rPr>
-        <w:t xml:space="preserve">Práctica D3 — Calculadora de presupuestos (2 h) </w:t>
-      </w:r>
-      <w:bookmarkStart w:id="35" w:name="Partiendo_del_programa_presupuesto.py_de"/>
-      <w:bookmarkEnd w:id="35"/>
-      <w:r>
-        <w:rPr>
-          <w:b/>
-          <w:bCs/>
-          <w:sz w:val="24"/>
-          <w:szCs w:val="24"/>
-        </w:rPr>
-        <w:t>Partiendo</w:t>
-      </w:r>
-      <w:r>
-        <w:rPr>
-          <w:b/>
-          <w:bCs/>
-          <w:spacing w:val="-7"/>
-          <w:sz w:val="24"/>
-          <w:szCs w:val="24"/>
-        </w:rPr>
-        <w:t xml:space="preserve"> </w:t>
-      </w:r>
-      <w:r>
-        <w:rPr>
-          <w:b/>
-          <w:bCs/>
-          <w:sz w:val="24"/>
-          <w:szCs w:val="24"/>
-        </w:rPr>
-        <w:t>del</w:t>
-      </w:r>
-      <w:r>
-        <w:rPr>
-          <w:b/>
-          <w:bCs/>
-          <w:spacing w:val="-7"/>
-          <w:sz w:val="24"/>
-          <w:szCs w:val="24"/>
-        </w:rPr>
-        <w:t xml:space="preserve"> </w:t>
-      </w:r>
-      <w:r>
-        <w:rPr>
-          <w:b/>
-          <w:bCs/>
-          <w:sz w:val="24"/>
-          <w:szCs w:val="24"/>
-        </w:rPr>
-        <w:t>programa</w:t>
-      </w:r>
-      <w:r>
-        <w:rPr>
-          <w:b/>
-          <w:bCs/>
-          <w:spacing w:val="-7"/>
-          <w:sz w:val="24"/>
-          <w:szCs w:val="24"/>
-        </w:rPr>
-        <w:t xml:space="preserve"> </w:t>
-      </w:r>
-      <w:r>
-        <w:rPr>
-          <w:b/>
-          <w:bCs/>
-          <w:sz w:val="24"/>
-          <w:szCs w:val="24"/>
-        </w:rPr>
-        <w:t>presupuesto.py</w:t>
-      </w:r>
-      <w:r>
-        <w:rPr>
-          <w:b/>
-          <w:bCs/>
-          <w:spacing w:val="-7"/>
-          <w:sz w:val="24"/>
-          <w:szCs w:val="24"/>
-        </w:rPr>
-        <w:t xml:space="preserve"> </w:t>
-      </w:r>
-      <w:r>
-        <w:rPr>
-          <w:b/>
-          <w:bCs/>
-          <w:sz w:val="24"/>
-          <w:szCs w:val="24"/>
-        </w:rPr>
-        <w:t>del</w:t>
-      </w:r>
-      <w:r>
-        <w:rPr>
-          <w:b/>
-          <w:bCs/>
-          <w:spacing w:val="-7"/>
-          <w:sz w:val="24"/>
-          <w:szCs w:val="24"/>
-        </w:rPr>
-        <w:t xml:space="preserve"> </w:t>
-      </w:r>
-      <w:r>
-        <w:rPr>
-          <w:b/>
-          <w:bCs/>
-          <w:sz w:val="24"/>
-          <w:szCs w:val="24"/>
-        </w:rPr>
-        <w:t>apartado</w:t>
-      </w:r>
-      <w:r>
-        <w:rPr>
-          <w:b/>
-          <w:bCs/>
-          <w:spacing w:val="-7"/>
-          <w:sz w:val="24"/>
-          <w:szCs w:val="24"/>
-        </w:rPr>
-        <w:t xml:space="preserve"> </w:t>
-      </w:r>
-      <w:r>
-        <w:rPr>
-          <w:b/>
-          <w:bCs/>
-          <w:sz w:val="24"/>
-          <w:szCs w:val="24"/>
-        </w:rPr>
-        <w:t>10.4,</w:t>
+      <w:r>
+        <w:rPr/>
       </w:r>
     </w:p>
     <w:p>
@@ -4760,111 +4639,17 @@
         <w:pStyle w:val="BodyText"/>
         <w:spacing w:lineRule="auto" w:line="276"/>
         <w:ind w:left="23" w:right="0"/>
-        <w:rPr/>
-      </w:pPr>
-      <w:r>
-        <w:rPr/>
-        <w:t>amplíalo</w:t>
-      </w:r>
-      <w:r>
-        <w:rPr>
-          <w:spacing w:val="-4"/>
-        </w:rPr>
-        <w:t xml:space="preserve"> </w:t>
-      </w:r>
-      <w:r>
-        <w:rPr/>
-        <w:t>para</w:t>
-      </w:r>
-      <w:r>
-        <w:rPr>
-          <w:spacing w:val="-4"/>
-        </w:rPr>
-        <w:t xml:space="preserve"> </w:t>
-      </w:r>
-      <w:r>
-        <w:rPr/>
-        <w:t>que:</w:t>
-      </w:r>
-      <w:r>
-        <w:rPr>
-          <w:spacing w:val="-4"/>
-        </w:rPr>
-        <w:t xml:space="preserve"> </w:t>
-      </w:r>
-      <w:r>
-        <w:rPr/>
-        <w:t>(a)</w:t>
-      </w:r>
-      <w:r>
-        <w:rPr>
-          <w:spacing w:val="-4"/>
-        </w:rPr>
-        <w:t xml:space="preserve"> </w:t>
-      </w:r>
-      <w:r>
-        <w:rPr/>
-        <w:t>pida</w:t>
-      </w:r>
-      <w:r>
-        <w:rPr>
-          <w:spacing w:val="-4"/>
-        </w:rPr>
-        <w:t xml:space="preserve"> </w:t>
-      </w:r>
-      <w:r>
-        <w:rPr/>
-        <w:t>también</w:t>
-      </w:r>
-      <w:r>
-        <w:rPr>
-          <w:spacing w:val="-4"/>
-        </w:rPr>
-        <w:t xml:space="preserve"> </w:t>
-      </w:r>
-      <w:r>
-        <w:rPr/>
-        <w:t>un</w:t>
-      </w:r>
-      <w:r>
-        <w:rPr>
-          <w:spacing w:val="-4"/>
-        </w:rPr>
-        <w:t xml:space="preserve"> </w:t>
-      </w:r>
-      <w:r>
-        <w:rPr/>
-        <w:t>porcentaje</w:t>
-      </w:r>
-      <w:r>
-        <w:rPr>
-          <w:spacing w:val="-4"/>
-        </w:rPr>
-        <w:t xml:space="preserve"> </w:t>
-      </w:r>
-      <w:r>
-        <w:rPr/>
-        <w:t>de</w:t>
-      </w:r>
-      <w:r>
-        <w:rPr>
-          <w:spacing w:val="-4"/>
-        </w:rPr>
-        <w:t xml:space="preserve"> </w:t>
-      </w:r>
-      <w:r>
-        <w:rPr/>
-        <w:t>descuento</w:t>
-      </w:r>
-      <w:r>
-        <w:rPr>
-          <w:spacing w:val="-4"/>
-        </w:rPr>
-        <w:t xml:space="preserve"> </w:t>
-      </w:r>
-      <w:r>
-        <w:rPr/>
-        <w:t>y lo aplique sobre la base; (b) muestre el ahorro obtenido; (c) presente todos los importes alineados con dos decimales; (d) use constantes para el IVA, el envío y el umbral de envío gratuito.</w:t>
+        <w:rPr>
+          <w:b w:val="false"/>
+          <w:bCs w:val="false"/>
+        </w:rPr>
+      </w:pPr>
+      <w:r>
+        <w:rPr>
+          <w:b w:val="false"/>
+          <w:bCs w:val="false"/>
+        </w:rPr>
+        <w:t>Solución propuesta a la práctica:</w:t>
       </w:r>
     </w:p>
     <w:p>
@@ -4872,91 +4657,16 @@
         <w:pStyle w:val="BodyText"/>
         <w:spacing w:lineRule="auto" w:line="276"/>
         <w:ind w:left="23" w:right="0"/>
-        <w:rPr/>
-      </w:pPr>
-      <w:r>
-        <w:rPr/>
-        <w:t>Documenta</w:t>
-      </w:r>
-      <w:r>
-        <w:rPr>
-          <w:spacing w:val="-5"/>
-        </w:rPr>
-        <w:t xml:space="preserve"> </w:t>
-      </w:r>
-      <w:r>
-        <w:rPr/>
-        <w:t>el</w:t>
-      </w:r>
-      <w:r>
-        <w:rPr>
-          <w:spacing w:val="-5"/>
-        </w:rPr>
-        <w:t xml:space="preserve"> </w:t>
-      </w:r>
-      <w:r>
-        <w:rPr/>
-        <w:t>programa</w:t>
-      </w:r>
-      <w:r>
-        <w:rPr>
-          <w:spacing w:val="-5"/>
-        </w:rPr>
-        <w:t xml:space="preserve"> </w:t>
-      </w:r>
-      <w:r>
-        <w:rPr/>
-        <w:t>y</w:t>
-      </w:r>
-      <w:r>
-        <w:rPr>
-          <w:spacing w:val="-5"/>
-        </w:rPr>
-        <w:t xml:space="preserve"> </w:t>
-      </w:r>
-      <w:r>
-        <w:rPr/>
-        <w:t>comprueba</w:t>
-      </w:r>
-      <w:r>
-        <w:rPr>
-          <w:spacing w:val="-5"/>
-        </w:rPr>
-        <w:t xml:space="preserve"> </w:t>
-      </w:r>
-      <w:r>
-        <w:rPr/>
-        <w:t>su</w:t>
-      </w:r>
-      <w:r>
-        <w:rPr>
-          <w:spacing w:val="-5"/>
-        </w:rPr>
-        <w:t xml:space="preserve"> </w:t>
-      </w:r>
-      <w:r>
-        <w:rPr/>
-        <w:t>comportamiento</w:t>
-      </w:r>
-      <w:r>
-        <w:rPr>
-          <w:spacing w:val="-5"/>
-        </w:rPr>
-        <w:t xml:space="preserve"> </w:t>
-      </w:r>
-      <w:r>
-        <w:rPr/>
-        <w:t>con</w:t>
-      </w:r>
-      <w:r>
-        <w:rPr>
-          <w:spacing w:val="-5"/>
-        </w:rPr>
-        <w:t xml:space="preserve"> </w:t>
-      </w:r>
-      <w:r>
-        <w:rPr/>
-        <w:t>tres pedidos distintos, uno de ellos por encima del umbral.</w:t>
+        <w:rPr>
+          <w:b w:val="false"/>
+          <w:bCs w:val="false"/>
+        </w:rPr>
+      </w:pPr>
+      <w:r>
+        <w:rPr>
+          <w:b w:val="false"/>
+          <w:bCs w:val="false"/>
+        </w:rPr>
       </w:r>
     </w:p>
     <w:p>
@@ -4964,10 +4674,17 @@
         <w:pStyle w:val="BodyText"/>
         <w:spacing w:lineRule="auto" w:line="276"/>
         <w:ind w:left="23" w:right="0"/>
-        <w:rPr/>
-      </w:pPr>
-      <w:r>
-        <w:rPr/>
+        <w:rPr>
+          <w:b/>
+          <w:bCs/>
+        </w:rPr>
+      </w:pPr>
+      <w:r>
+        <w:rPr>
+          <w:b/>
+          <w:bCs/>
+        </w:rPr>
+        <w:t>-Análisis:</w:t>
       </w:r>
     </w:p>
     <w:p>
@@ -4982,10 +4699,19 @@
       </w:pPr>
       <w:r>
         <w:rPr>
-          <w:b w:val="false"/>
-          <w:bCs w:val="false"/>
-        </w:rPr>
-        <w:t>Solución propuesta a la práctica:</w:t>
+          <w:rStyle w:val="Strong"/>
+          <w:b/>
+          <w:bCs/>
+        </w:rPr>
+        <w:t>-Entradas:</w:t>
+      </w:r>
+      <w:r>
+        <w:rPr>
+          <w:b w:val="false"/>
+          <w:bCs w:val="false"/>
+        </w:rPr>
+        <w:br/>
+        <w:t>El programa solicitará el nombre del artículo, el precio unitario sin IVA, el número de unidades y el porcentaje de descuento que se desea aplicar.</w:t>
       </w:r>
     </w:p>
     <w:p>
@@ -5008,6 +4734,82 @@
     <w:p>
       <w:pPr>
         <w:pStyle w:val="BodyText"/>
+        <w:spacing w:before="0" w:after="283"/>
+        <w:rPr/>
+      </w:pPr>
+      <w:r>
+        <w:rPr>
+          <w:rStyle w:val="Strong"/>
+          <w:b/>
+          <w:bCs/>
+        </w:rPr>
+        <w:t>-Salidas:</w:t>
+      </w:r>
+      <w:r>
+        <w:rPr>
+          <w:b w:val="false"/>
+          <w:bCs w:val="false"/>
+        </w:rPr>
+        <w:br/>
+        <w:t>El programa mostrará la base imponible inicial, el ahorro obtenido mediante el descuento, la base una vez aplicado el descuento, el importe del IVA, los gastos de envío y el importe total del pedido.</w:t>
+      </w:r>
+    </w:p>
+    <w:p>
+      <w:pPr>
+        <w:pStyle w:val="BodyText"/>
+        <w:spacing w:before="0" w:after="283"/>
+        <w:rPr/>
+      </w:pPr>
+      <w:r>
+        <w:rPr>
+          <w:rStyle w:val="Strong"/>
+          <w:b/>
+          <w:bCs/>
+        </w:rPr>
+        <w:t>-Restricciones:</w:t>
+      </w:r>
+      <w:r>
+        <w:rPr>
+          <w:b w:val="false"/>
+          <w:bCs w:val="false"/>
+        </w:rPr>
+        <w:br/>
+        <w:t xml:space="preserve">El precio, las unidades y el porcentaje de descuento deben introducirse como valores numéricos válidos. El descuento se aplicará sobre la base imponible antes de calcular el IVA. Los gastos de envío serán de </w:t>
+      </w:r>
+      <w:r>
+        <w:rPr>
+          <w:rStyle w:val="Textooriginal"/>
+          <w:b w:val="false"/>
+          <w:bCs w:val="false"/>
+        </w:rPr>
+        <w:t>4,95 €</w:t>
+      </w:r>
+      <w:r>
+        <w:rPr>
+          <w:b w:val="false"/>
+          <w:bCs w:val="false"/>
+        </w:rPr>
+        <w:t xml:space="preserve">, excepto cuando el importe utilizado para comprobar el umbral sea igual o superior a </w:t>
+      </w:r>
+      <w:r>
+        <w:rPr>
+          <w:rStyle w:val="Textooriginal"/>
+          <w:b w:val="false"/>
+          <w:bCs w:val="false"/>
+        </w:rPr>
+        <w:t>50 €</w:t>
+      </w:r>
+      <w:r>
+        <w:rPr>
+          <w:b w:val="false"/>
+          <w:bCs w:val="false"/>
+        </w:rPr>
+        <w:t>, en cuyo caso el envío será gratuito.</w:t>
+      </w:r>
+    </w:p>
+    <w:p>
+      <w:pPr>
+        <w:pStyle w:val="BodyText"/>
         <w:spacing w:lineRule="auto" w:line="276"/>
         <w:ind w:left="23" w:right="0"/>
         <w:rPr>
@@ -5020,7 +4822,7 @@
           <w:b/>
           <w:bCs/>
         </w:rPr>
-        <w:t>-Análisis:</w:t>
+        <w:t>A continuación dejamos reflejado el pseudocódigo:</w:t>
       </w:r>
     </w:p>
     <w:p>
@@ -5029,25 +4831,16 @@
         <w:spacing w:lineRule="auto" w:line="276"/>
         <w:ind w:left="23" w:right="0"/>
         <w:rPr>
-          <w:b w:val="false"/>
-          <w:bCs w:val="false"/>
-        </w:rPr>
-      </w:pPr>
-      <w:r>
-        <w:rPr>
-          <w:rStyle w:val="Strong"/>
           <w:b/>
           <w:bCs/>
         </w:rPr>
-        <w:t>-Entradas:</w:t>
-      </w:r>
-      <w:r>
-        <w:rPr>
-          <w:b w:val="false"/>
-          <w:bCs w:val="false"/>
-        </w:rPr>
-        <w:br/>
-        <w:t>El programa solicitará el nombre del artículo, el precio unitario sin IVA, el número de unidades y el porcentaje de descuento que se desea aplicar.</w:t>
+      </w:pPr>
+      <w:r>
+        <w:rPr>
+          <w:b w:val="false"/>
+          <w:bCs w:val="false"/>
+        </w:rPr>
+        <w:t>Inicio</w:t>
       </w:r>
     </w:p>
     <w:p>
@@ -5065,82 +4858,14 @@
           <w:b w:val="false"/>
           <w:bCs w:val="false"/>
         </w:rPr>
-      </w:r>
-    </w:p>
-    <w:p>
-      <w:pPr>
-        <w:pStyle w:val="BodyText"/>
-        <w:spacing w:before="0" w:after="283"/>
-        <w:rPr/>
-      </w:pPr>
-      <w:r>
-        <w:rPr>
-          <w:rStyle w:val="Strong"/>
-          <w:b/>
-          <w:bCs/>
-        </w:rPr>
-        <w:t>-Salidas:</w:t>
-      </w:r>
-      <w:r>
-        <w:rPr>
-          <w:b w:val="false"/>
-          <w:bCs w:val="false"/>
-        </w:rPr>
-        <w:br/>
-        <w:t>El programa mostrará la base imponible inicial, el ahorro obtenido mediante el descuento, la base una vez aplicado el descuento, el importe del IVA, los gastos de envío y el importe total del pedido.</w:t>
-      </w:r>
-    </w:p>
-    <w:p>
-      <w:pPr>
-        <w:pStyle w:val="BodyText"/>
-        <w:spacing w:before="0" w:after="283"/>
-        <w:rPr/>
-      </w:pPr>
-      <w:r>
-        <w:rPr>
-          <w:rStyle w:val="Strong"/>
-          <w:b/>
-          <w:bCs/>
-        </w:rPr>
-        <w:t>-Restricciones:</w:t>
-      </w:r>
-      <w:r>
-        <w:rPr>
-          <w:b w:val="false"/>
-          <w:bCs w:val="false"/>
-        </w:rPr>
-        <w:br/>
-        <w:t xml:space="preserve">El precio, las unidades y el porcentaje de descuento deben introducirse como valores numéricos válidos. El descuento se aplicará sobre la base imponible antes de calcular el IVA. Los gastos de envío serán de </w:t>
-      </w:r>
-      <w:r>
-        <w:rPr>
-          <w:rStyle w:val="Textooriginal"/>
-          <w:b w:val="false"/>
-          <w:bCs w:val="false"/>
-        </w:rPr>
-        <w:t>4,95 €</w:t>
-      </w:r>
-      <w:r>
-        <w:rPr>
-          <w:b w:val="false"/>
-          <w:bCs w:val="false"/>
-        </w:rPr>
-        <w:t xml:space="preserve">, excepto cuando el importe utilizado para comprobar el umbral sea igual o superior a </w:t>
-      </w:r>
-      <w:r>
-        <w:rPr>
-          <w:rStyle w:val="Textooriginal"/>
-          <w:b w:val="false"/>
-          <w:bCs w:val="false"/>
-        </w:rPr>
-        <w:t>50 €</w:t>
-      </w:r>
-      <w:r>
-        <w:rPr>
-          <w:b w:val="false"/>
-          <w:bCs w:val="false"/>
-        </w:rPr>
-        <w:t>, en cuyo caso el envío será gratuito.</w:t>
+        <w:t xml:space="preserve">    </w:t>
+      </w:r>
+      <w:r>
+        <w:rPr>
+          <w:b w:val="false"/>
+          <w:bCs w:val="false"/>
+        </w:rPr>
+        <w:t>IVA_GENERAL &lt;- 0,21</w:t>
       </w:r>
     </w:p>
     <w:p>
@@ -5149,16 +4874,23 @@
         <w:spacing w:lineRule="auto" w:line="276"/>
         <w:ind w:left="23" w:right="0"/>
         <w:rPr>
-          <w:b/>
-          <w:bCs/>
-        </w:rPr>
-      </w:pPr>
-      <w:r>
-        <w:rPr>
-          <w:b/>
-          <w:bCs/>
-        </w:rPr>
-        <w:t>A continuación dejamos reflejado el pseudocódigo:</w:t>
+          <w:b w:val="false"/>
+          <w:bCs w:val="false"/>
+        </w:rPr>
+      </w:pPr>
+      <w:r>
+        <w:rPr>
+          <w:b w:val="false"/>
+          <w:bCs w:val="false"/>
+        </w:rPr>
+        <w:t xml:space="preserve">    </w:t>
+      </w:r>
+      <w:r>
+        <w:rPr>
+          <w:b w:val="false"/>
+          <w:bCs w:val="false"/>
+        </w:rPr>
+        <w:t>ENVIO &lt;- 4,95</w:t>
       </w:r>
     </w:p>
     <w:p>
@@ -5167,16 +4899,23 @@
         <w:spacing w:lineRule="auto" w:line="276"/>
         <w:ind w:left="23" w:right="0"/>
         <w:rPr>
-          <w:b/>
-          <w:bCs/>
-        </w:rPr>
-      </w:pPr>
-      <w:r>
-        <w:rPr>
-          <w:b w:val="false"/>
-          <w:bCs w:val="false"/>
-        </w:rPr>
-        <w:t>Inicio</w:t>
+          <w:b w:val="false"/>
+          <w:bCs w:val="false"/>
+        </w:rPr>
+      </w:pPr>
+      <w:r>
+        <w:rPr>
+          <w:b w:val="false"/>
+          <w:bCs w:val="false"/>
+        </w:rPr>
+        <w:t xml:space="preserve">    </w:t>
+      </w:r>
+      <w:r>
+        <w:rPr>
+          <w:b w:val="false"/>
+          <w:bCs w:val="false"/>
+        </w:rPr>
+        <w:t>UMBRAL_ENVIO_GRATIS &lt;- 50</w:t>
       </w:r>
     </w:p>
     <w:p>
@@ -5194,14 +4933,6 @@
           <w:b w:val="false"/>
           <w:bCs w:val="false"/>
         </w:rPr>
-        <w:t xml:space="preserve">    </w:t>
-      </w:r>
-      <w:r>
-        <w:rPr>
-          <w:b w:val="false"/>
-          <w:bCs w:val="false"/>
-        </w:rPr>
-        <w:t>IVA_GENERAL &lt;- 0,21</w:t>
       </w:r>
     </w:p>
     <w:p>
@@ -5226,7 +4957,7 @@
           <w:b w:val="false"/>
           <w:bCs w:val="false"/>
         </w:rPr>
-        <w:t>ENVIO &lt;- 4,95</w:t>
+        <w:t>Escribir "Artículo:"</w:t>
       </w:r>
     </w:p>
     <w:p>
@@ -5251,7 +4982,7 @@
           <w:b w:val="false"/>
           <w:bCs w:val="false"/>
         </w:rPr>
-        <w:t>UMBRAL_ENVIO_GRATIS &lt;- 50</w:t>
+        <w:t>Leer articulo</w:t>
       </w:r>
     </w:p>
     <w:p>
@@ -5293,7 +5024,7 @@
           <w:b w:val="false"/>
           <w:bCs w:val="false"/>
         </w:rPr>
-        <w:t>Escribir "Artículo:"</w:t>
+        <w:t>Escribir "Precio unitario sin IVA:"</w:t>
       </w:r>
     </w:p>
     <w:p>
@@ -5318,7 +5049,7 @@
           <w:b w:val="false"/>
           <w:bCs w:val="false"/>
         </w:rPr>
-        <w:t>Leer articulo</w:t>
+        <w:t>Leer precio</w:t>
       </w:r>
     </w:p>
     <w:p>
@@ -5360,7 +5091,7 @@
           <w:b w:val="false"/>
           <w:bCs w:val="false"/>
         </w:rPr>
-        <w:t>Escribir "Precio unitario sin IVA:"</w:t>
+        <w:t>Escribir "Unidades:"</w:t>
       </w:r>
     </w:p>
     <w:p>
@@ -5385,7 +5116,7 @@
           <w:b w:val="false"/>
           <w:bCs w:val="false"/>
         </w:rPr>
-        <w:t>Leer precio</w:t>
+        <w:t>Leer unidades</w:t>
       </w:r>
     </w:p>
     <w:p>
@@ -5427,7 +5158,7 @@
           <w:b w:val="false"/>
           <w:bCs w:val="false"/>
         </w:rPr>
-        <w:t>Escribir "Unidades:"</w:t>
+        <w:t>Escribir "Descuento:"</w:t>
       </w:r>
     </w:p>
     <w:p>
@@ -5452,7 +5183,7 @@
           <w:b w:val="false"/>
           <w:bCs w:val="false"/>
         </w:rPr>
-        <w:t>Leer unidades</w:t>
+        <w:t>Leer descuento</w:t>
       </w:r>
     </w:p>
     <w:p>
@@ -5494,7 +5225,7 @@
           <w:b w:val="false"/>
           <w:bCs w:val="false"/>
         </w:rPr>
-        <w:t>Escribir "Descuento:"</w:t>
+        <w:t>base &lt;- precio * unidades</w:t>
       </w:r>
     </w:p>
     <w:p>
@@ -5519,7 +5250,7 @@
           <w:b w:val="false"/>
           <w:bCs w:val="false"/>
         </w:rPr>
-        <w:t>Leer descuento</w:t>
+        <w:t>ahorro &lt;- base * descuento / 100</w:t>
       </w:r>
     </w:p>
     <w:p>
@@ -5537,6 +5268,14 @@
           <w:b w:val="false"/>
           <w:bCs w:val="false"/>
         </w:rPr>
+        <w:t xml:space="preserve">    </w:t>
+      </w:r>
+      <w:r>
+        <w:rPr>
+          <w:b w:val="false"/>
+          <w:bCs w:val="false"/>
+        </w:rPr>
+        <w:t>base_descuento &lt;- base - ahorro</w:t>
       </w:r>
     </w:p>
     <w:p>
@@ -5561,7 +5300,7 @@
           <w:b w:val="false"/>
           <w:bCs w:val="false"/>
         </w:rPr>
-        <w:t>base &lt;- precio * unidades</w:t>
+        <w:t>iva &lt;- base_descuento * IVA_GENERAL</w:t>
       </w:r>
     </w:p>
     <w:p>
@@ -5579,14 +5318,6 @@
           <w:b w:val="false"/>
           <w:bCs w:val="false"/>
         </w:rPr>
-        <w:t xml:space="preserve">    </w:t>
-      </w:r>
-      <w:r>
-        <w:rPr>
-          <w:b w:val="false"/>
-          <w:bCs w:val="false"/>
-        </w:rPr>
-        <w:t>ahorro &lt;- base * descuento / 100</w:t>
       </w:r>
     </w:p>
     <w:p>
@@ -5611,7 +5342,7 @@
           <w:b w:val="false"/>
           <w:bCs w:val="false"/>
         </w:rPr>
-        <w:t>base_descuento &lt;- base - ahorro</w:t>
+        <w:t>Si base_descuento &gt;= UMBRAL_ENVIO_GRATIS Entonces</w:t>
       </w:r>
     </w:p>
     <w:p>
@@ -5629,14 +5360,14 @@
           <w:b w:val="false"/>
           <w:bCs w:val="false"/>
         </w:rPr>
-        <w:t xml:space="preserve">    </w:t>
-      </w:r>
-      <w:r>
-        <w:rPr>
-          <w:b w:val="false"/>
-          <w:bCs w:val="false"/>
-        </w:rPr>
-        <w:t>iva &lt;- base_descuento * IVA_GENERAL</w:t>
+        <w:t xml:space="preserve">        </w:t>
+      </w:r>
+      <w:r>
+        <w:rPr>
+          <w:b w:val="false"/>
+          <w:bCs w:val="false"/>
+        </w:rPr>
+        <w:t>envio &lt;- 0</w:t>
       </w:r>
     </w:p>
     <w:p>
@@ -5654,6 +5385,14 @@
           <w:b w:val="false"/>
           <w:bCs w:val="false"/>
         </w:rPr>
+        <w:t xml:space="preserve">    </w:t>
+      </w:r>
+      <w:r>
+        <w:rPr>
+          <w:b w:val="false"/>
+          <w:bCs w:val="false"/>
+        </w:rPr>
+        <w:t>SiNo</w:t>
       </w:r>
     </w:p>
     <w:p>
@@ -5671,14 +5410,14 @@
           <w:b w:val="false"/>
           <w:bCs w:val="false"/>
         </w:rPr>
-        <w:t xml:space="preserve">    </w:t>
-      </w:r>
-      <w:r>
-        <w:rPr>
-          <w:b w:val="false"/>
-          <w:bCs w:val="false"/>
-        </w:rPr>
-        <w:t>Si base_descuento &gt;= UMBRAL_ENVIO_GRATIS Entonces</w:t>
+        <w:t xml:space="preserve">        </w:t>
+      </w:r>
+      <w:r>
+        <w:rPr>
+          <w:b w:val="false"/>
+          <w:bCs w:val="false"/>
+        </w:rPr>
+        <w:t>envio &lt;- ENVIO</w:t>
       </w:r>
     </w:p>
     <w:p>
@@ -5696,14 +5435,14 @@
           <w:b w:val="false"/>
           <w:bCs w:val="false"/>
         </w:rPr>
-        <w:t xml:space="preserve">        </w:t>
-      </w:r>
-      <w:r>
-        <w:rPr>
-          <w:b w:val="false"/>
-          <w:bCs w:val="false"/>
-        </w:rPr>
-        <w:t>envio &lt;- 0</w:t>
+        <w:t xml:space="preserve">    </w:t>
+      </w:r>
+      <w:r>
+        <w:rPr>
+          <w:b w:val="false"/>
+          <w:bCs w:val="false"/>
+        </w:rPr>
+        <w:t>FinSi</w:t>
       </w:r>
     </w:p>
     <w:p>
@@ -5721,14 +5460,6 @@
           <w:b w:val="false"/>
           <w:bCs w:val="false"/>
         </w:rPr>
-        <w:t xml:space="preserve">    </w:t>
-      </w:r>
-      <w:r>
-        <w:rPr>
-          <w:b w:val="false"/>
-          <w:bCs w:val="false"/>
-        </w:rPr>
-        <w:t>SiNo</w:t>
       </w:r>
     </w:p>
     <w:p>
@@ -5746,14 +5477,14 @@
           <w:b w:val="false"/>
           <w:bCs w:val="false"/>
         </w:rPr>
-        <w:t xml:space="preserve">        </w:t>
-      </w:r>
-      <w:r>
-        <w:rPr>
-          <w:b w:val="false"/>
-          <w:bCs w:val="false"/>
-        </w:rPr>
-        <w:t>envio &lt;- ENVIO</w:t>
+        <w:t xml:space="preserve">    </w:t>
+      </w:r>
+      <w:r>
+        <w:rPr>
+          <w:b w:val="false"/>
+          <w:bCs w:val="false"/>
+        </w:rPr>
+        <w:t>total &lt;- base_descuento + iva + envio</w:t>
       </w:r>
     </w:p>
     <w:p>
@@ -5771,14 +5502,6 @@
           <w:b w:val="false"/>
           <w:bCs w:val="false"/>
         </w:rPr>
-        <w:t xml:space="preserve">    </w:t>
-      </w:r>
-      <w:r>
-        <w:rPr>
-          <w:b w:val="false"/>
-          <w:bCs w:val="false"/>
-        </w:rPr>
-        <w:t>FinSi</w:t>
       </w:r>
     </w:p>
     <w:p>
@@ -5796,6 +5519,14 @@
           <w:b w:val="false"/>
           <w:bCs w:val="false"/>
         </w:rPr>
+        <w:t xml:space="preserve">    </w:t>
+      </w:r>
+      <w:r>
+        <w:rPr>
+          <w:b w:val="false"/>
+          <w:bCs w:val="false"/>
+        </w:rPr>
+        <w:t>Escribir base</w:t>
       </w:r>
     </w:p>
     <w:p>
@@ -5820,7 +5551,7 @@
           <w:b w:val="false"/>
           <w:bCs w:val="false"/>
         </w:rPr>
-        <w:t>total &lt;- base_descuento + iva + envio</w:t>
+        <w:t>Escribir ahorro</w:t>
       </w:r>
     </w:p>
     <w:p>
@@ -5838,6 +5569,14 @@
           <w:b w:val="false"/>
           <w:bCs w:val="false"/>
         </w:rPr>
+        <w:t xml:space="preserve">    </w:t>
+      </w:r>
+      <w:r>
+        <w:rPr>
+          <w:b w:val="false"/>
+          <w:bCs w:val="false"/>
+        </w:rPr>
+        <w:t>Escribir base_descuento</w:t>
       </w:r>
     </w:p>
     <w:p>
@@ -5862,7 +5601,7 @@
           <w:b w:val="false"/>
           <w:bCs w:val="false"/>
         </w:rPr>
-        <w:t>Escribir base</w:t>
+        <w:t>Escribir iva</w:t>
       </w:r>
     </w:p>
     <w:p>
@@ -5887,7 +5626,7 @@
           <w:b w:val="false"/>
           <w:bCs w:val="false"/>
         </w:rPr>
-        <w:t>Escribir ahorro</w:t>
+        <w:t>Escribir envio</w:t>
       </w:r>
     </w:p>
     <w:p>
@@ -5912,7 +5651,7 @@
           <w:b w:val="false"/>
           <w:bCs w:val="false"/>
         </w:rPr>
-        <w:t>Escribir base_descuento</w:t>
+        <w:t>Escribir total</w:t>
       </w:r>
     </w:p>
     <w:p>
@@ -5930,14 +5669,6 @@
           <w:b w:val="false"/>
           <w:bCs w:val="false"/>
         </w:rPr>
-        <w:t xml:space="preserve">    </w:t>
-      </w:r>
-      <w:r>
-        <w:rPr>
-          <w:b w:val="false"/>
-          <w:bCs w:val="false"/>
-        </w:rPr>
-        <w:t>Escribir iva</w:t>
       </w:r>
     </w:p>
     <w:p>
@@ -5955,14 +5686,7 @@
           <w:b w:val="false"/>
           <w:bCs w:val="false"/>
         </w:rPr>
-        <w:t xml:space="preserve">    </w:t>
-      </w:r>
-      <w:r>
-        <w:rPr>
-          <w:b w:val="false"/>
-          <w:bCs w:val="false"/>
-        </w:rPr>
-        <w:t>Escribir envio</w:t>
+        <w:t>Fin</w:t>
       </w:r>
     </w:p>
     <w:p>
@@ -5971,23 +5695,16 @@
         <w:spacing w:lineRule="auto" w:line="276"/>
         <w:ind w:left="23" w:right="0"/>
         <w:rPr>
-          <w:b w:val="false"/>
-          <w:bCs w:val="false"/>
-        </w:rPr>
-      </w:pPr>
-      <w:r>
-        <w:rPr>
-          <w:b w:val="false"/>
-          <w:bCs w:val="false"/>
-        </w:rPr>
-        <w:t xml:space="preserve">    </w:t>
-      </w:r>
-      <w:r>
-        <w:rPr>
-          <w:b w:val="false"/>
-          <w:bCs w:val="false"/>
-        </w:rPr>
-        <w:t>Escribir total</w:t>
+          <w:b/>
+          <w:bCs/>
+        </w:rPr>
+      </w:pPr>
+      <w:r>
+        <w:rPr>
+          <w:b/>
+          <w:bCs/>
+        </w:rPr>
+        <w:t>-Ahora reflejamos el diagrama de flujo:</w:t>
       </w:r>
     </w:p>
     <w:p>
@@ -6005,61 +5722,8 @@
           <w:b w:val="false"/>
           <w:bCs w:val="false"/>
         </w:rPr>
-      </w:r>
-    </w:p>
-    <w:p>
-      <w:pPr>
-        <w:pStyle w:val="BodyText"/>
-        <w:spacing w:lineRule="auto" w:line="276"/>
-        <w:ind w:left="23" w:right="0"/>
-        <w:rPr>
-          <w:b w:val="false"/>
-          <w:bCs w:val="false"/>
-        </w:rPr>
-      </w:pPr>
-      <w:r>
-        <w:rPr>
-          <w:b w:val="false"/>
-          <w:bCs w:val="false"/>
-        </w:rPr>
-        <w:t>Fin</w:t>
-      </w:r>
-    </w:p>
-    <w:p>
-      <w:pPr>
-        <w:pStyle w:val="BodyText"/>
-        <w:spacing w:lineRule="auto" w:line="276"/>
-        <w:ind w:left="23" w:right="0"/>
-        <w:rPr>
-          <w:b/>
-          <w:bCs/>
-        </w:rPr>
-      </w:pPr>
-      <w:r>
-        <w:rPr>
-          <w:b/>
-          <w:bCs/>
-        </w:rPr>
-        <w:t>-Ahora reflejamos el diagrama de flujo:</w:t>
-      </w:r>
-    </w:p>
-    <w:p>
-      <w:pPr>
-        <w:pStyle w:val="BodyText"/>
-        <w:spacing w:lineRule="auto" w:line="276"/>
-        <w:ind w:left="23" w:right="0"/>
-        <w:rPr>
-          <w:b w:val="false"/>
-          <w:bCs w:val="false"/>
-        </w:rPr>
-      </w:pPr>
-      <w:r>
-        <w:rPr>
-          <w:b w:val="false"/>
-          <w:bCs w:val="false"/>
-        </w:rPr>
         <w:drawing>
-          <wp:anchor behindDoc="0" distT="0" distB="0" distL="0" distR="0" simplePos="0" locked="0" layoutInCell="0" allowOverlap="1" relativeHeight="79">
+          <wp:anchor behindDoc="0" distT="0" distB="0" distL="0" distR="0" simplePos="0" locked="0" layoutInCell="0" allowOverlap="1" relativeHeight="82">
             <wp:simplePos x="0" y="0"/>
             <wp:positionH relativeFrom="column">
               <wp:posOffset>-111125</wp:posOffset>
@@ -6116,11 +5780,7 @@
         </w:rPr>
       </w:pPr>
       <w:r>
-        <w:rPr>
-          <w:b/>
-          <w:bCs/>
-        </w:rPr>
-        <w:t>-Codificación del programa en python:</w:t>
+        <w:rPr/>
       </w:r>
     </w:p>
     <w:p>
@@ -6129,60 +5789,61 @@
         <w:spacing w:lineRule="auto" w:line="276"/>
         <w:ind w:left="23" w:right="0"/>
         <w:rPr>
-          <w:b w:val="false"/>
-          <w:bCs w:val="false"/>
-        </w:rPr>
-      </w:pPr>
-      <w:r>
-        <w:rPr>
-          <w:b w:val="false"/>
-          <w:bCs w:val="false"/>
-        </w:rPr>
-        <w:drawing>
-          <wp:anchor behindDoc="0" distT="0" distB="0" distL="0" distR="0" simplePos="0" locked="0" layoutInCell="0" allowOverlap="1" relativeHeight="80">
-            <wp:simplePos x="0" y="0"/>
-            <wp:positionH relativeFrom="column">
-              <wp:posOffset>7620</wp:posOffset>
-            </wp:positionH>
-            <wp:positionV relativeFrom="paragraph">
-              <wp:posOffset>48260</wp:posOffset>
-            </wp:positionV>
-            <wp:extent cx="5746115" cy="3215640"/>
-            <wp:effectExtent l="0" t="0" r="0" b="0"/>
-            <wp:wrapSquare wrapText="largest"/>
-            <wp:docPr id="22" name="Imagen3" descr=""/>
-            <wp:cNvGraphicFramePr>
-              <a:graphicFrameLocks xmlns:a="http://schemas.openxmlformats.org/drawingml/2006/main" noChangeAspect="1"/>
-            </wp:cNvGraphicFramePr>
-            <a:graphic xmlns:a="http://schemas.openxmlformats.org/drawingml/2006/main">
-              <a:graphicData uri="http://schemas.openxmlformats.org/drawingml/2006/picture">
-                <pic:pic xmlns:pic="http://schemas.openxmlformats.org/drawingml/2006/picture">
-                  <pic:nvPicPr>
-                    <pic:cNvPr id="22" name="Imagen3" descr=""/>
-                    <pic:cNvPicPr>
-                      <a:picLocks noChangeAspect="1" noChangeArrowheads="1"/>
-                    </pic:cNvPicPr>
-                  </pic:nvPicPr>
-                  <pic:blipFill>
-                    <a:blip r:embed="rId24"/>
-                    <a:stretch>
-                      <a:fillRect/>
-                    </a:stretch>
-                  </pic:blipFill>
-                  <pic:spPr bwMode="auto">
-                    <a:xfrm>
-                      <a:off x="0" y="0"/>
-                      <a:ext cx="5746115" cy="3215640"/>
-                    </a:xfrm>
-                    <a:prstGeom prst="rect">
-                      <a:avLst/>
-                    </a:prstGeom>
-                  </pic:spPr>
-                </pic:pic>
-              </a:graphicData>
-            </a:graphic>
-          </wp:anchor>
-        </w:drawing>
+          <w:b/>
+          <w:bCs/>
+        </w:rPr>
+      </w:pPr>
+      <w:r>
+        <w:rPr/>
+      </w:r>
+    </w:p>
+    <w:p>
+      <w:pPr>
+        <w:pStyle w:val="BodyText"/>
+        <w:spacing w:lineRule="auto" w:line="276"/>
+        <w:ind w:left="23" w:right="0"/>
+        <w:rPr>
+          <w:b/>
+          <w:bCs/>
+        </w:rPr>
+      </w:pPr>
+      <w:r>
+        <w:rPr/>
+      </w:r>
+    </w:p>
+    <w:p>
+      <w:pPr>
+        <w:pStyle w:val="BodyText"/>
+        <w:spacing w:lineRule="auto" w:line="276"/>
+        <w:ind w:left="23" w:right="0"/>
+        <w:rPr>
+          <w:b/>
+          <w:bCs/>
+        </w:rPr>
+      </w:pPr>
+      <w:r>
+        <w:rPr>
+          <w:b/>
+          <w:bCs/>
+        </w:rPr>
+        <w:t>-Codificación del programa en python:</w:t>
+      </w:r>
+    </w:p>
+    <w:p>
+      <w:pPr>
+        <w:pStyle w:val="BodyText"/>
+        <w:spacing w:lineRule="auto" w:line="276"/>
+        <w:ind w:left="23" w:right="0"/>
+        <w:rPr>
+          <w:b w:val="false"/>
+          <w:bCs w:val="false"/>
+        </w:rPr>
+      </w:pPr>
+      <w:r>
+        <w:rPr>
+          <w:b w:val="false"/>
+          <w:bCs w:val="false"/>
+        </w:rPr>
       </w:r>
     </w:p>
     <w:p>
@@ -6234,11 +5895,11 @@
         </w:tblCellMar>
       </w:tblPr>
       <w:tblGrid>
-        <w:gridCol w:w="640"/>
+        <w:gridCol w:w="639"/>
         <w:gridCol w:w="2228"/>
         <w:gridCol w:w="2257"/>
         <w:gridCol w:w="874"/>
-        <w:gridCol w:w="2681"/>
+        <w:gridCol w:w="2682"/>
       </w:tblGrid>
       <w:tr>
         <w:trPr>
@@ -6246,7 +5907,7 @@
         </w:trPr>
         <w:tc>
           <w:tcPr>
-            <w:tcW w:w="640" w:type="dxa"/>
+            <w:tcW w:w="639" w:type="dxa"/>
             <w:tcBorders>
               <w:top w:val="single" w:sz="2" w:space="0" w:color="000000"/>
               <w:left w:val="single" w:sz="2" w:space="0" w:color="000000"/>
@@ -6358,7 +6019,7 @@
         </w:tc>
         <w:tc>
           <w:tcPr>
-            <w:tcW w:w="2681" w:type="dxa"/>
+            <w:tcW w:w="2682" w:type="dxa"/>
             <w:tcBorders>
               <w:top w:val="single" w:sz="2" w:space="0" w:color="000000"/>
               <w:left w:val="single" w:sz="2" w:space="0" w:color="000000"/>
@@ -6390,7 +6051,7 @@
         <w:trPr/>
         <w:tc>
           <w:tcPr>
-            <w:tcW w:w="640" w:type="dxa"/>
+            <w:tcW w:w="639" w:type="dxa"/>
             <w:tcBorders>
               <w:left w:val="single" w:sz="2" w:space="0" w:color="000000"/>
               <w:bottom w:val="single" w:sz="2" w:space="0" w:color="000000"/>
@@ -6498,7 +6159,7 @@
         </w:tc>
         <w:tc>
           <w:tcPr>
-            <w:tcW w:w="2681" w:type="dxa"/>
+            <w:tcW w:w="2682" w:type="dxa"/>
             <w:tcBorders>
               <w:left w:val="single" w:sz="2" w:space="0" w:color="000000"/>
               <w:bottom w:val="single" w:sz="2" w:space="0" w:color="000000"/>
@@ -6527,7 +6188,7 @@
         <w:trPr/>
         <w:tc>
           <w:tcPr>
-            <w:tcW w:w="640" w:type="dxa"/>
+            <w:tcW w:w="639" w:type="dxa"/>
             <w:tcBorders>
               <w:left w:val="single" w:sz="2" w:space="0" w:color="000000"/>
               <w:bottom w:val="single" w:sz="2" w:space="0" w:color="000000"/>
@@ -6635,7 +6296,7 @@
         </w:tc>
         <w:tc>
           <w:tcPr>
-            <w:tcW w:w="2681" w:type="dxa"/>
+            <w:tcW w:w="2682" w:type="dxa"/>
             <w:tcBorders>
               <w:left w:val="single" w:sz="2" w:space="0" w:color="000000"/>
               <w:bottom w:val="single" w:sz="2" w:space="0" w:color="000000"/>
@@ -6664,7 +6325,7 @@
         <w:trPr/>
         <w:tc>
           <w:tcPr>
-            <w:tcW w:w="640" w:type="dxa"/>
+            <w:tcW w:w="639" w:type="dxa"/>
             <w:tcBorders>
               <w:left w:val="single" w:sz="2" w:space="0" w:color="000000"/>
               <w:bottom w:val="single" w:sz="2" w:space="0" w:color="000000"/>
@@ -6772,7 +6433,7 @@
         </w:tc>
         <w:tc>
           <w:tcPr>
-            <w:tcW w:w="2681" w:type="dxa"/>
+            <w:tcW w:w="2682" w:type="dxa"/>
             <w:tcBorders>
               <w:left w:val="single" w:sz="2" w:space="0" w:color="000000"/>
               <w:bottom w:val="single" w:sz="2" w:space="0" w:color="000000"/>
@@ -6801,7 +6462,7 @@
         <w:trPr/>
         <w:tc>
           <w:tcPr>
-            <w:tcW w:w="640" w:type="dxa"/>
+            <w:tcW w:w="639" w:type="dxa"/>
             <w:tcBorders>
               <w:left w:val="single" w:sz="2" w:space="0" w:color="000000"/>
               <w:bottom w:val="single" w:sz="2" w:space="0" w:color="000000"/>
@@ -6909,7 +6570,7 @@
         </w:tc>
         <w:tc>
           <w:tcPr>
-            <w:tcW w:w="2681" w:type="dxa"/>
+            <w:tcW w:w="2682" w:type="dxa"/>
             <w:tcBorders>
               <w:left w:val="single" w:sz="2" w:space="0" w:color="000000"/>
               <w:bottom w:val="single" w:sz="2" w:space="0" w:color="000000"/>
@@ -6938,7 +6599,7 @@
         <w:trPr/>
         <w:tc>
           <w:tcPr>
-            <w:tcW w:w="640" w:type="dxa"/>
+            <w:tcW w:w="639" w:type="dxa"/>
             <w:tcBorders>
               <w:left w:val="single" w:sz="2" w:space="0" w:color="000000"/>
               <w:bottom w:val="single" w:sz="2" w:space="0" w:color="000000"/>
@@ -7046,7 +6707,7 @@
         </w:tc>
         <w:tc>
           <w:tcPr>
-            <w:tcW w:w="2681" w:type="dxa"/>
+            <w:tcW w:w="2682" w:type="dxa"/>
             <w:tcBorders>
               <w:left w:val="single" w:sz="2" w:space="0" w:color="000000"/>
               <w:bottom w:val="single" w:sz="2" w:space="0" w:color="000000"/>
@@ -7075,7 +6736,7 @@
         <w:trPr/>
         <w:tc>
           <w:tcPr>
-            <w:tcW w:w="640" w:type="dxa"/>
+            <w:tcW w:w="639" w:type="dxa"/>
             <w:tcBorders>
               <w:left w:val="single" w:sz="2" w:space="0" w:color="000000"/>
               <w:bottom w:val="single" w:sz="2" w:space="0" w:color="000000"/>
@@ -7183,7 +6844,7 @@
         </w:tc>
         <w:tc>
           <w:tcPr>
-            <w:tcW w:w="2681" w:type="dxa"/>
+            <w:tcW w:w="2682" w:type="dxa"/>
             <w:tcBorders>
               <w:left w:val="single" w:sz="2" w:space="0" w:color="000000"/>
               <w:bottom w:val="single" w:sz="2" w:space="0" w:color="000000"/>
@@ -7801,6 +7462,48 @@
     <w:p>
       <w:pPr>
         <w:pStyle w:val="BodyText"/>
+        <w:spacing w:lineRule="auto" w:line="276" w:before="0" w:after="0"/>
+        <w:ind w:left="23" w:right="0"/>
+        <w:rPr>
+          <w:b w:val="false"/>
+          <w:bCs w:val="false"/>
+        </w:rPr>
+      </w:pPr>
+      <w:r>
+        <w:rPr>
+          <w:rStyle w:val="Strong"/>
+          <w:b/>
+          <w:bCs/>
+        </w:rPr>
+        <w:t>Estructura del programa:</w:t>
+      </w:r>
+      <w:r>
+        <w:rPr>
+          <w:b w:val="false"/>
+          <w:bCs w:val="false"/>
+        </w:rPr>
+        <w:br/>
+        <w:t xml:space="preserve">El código también sigue la estructura completa trabajada en la unidad, utilizando una función principal </w:t>
+      </w:r>
+      <w:r>
+        <w:rPr>
+          <w:rStyle w:val="Textooriginal"/>
+          <w:b w:val="false"/>
+          <w:bCs w:val="false"/>
+        </w:rPr>
+        <w:t>main()</w:t>
+      </w:r>
+      <w:r>
+        <w:rPr>
+          <w:b w:val="false"/>
+          <w:bCs w:val="false"/>
+        </w:rPr>
+        <w:t xml:space="preserve"> y el bloque:</w:t>
+      </w:r>
+    </w:p>
+    <w:p>
+      <w:pPr>
+        <w:pStyle w:val="BodyText"/>
         <w:spacing w:lineRule="auto" w:line="276"/>
         <w:ind w:left="23" w:right="0"/>
         <w:rPr>
@@ -7810,34 +7513,9 @@
       </w:pPr>
       <w:r>
         <w:rPr>
-          <w:rStyle w:val="Strong"/>
-          <w:b/>
-          <w:bCs/>
-        </w:rPr>
-        <w:t>Estructura del programa:</w:t>
-      </w:r>
-      <w:r>
-        <w:rPr>
-          <w:b w:val="false"/>
-          <w:bCs w:val="false"/>
-        </w:rPr>
-        <w:br/>
-        <w:t xml:space="preserve">El código también sigue la estructura completa trabajada en la unidad, utilizando una función principal </w:t>
-      </w:r>
-      <w:r>
-        <w:rPr>
-          <w:rStyle w:val="Textooriginal"/>
-          <w:b w:val="false"/>
-          <w:bCs w:val="false"/>
-        </w:rPr>
-        <w:t>main()</w:t>
-      </w:r>
-      <w:r>
-        <w:rPr>
-          <w:b w:val="false"/>
-          <w:bCs w:val="false"/>
-        </w:rPr>
-        <w:t xml:space="preserve"> y el bloque:</w:t>
+          <w:b w:val="false"/>
+          <w:bCs w:val="false"/>
+        </w:rPr>
       </w:r>
     </w:p>
     <w:p>
@@ -7846,15 +7524,16 @@
         <w:spacing w:lineRule="auto" w:line="276"/>
         <w:ind w:left="23" w:right="0"/>
         <w:rPr>
-          <w:b w:val="false"/>
-          <w:bCs w:val="false"/>
-        </w:rPr>
-      </w:pPr>
-      <w:r>
-        <w:rPr>
-          <w:b w:val="false"/>
-          <w:bCs w:val="false"/>
-        </w:rPr>
+          <w:b/>
+          <w:bCs/>
+        </w:rPr>
+      </w:pPr>
+      <w:r>
+        <w:rPr>
+          <w:b/>
+          <w:bCs/>
+        </w:rPr>
+        <w:t>if __name__ == "__main__":</w:t>
       </w:r>
     </w:p>
     <w:p>
@@ -7872,7 +7551,14 @@
           <w:b/>
           <w:bCs/>
         </w:rPr>
-        <w:t>if __name__ == "__main__":</w:t>
+        <w:t xml:space="preserve">    </w:t>
+      </w:r>
+      <w:r>
+        <w:rPr>
+          <w:b/>
+          <w:bCs/>
+        </w:rPr>
+        <w:t>main()</w:t>
       </w:r>
     </w:p>
     <w:p>
@@ -7890,14 +7576,164 @@
           <w:b/>
           <w:bCs/>
         </w:rPr>
-        <w:t xml:space="preserve">    </w:t>
-      </w:r>
-      <w:r>
+      </w:r>
+    </w:p>
+    <w:p>
+      <w:pPr>
+        <w:pStyle w:val="ListParagraph"/>
+        <w:numPr>
+          <w:ilvl w:val="0"/>
+          <w:numId w:val="0"/>
+        </w:numPr>
+        <w:tabs>
+          <w:tab w:val="clear" w:pos="720"/>
+          <w:tab w:val="left" w:pos="1082" w:leader="none"/>
+        </w:tabs>
+        <w:spacing w:lineRule="auto" w:line="276" w:before="44" w:after="0"/>
+        <w:ind w:hanging="0" w:left="23" w:right="593"/>
+        <w:jc w:val="left"/>
         <w:rPr>
           <w:b/>
           <w:bCs/>
-        </w:rPr>
-        <w:t>main()</w:t>
+          <w:sz w:val="24"/>
+          <w:szCs w:val="24"/>
+        </w:rPr>
+      </w:pPr>
+      <w:bookmarkStart w:id="34" w:name="Práctica_D3_—_Calculadora_de_presupuesto"/>
+      <w:bookmarkEnd w:id="34"/>
+      <w:r>
+        <w:rPr>
+          <w:b/>
+          <w:bCs/>
+          <w:sz w:val="24"/>
+          <w:szCs w:val="24"/>
+        </w:rPr>
+        <w:t xml:space="preserve">Práctica D3 — Calculadora de presupuestos (2 h) </w:t>
+      </w:r>
+      <w:bookmarkStart w:id="35" w:name="Partiendo_del_programa_presupuesto.py_de"/>
+      <w:bookmarkEnd w:id="35"/>
+      <w:r>
+        <w:rPr>
+          <w:b/>
+          <w:bCs/>
+          <w:sz w:val="24"/>
+          <w:szCs w:val="24"/>
+        </w:rPr>
+        <w:t>Partiendo</w:t>
+      </w:r>
+      <w:r>
+        <w:rPr>
+          <w:b/>
+          <w:bCs/>
+          <w:spacing w:val="-7"/>
+          <w:sz w:val="24"/>
+          <w:szCs w:val="24"/>
+        </w:rPr>
+        <w:t xml:space="preserve"> </w:t>
+      </w:r>
+      <w:r>
+        <w:rPr>
+          <w:b/>
+          <w:bCs/>
+          <w:sz w:val="24"/>
+          <w:szCs w:val="24"/>
+        </w:rPr>
+        <w:t>del</w:t>
+      </w:r>
+      <w:r>
+        <w:rPr>
+          <w:b/>
+          <w:bCs/>
+          <w:spacing w:val="-7"/>
+          <w:sz w:val="24"/>
+          <w:szCs w:val="24"/>
+        </w:rPr>
+        <w:t xml:space="preserve"> </w:t>
+      </w:r>
+      <w:r>
+        <w:rPr>
+          <w:b/>
+          <w:bCs/>
+          <w:sz w:val="24"/>
+          <w:szCs w:val="24"/>
+        </w:rPr>
+        <w:t>programa</w:t>
+      </w:r>
+      <w:r>
+        <w:rPr>
+          <w:b/>
+          <w:bCs/>
+          <w:spacing w:val="-7"/>
+          <w:sz w:val="24"/>
+          <w:szCs w:val="24"/>
+        </w:rPr>
+        <w:t xml:space="preserve"> </w:t>
+      </w:r>
+      <w:r>
+        <w:rPr>
+          <w:b/>
+          <w:bCs/>
+          <w:sz w:val="24"/>
+          <w:szCs w:val="24"/>
+        </w:rPr>
+        <w:t>presupuesto.py</w:t>
+      </w:r>
+      <w:r>
+        <w:rPr>
+          <w:b/>
+          <w:bCs/>
+          <w:spacing w:val="-7"/>
+          <w:sz w:val="24"/>
+          <w:szCs w:val="24"/>
+        </w:rPr>
+        <w:t xml:space="preserve"> </w:t>
+      </w:r>
+      <w:r>
+        <w:rPr>
+          <w:b/>
+          <w:bCs/>
+          <w:sz w:val="24"/>
+          <w:szCs w:val="24"/>
+        </w:rPr>
+        <w:t>del</w:t>
+      </w:r>
+      <w:r>
+        <w:rPr>
+          <w:b/>
+          <w:bCs/>
+          <w:spacing w:val="-7"/>
+          <w:sz w:val="24"/>
+          <w:szCs w:val="24"/>
+        </w:rPr>
+        <w:t xml:space="preserve"> </w:t>
+      </w:r>
+      <w:r>
+        <w:rPr>
+          <w:b/>
+          <w:bCs/>
+          <w:sz w:val="24"/>
+          <w:szCs w:val="24"/>
+        </w:rPr>
+        <w:t>apartado</w:t>
+      </w:r>
+      <w:r>
+        <w:rPr>
+          <w:b/>
+          <w:bCs/>
+          <w:spacing w:val="-7"/>
+          <w:sz w:val="24"/>
+          <w:szCs w:val="24"/>
+        </w:rPr>
+        <w:t xml:space="preserve"> </w:t>
+      </w:r>
+      <w:r>
+        <w:rPr>
+          <w:b/>
+          <w:bCs/>
+          <w:sz w:val="24"/>
+          <w:szCs w:val="24"/>
+        </w:rPr>
+        <w:t>10.4,</w:t>
       </w:r>
     </w:p>
     <w:p>
@@ -7905,16 +7741,111 @@
         <w:pStyle w:val="BodyText"/>
         <w:spacing w:lineRule="auto" w:line="276"/>
         <w:ind w:left="23" w:right="0"/>
-        <w:rPr>
-          <w:b/>
-          <w:bCs/>
-        </w:rPr>
-      </w:pPr>
-      <w:r>
-        <w:rPr>
-          <w:b/>
-          <w:bCs/>
-        </w:rPr>
+        <w:rPr/>
+      </w:pPr>
+      <w:r>
+        <w:rPr/>
+        <w:t>amplíalo</w:t>
+      </w:r>
+      <w:r>
+        <w:rPr>
+          <w:spacing w:val="-4"/>
+        </w:rPr>
+        <w:t xml:space="preserve"> </w:t>
+      </w:r>
+      <w:r>
+        <w:rPr/>
+        <w:t>para</w:t>
+      </w:r>
+      <w:r>
+        <w:rPr>
+          <w:spacing w:val="-4"/>
+        </w:rPr>
+        <w:t xml:space="preserve"> </w:t>
+      </w:r>
+      <w:r>
+        <w:rPr/>
+        <w:t>que:</w:t>
+      </w:r>
+      <w:r>
+        <w:rPr>
+          <w:spacing w:val="-4"/>
+        </w:rPr>
+        <w:t xml:space="preserve"> </w:t>
+      </w:r>
+      <w:r>
+        <w:rPr/>
+        <w:t>(a)</w:t>
+      </w:r>
+      <w:r>
+        <w:rPr>
+          <w:spacing w:val="-4"/>
+        </w:rPr>
+        <w:t xml:space="preserve"> </w:t>
+      </w:r>
+      <w:r>
+        <w:rPr/>
+        <w:t>pida</w:t>
+      </w:r>
+      <w:r>
+        <w:rPr>
+          <w:spacing w:val="-4"/>
+        </w:rPr>
+        <w:t xml:space="preserve"> </w:t>
+      </w:r>
+      <w:r>
+        <w:rPr/>
+        <w:t>también</w:t>
+      </w:r>
+      <w:r>
+        <w:rPr>
+          <w:spacing w:val="-4"/>
+        </w:rPr>
+        <w:t xml:space="preserve"> </w:t>
+      </w:r>
+      <w:r>
+        <w:rPr/>
+        <w:t>un</w:t>
+      </w:r>
+      <w:r>
+        <w:rPr>
+          <w:spacing w:val="-4"/>
+        </w:rPr>
+        <w:t xml:space="preserve"> </w:t>
+      </w:r>
+      <w:r>
+        <w:rPr/>
+        <w:t>porcentaje</w:t>
+      </w:r>
+      <w:r>
+        <w:rPr>
+          <w:spacing w:val="-4"/>
+        </w:rPr>
+        <w:t xml:space="preserve"> </w:t>
+      </w:r>
+      <w:r>
+        <w:rPr/>
+        <w:t>de</w:t>
+      </w:r>
+      <w:r>
+        <w:rPr>
+          <w:spacing w:val="-4"/>
+        </w:rPr>
+        <w:t xml:space="preserve"> </w:t>
+      </w:r>
+      <w:r>
+        <w:rPr/>
+        <w:t>descuento</w:t>
+      </w:r>
+      <w:r>
+        <w:rPr>
+          <w:spacing w:val="-4"/>
+        </w:rPr>
+        <w:t xml:space="preserve"> </w:t>
+      </w:r>
+      <w:r>
+        <w:rPr/>
+        <w:t>y lo aplique sobre la base; (b) muestre el ahorro obtenido; (c) presente todos los importes alineados con dos decimales; (d) use constantes para el IVA, el envío y el umbral de envío gratuito.</w:t>
       </w:r>
     </w:p>
     <w:p>
@@ -7922,6 +7853,220 @@
         <w:pStyle w:val="BodyText"/>
         <w:spacing w:lineRule="auto" w:line="276"/>
         <w:ind w:left="23" w:right="0"/>
+        <w:rPr/>
+      </w:pPr>
+      <w:r>
+        <w:rPr/>
+        <w:t>Documenta</w:t>
+      </w:r>
+      <w:r>
+        <w:rPr>
+          <w:spacing w:val="-5"/>
+        </w:rPr>
+        <w:t xml:space="preserve"> </w:t>
+      </w:r>
+      <w:r>
+        <w:rPr/>
+        <w:t>el</w:t>
+      </w:r>
+      <w:r>
+        <w:rPr>
+          <w:spacing w:val="-5"/>
+        </w:rPr>
+        <w:t xml:space="preserve"> </w:t>
+      </w:r>
+      <w:r>
+        <w:rPr/>
+        <w:t>programa</w:t>
+      </w:r>
+      <w:r>
+        <w:rPr>
+          <w:spacing w:val="-5"/>
+        </w:rPr>
+        <w:t xml:space="preserve"> </w:t>
+      </w:r>
+      <w:r>
+        <w:rPr/>
+        <w:t>y</w:t>
+      </w:r>
+      <w:r>
+        <w:rPr>
+          <w:spacing w:val="-5"/>
+        </w:rPr>
+        <w:t xml:space="preserve"> </w:t>
+      </w:r>
+      <w:r>
+        <w:rPr/>
+        <w:t>comprueba</w:t>
+      </w:r>
+      <w:r>
+        <w:rPr>
+          <w:spacing w:val="-5"/>
+        </w:rPr>
+        <w:t xml:space="preserve"> </w:t>
+      </w:r>
+      <w:r>
+        <w:rPr/>
+        <w:t>su</w:t>
+      </w:r>
+      <w:r>
+        <w:rPr>
+          <w:spacing w:val="-5"/>
+        </w:rPr>
+        <w:t xml:space="preserve"> </w:t>
+      </w:r>
+      <w:r>
+        <w:rPr/>
+        <w:t>comportamiento</w:t>
+      </w:r>
+      <w:r>
+        <w:rPr>
+          <w:spacing w:val="-5"/>
+        </w:rPr>
+        <w:t xml:space="preserve"> </w:t>
+      </w:r>
+      <w:r>
+        <w:rPr/>
+        <w:t>con</w:t>
+      </w:r>
+      <w:r>
+        <w:rPr>
+          <w:spacing w:val="-5"/>
+        </w:rPr>
+        <w:t xml:space="preserve"> </w:t>
+      </w:r>
+      <w:r>
+        <w:rPr/>
+        <w:t>tres pedidos distintos, uno de ellos por encima del umbral.</w:t>
+      </w:r>
+    </w:p>
+    <w:p>
+      <w:pPr>
+        <w:pStyle w:val="BodyText"/>
+        <w:spacing w:lineRule="auto" w:line="276"/>
+        <w:ind w:left="23" w:right="0"/>
+        <w:rPr/>
+      </w:pPr>
+      <w:r>
+        <w:rPr/>
+      </w:r>
+    </w:p>
+    <w:p>
+      <w:pPr>
+        <w:pStyle w:val="BodyText"/>
+        <w:spacing w:lineRule="auto" w:line="276"/>
+        <w:ind w:left="23" w:right="0"/>
+        <w:rPr/>
+      </w:pPr>
+      <w:r>
+        <w:rPr/>
+        <w:drawing>
+          <wp:anchor behindDoc="0" distT="0" distB="0" distL="0" distR="0" simplePos="0" locked="0" layoutInCell="0" allowOverlap="1" relativeHeight="83">
+            <wp:simplePos x="0" y="0"/>
+            <wp:positionH relativeFrom="column">
+              <wp:align>center</wp:align>
+            </wp:positionH>
+            <wp:positionV relativeFrom="paragraph">
+              <wp:posOffset>635</wp:posOffset>
+            </wp:positionV>
+            <wp:extent cx="5746115" cy="3228975"/>
+            <wp:effectExtent l="0" t="0" r="0" b="0"/>
+            <wp:wrapSquare wrapText="largest"/>
+            <wp:docPr id="22" name="Imagen3" descr=""/>
+            <wp:cNvGraphicFramePr>
+              <a:graphicFrameLocks xmlns:a="http://schemas.openxmlformats.org/drawingml/2006/main" noChangeAspect="1"/>
+            </wp:cNvGraphicFramePr>
+            <a:graphic xmlns:a="http://schemas.openxmlformats.org/drawingml/2006/main">
+              <a:graphicData uri="http://schemas.openxmlformats.org/drawingml/2006/picture">
+                <pic:pic xmlns:pic="http://schemas.openxmlformats.org/drawingml/2006/picture">
+                  <pic:nvPicPr>
+                    <pic:cNvPr id="22" name="Imagen3" descr=""/>
+                    <pic:cNvPicPr>
+                      <a:picLocks noChangeAspect="1" noChangeArrowheads="1"/>
+                    </pic:cNvPicPr>
+                  </pic:nvPicPr>
+                  <pic:blipFill>
+                    <a:blip r:embed="rId24"/>
+                    <a:stretch>
+                      <a:fillRect/>
+                    </a:stretch>
+                  </pic:blipFill>
+                  <pic:spPr bwMode="auto">
+                    <a:xfrm>
+                      <a:off x="0" y="0"/>
+                      <a:ext cx="5746115" cy="3228975"/>
+                    </a:xfrm>
+                    <a:prstGeom prst="rect">
+                      <a:avLst/>
+                    </a:prstGeom>
+                  </pic:spPr>
+                </pic:pic>
+              </a:graphicData>
+            </a:graphic>
+          </wp:anchor>
+        </w:drawing>
+      </w:r>
+    </w:p>
+    <w:p>
+      <w:pPr>
+        <w:pStyle w:val="BodyText"/>
+        <w:spacing w:lineRule="auto" w:line="276"/>
+        <w:ind w:left="23" w:right="0"/>
+        <w:rPr/>
+      </w:pPr>
+      <w:r>
+        <w:rPr/>
+      </w:r>
+    </w:p>
+    <w:p>
+      <w:pPr>
+        <w:pStyle w:val="BodyText"/>
+        <w:spacing w:lineRule="auto" w:line="276"/>
+        <w:ind w:left="23" w:right="0"/>
+        <w:rPr/>
+      </w:pPr>
+      <w:r>
+        <w:rPr/>
+      </w:r>
+    </w:p>
+    <w:p>
+      <w:pPr>
+        <w:pStyle w:val="BodyText"/>
+        <w:spacing w:lineRule="auto" w:line="276"/>
+        <w:ind w:left="23" w:right="0"/>
+        <w:rPr/>
+      </w:pPr>
+      <w:r>
+        <w:rPr/>
+      </w:r>
+    </w:p>
+    <w:p>
+      <w:pPr>
+        <w:pStyle w:val="BodyText"/>
+        <w:spacing w:lineRule="auto" w:line="276"/>
+        <w:ind w:left="23" w:right="0"/>
+        <w:rPr/>
+      </w:pPr>
+      <w:r>
+        <w:rPr/>
+      </w:r>
+    </w:p>
+    <w:p>
+      <w:pPr>
+        <w:pStyle w:val="BodyText"/>
+        <w:spacing w:lineRule="auto" w:line="276"/>
+        <w:ind w:left="23" w:right="0"/>
+        <w:rPr/>
+      </w:pPr>
+      <w:r>
+        <w:rPr/>
+      </w:r>
+    </w:p>
+    <w:p>
+      <w:pPr>
+        <w:pStyle w:val="BodyText"/>
+        <w:spacing w:lineRule="auto" w:line="276"/>
+        <w:ind w:left="23" w:right="0"/>
         <w:rPr>
           <w:b/>
           <w:bCs/>
@@ -7932,6 +8077,20 @@
           <w:b/>
           <w:bCs/>
         </w:rPr>
+      </w:r>
+    </w:p>
+    <w:p>
+      <w:pPr>
+        <w:pStyle w:val="BodyText"/>
+        <w:spacing w:lineRule="auto" w:line="276"/>
+        <w:ind w:left="23" w:right="0"/>
+        <w:rPr>
+          <w:b w:val="false"/>
+          <w:bCs w:val="false"/>
+        </w:rPr>
+      </w:pPr>
+      <w:r>
+        <w:rPr/>
       </w:r>
     </w:p>
     <w:p>
@@ -7972,21 +8131,19 @@
           <w:t>https://github.com/chemiufara/Ejercicios-cap-tulo-10-JMMCH-y-AMH</w:t>
         </w:r>
       </w:hyperlink>
-      <w:hyperlink r:id="rId26">
-        <w:r>
-          <w:rPr>
-            <w:b w:val="false"/>
-            <w:bCs w:val="false"/>
-          </w:rPr>
-          <w:t xml:space="preserve"> </w:t>
-        </w:r>
-      </w:hyperlink>
+      <w:r>
+        <w:rPr>
+          <w:b w:val="false"/>
+          <w:bCs w:val="false"/>
+        </w:rPr>
+        <w:t xml:space="preserve"> </w:t>
+      </w:r>
     </w:p>
     <w:sectPr>
-      <w:headerReference w:type="default" r:id="rId27"/>
-      <w:headerReference w:type="first" r:id="rId28"/>
-      <w:footerReference w:type="default" r:id="rId29"/>
-      <w:footerReference w:type="first" r:id="rId30"/>
+      <w:headerReference w:type="default" r:id="rId26"/>
+      <w:headerReference w:type="first" r:id="rId27"/>
+      <w:footerReference w:type="default" r:id="rId28"/>
+      <w:footerReference w:type="first" r:id="rId29"/>
       <w:type w:val="nextPage"/>
       <w:pgSz w:w="11906" w:h="16838"/>
       <w:pgMar w:left="1417" w:right="1417" w:gutter="0" w:header="480" w:top="1360" w:footer="810" w:bottom="1040"/>
@@ -8067,6 +8224,7 @@
                           </w:pPr>
                           <w:r>
                             <w:rPr>
+                              <w:color w:val="000000"/>
                               <w:spacing w:val="-10"/>
                               <w:sz w:val="24"/>
                             </w:rPr>
@@ -8076,6 +8234,7 @@
                             <w:rPr>
                               <w:sz w:val="24"/>
                               <w:spacing w:val="-10"/>
+                              <w:color w:val="000000"/>
                             </w:rPr>
                             <w:instrText xml:space="preserve"> PAGE </w:instrText>
                           </w:r>
@@ -8083,6 +8242,7 @@
                             <w:rPr>
                               <w:sz w:val="24"/>
                               <w:spacing w:val="-10"/>
+                              <w:color w:val="000000"/>
                             </w:rPr>
                             <w:fldChar w:fldCharType="separate"/>
                           </w:r>
@@ -8090,6 +8250,7 @@
                             <w:rPr>
                               <w:sz w:val="24"/>
                               <w:spacing w:val="-10"/>
+                              <w:color w:val="000000"/>
                             </w:rPr>
                             <w:t>2</w:t>
                           </w:r>
@@ -8097,6 +8258,7 @@
                             <w:rPr>
                               <w:sz w:val="24"/>
                               <w:spacing w:val="-10"/>
+                              <w:color w:val="000000"/>
                             </w:rPr>
                             <w:fldChar w:fldCharType="end"/>
                           </w:r>
@@ -8131,6 +8293,7 @@
                     </w:pPr>
                     <w:r>
                       <w:rPr>
+                        <w:color w:val="000000"/>
                         <w:spacing w:val="-10"/>
                         <w:sz w:val="24"/>
                       </w:rPr>
@@ -8140,6 +8303,7 @@
                       <w:rPr>
                         <w:sz w:val="24"/>
                         <w:spacing w:val="-10"/>
+                        <w:color w:val="000000"/>
                       </w:rPr>
                       <w:instrText xml:space="preserve"> PAGE </w:instrText>
                     </w:r>
@@ -8147,6 +8311,7 @@
                       <w:rPr>
                         <w:sz w:val="24"/>
                         <w:spacing w:val="-10"/>
+                        <w:color w:val="000000"/>
                       </w:rPr>
                       <w:fldChar w:fldCharType="separate"/>
                     </w:r>
@@ -8154,6 +8319,7 @@
                       <w:rPr>
                         <w:sz w:val="24"/>
                         <w:spacing w:val="-10"/>
+                        <w:color w:val="000000"/>
                       </w:rPr>
                       <w:t>2</w:t>
                     </w:r>
@@ -8161,6 +8327,7 @@
                       <w:rPr>
                         <w:sz w:val="24"/>
                         <w:spacing w:val="-10"/>
+                        <w:color w:val="000000"/>
                       </w:rPr>
                       <w:fldChar w:fldCharType="end"/>
                     </w:r>
@@ -8196,7 +8363,7 @@
       <mc:AlternateContent>
         <mc:Choice Requires="wps">
           <w:drawing>
-            <wp:anchor behindDoc="1" distT="0" distB="0" distL="0" distR="0" simplePos="0" locked="0" layoutInCell="0" allowOverlap="1" relativeHeight="17">
+            <wp:anchor behindDoc="1" distT="0" distB="0" distL="0" distR="0" simplePos="0" locked="0" layoutInCell="0" allowOverlap="1" relativeHeight="12">
               <wp:simplePos x="0" y="0"/>
               <wp:positionH relativeFrom="page">
                 <wp:posOffset>3667760</wp:posOffset>
@@ -8245,6 +8412,7 @@
                           </w:pPr>
                           <w:r>
                             <w:rPr>
+                              <w:color w:val="000000"/>
                               <w:spacing w:val="-10"/>
                               <w:sz w:val="24"/>
                             </w:rPr>
@@ -8254,6 +8422,7 @@
                             <w:rPr>
                               <w:sz w:val="24"/>
                               <w:spacing w:val="-10"/>
+                              <w:color w:val="000000"/>
                             </w:rPr>
                             <w:instrText xml:space="preserve"> PAGE </w:instrText>
                           </w:r>
@@ -8261,6 +8430,7 @@
                             <w:rPr>
                               <w:sz w:val="24"/>
                               <w:spacing w:val="-10"/>
+                              <w:color w:val="000000"/>
                             </w:rPr>
                             <w:fldChar w:fldCharType="separate"/>
                           </w:r>
@@ -8268,6 +8438,7 @@
                             <w:rPr>
                               <w:sz w:val="24"/>
                               <w:spacing w:val="-10"/>
+                              <w:color w:val="000000"/>
                             </w:rPr>
                             <w:t>3</w:t>
                           </w:r>
@@ -8275,6 +8446,7 @@
                             <w:rPr>
                               <w:sz w:val="24"/>
                               <w:spacing w:val="-10"/>
+                              <w:color w:val="000000"/>
                             </w:rPr>
                             <w:fldChar w:fldCharType="end"/>
                           </w:r>
@@ -8309,6 +8481,7 @@
                     </w:pPr>
                     <w:r>
                       <w:rPr>
+                        <w:color w:val="000000"/>
                         <w:spacing w:val="-10"/>
                         <w:sz w:val="24"/>
                       </w:rPr>
@@ -8318,6 +8491,7 @@
                       <w:rPr>
                         <w:sz w:val="24"/>
                         <w:spacing w:val="-10"/>
+                        <w:color w:val="000000"/>
                       </w:rPr>
                       <w:instrText xml:space="preserve"> PAGE </w:instrText>
                     </w:r>
@@ -8325,6 +8499,7 @@
                       <w:rPr>
                         <w:sz w:val="24"/>
                         <w:spacing w:val="-10"/>
+                        <w:color w:val="000000"/>
                       </w:rPr>
                       <w:fldChar w:fldCharType="separate"/>
                     </w:r>
@@ -8332,6 +8507,7 @@
                       <w:rPr>
                         <w:sz w:val="24"/>
                         <w:spacing w:val="-10"/>
+                        <w:color w:val="000000"/>
                       </w:rPr>
                       <w:t>3</w:t>
                     </w:r>
@@ -8339,6 +8515,7 @@
                       <w:rPr>
                         <w:sz w:val="24"/>
                         <w:spacing w:val="-10"/>
+                        <w:color w:val="000000"/>
                       </w:rPr>
                       <w:fldChar w:fldCharType="end"/>
                     </w:r>
@@ -8380,7 +8557,7 @@
       <mc:AlternateContent>
         <mc:Choice Requires="wps">
           <w:drawing>
-            <wp:anchor behindDoc="1" distT="0" distB="0" distL="0" distR="0" simplePos="0" locked="0" layoutInCell="0" allowOverlap="1" relativeHeight="23">
+            <wp:anchor behindDoc="1" distT="0" distB="0" distL="0" distR="0" simplePos="0" locked="0" layoutInCell="0" allowOverlap="1" relativeHeight="18">
               <wp:simplePos x="0" y="0"/>
               <wp:positionH relativeFrom="page">
                 <wp:posOffset>3667760</wp:posOffset>
@@ -8429,6 +8606,7 @@
                           </w:pPr>
                           <w:r>
                             <w:rPr>
+                              <w:color w:val="000000"/>
                               <w:spacing w:val="-10"/>
                               <w:sz w:val="24"/>
                             </w:rPr>
@@ -8438,6 +8616,7 @@
                             <w:rPr>
                               <w:sz w:val="24"/>
                               <w:spacing w:val="-10"/>
+                              <w:color w:val="000000"/>
                             </w:rPr>
                             <w:instrText xml:space="preserve"> PAGE </w:instrText>
                           </w:r>
@@ -8445,6 +8624,7 @@
                             <w:rPr>
                               <w:sz w:val="24"/>
                               <w:spacing w:val="-10"/>
+                              <w:color w:val="000000"/>
                             </w:rPr>
                             <w:fldChar w:fldCharType="separate"/>
                           </w:r>
@@ -8452,6 +8632,7 @@
                             <w:rPr>
                               <w:sz w:val="24"/>
                               <w:spacing w:val="-10"/>
+                              <w:color w:val="000000"/>
                             </w:rPr>
                             <w:t>4</w:t>
                           </w:r>
@@ -8459,6 +8640,7 @@
                             <w:rPr>
                               <w:sz w:val="24"/>
                               <w:spacing w:val="-10"/>
+                              <w:color w:val="000000"/>
                             </w:rPr>
                             <w:fldChar w:fldCharType="end"/>
                           </w:r>
@@ -8493,6 +8675,7 @@
                     </w:pPr>
                     <w:r>
                       <w:rPr>
+                        <w:color w:val="000000"/>
                         <w:spacing w:val="-10"/>
                         <w:sz w:val="24"/>
                       </w:rPr>
@@ -8502,6 +8685,7 @@
                       <w:rPr>
                         <w:sz w:val="24"/>
                         <w:spacing w:val="-10"/>
+                        <w:color w:val="000000"/>
                       </w:rPr>
                       <w:instrText xml:space="preserve"> PAGE </w:instrText>
                     </w:r>
@@ -8509,6 +8693,7 @@
                       <w:rPr>
                         <w:sz w:val="24"/>
                         <w:spacing w:val="-10"/>
+                        <w:color w:val="000000"/>
                       </w:rPr>
                       <w:fldChar w:fldCharType="separate"/>
                     </w:r>
@@ -8516,6 +8701,7 @@
                       <w:rPr>
                         <w:sz w:val="24"/>
                         <w:spacing w:val="-10"/>
+                        <w:color w:val="000000"/>
                       </w:rPr>
                       <w:t>4</w:t>
                     </w:r>
@@ -8523,6 +8709,7 @@
                       <w:rPr>
                         <w:sz w:val="24"/>
                         <w:spacing w:val="-10"/>
+                        <w:color w:val="000000"/>
                       </w:rPr>
                       <w:fldChar w:fldCharType="end"/>
                     </w:r>
@@ -8564,7 +8751,7 @@
       <mc:AlternateContent>
         <mc:Choice Requires="wps">
           <w:drawing>
-            <wp:anchor behindDoc="1" distT="0" distB="0" distL="0" distR="0" simplePos="0" locked="0" layoutInCell="0" allowOverlap="1" relativeHeight="29">
+            <wp:anchor behindDoc="1" distT="0" distB="0" distL="0" distR="0" simplePos="0" locked="0" layoutInCell="0" allowOverlap="1" relativeHeight="24">
               <wp:simplePos x="0" y="0"/>
               <wp:positionH relativeFrom="page">
                 <wp:posOffset>3667760</wp:posOffset>
@@ -8613,6 +8800,7 @@
                           </w:pPr>
                           <w:r>
                             <w:rPr>
+                              <w:color w:val="000000"/>
                               <w:spacing w:val="-10"/>
                               <w:sz w:val="24"/>
                             </w:rPr>
@@ -8622,6 +8810,7 @@
                             <w:rPr>
                               <w:sz w:val="24"/>
                               <w:spacing w:val="-10"/>
+                              <w:color w:val="000000"/>
                             </w:rPr>
                             <w:instrText xml:space="preserve"> PAGE </w:instrText>
                           </w:r>
@@ -8629,6 +8818,7 @@
                             <w:rPr>
                               <w:sz w:val="24"/>
                               <w:spacing w:val="-10"/>
+                              <w:color w:val="000000"/>
                             </w:rPr>
                             <w:fldChar w:fldCharType="separate"/>
                           </w:r>
@@ -8636,6 +8826,7 @@
                             <w:rPr>
                               <w:sz w:val="24"/>
                               <w:spacing w:val="-10"/>
+                              <w:color w:val="000000"/>
                             </w:rPr>
                             <w:t>5</w:t>
                           </w:r>
@@ -8643,6 +8834,7 @@
                             <w:rPr>
                               <w:sz w:val="24"/>
                               <w:spacing w:val="-10"/>
+                              <w:color w:val="000000"/>
                             </w:rPr>
                             <w:fldChar w:fldCharType="end"/>
                           </w:r>
@@ -8677,6 +8869,7 @@
                     </w:pPr>
                     <w:r>
                       <w:rPr>
+                        <w:color w:val="000000"/>
                         <w:spacing w:val="-10"/>
                         <w:sz w:val="24"/>
                       </w:rPr>
@@ -8686,6 +8879,7 @@
                       <w:rPr>
                         <w:sz w:val="24"/>
                         <w:spacing w:val="-10"/>
+                        <w:color w:val="000000"/>
                       </w:rPr>
                       <w:instrText xml:space="preserve"> PAGE </w:instrText>
                     </w:r>
@@ -8693,6 +8887,7 @@
                       <w:rPr>
                         <w:sz w:val="24"/>
                         <w:spacing w:val="-10"/>
+                        <w:color w:val="000000"/>
                       </w:rPr>
                       <w:fldChar w:fldCharType="separate"/>
                     </w:r>
@@ -8700,6 +8895,7 @@
                       <w:rPr>
                         <w:sz w:val="24"/>
                         <w:spacing w:val="-10"/>
+                        <w:color w:val="000000"/>
                       </w:rPr>
                       <w:t>5</w:t>
                     </w:r>
@@ -8707,6 +8903,7 @@
                       <w:rPr>
                         <w:sz w:val="24"/>
                         <w:spacing w:val="-10"/>
+                        <w:color w:val="000000"/>
                       </w:rPr>
                       <w:fldChar w:fldCharType="end"/>
                     </w:r>
@@ -8748,7 +8945,7 @@
       <mc:AlternateContent>
         <mc:Choice Requires="wps">
           <w:drawing>
-            <wp:anchor behindDoc="1" distT="0" distB="0" distL="0" distR="0" simplePos="0" locked="0" layoutInCell="0" allowOverlap="1" relativeHeight="71">
+            <wp:anchor behindDoc="1" distT="0" distB="0" distL="0" distR="0" simplePos="0" locked="0" layoutInCell="0" allowOverlap="1" relativeHeight="72">
               <wp:simplePos x="0" y="0"/>
               <wp:positionH relativeFrom="page">
                 <wp:posOffset>3667760</wp:posOffset>
@@ -8797,6 +8994,7 @@
                           </w:pPr>
                           <w:r>
                             <w:rPr>
+                              <w:color w:val="000000"/>
                               <w:spacing w:val="-10"/>
                               <w:sz w:val="24"/>
                             </w:rPr>
@@ -8806,6 +9004,7 @@
                             <w:rPr>
                               <w:sz w:val="24"/>
                               <w:spacing w:val="-10"/>
+                              <w:color w:val="000000"/>
                             </w:rPr>
                             <w:instrText xml:space="preserve"> PAGE </w:instrText>
                           </w:r>
@@ -8813,6 +9012,7 @@
                             <w:rPr>
                               <w:sz w:val="24"/>
                               <w:spacing w:val="-10"/>
+                              <w:color w:val="000000"/>
                             </w:rPr>
                             <w:fldChar w:fldCharType="separate"/>
                           </w:r>
@@ -8820,13 +9020,15 @@
                             <w:rPr>
                               <w:sz w:val="24"/>
                               <w:spacing w:val="-10"/>
+                              <w:color w:val="000000"/>
                             </w:rPr>
-                            <w:t>12</w:t>
+                            <w:t>10</w:t>
                           </w:r>
                           <w:r>
                             <w:rPr>
                               <w:sz w:val="24"/>
                               <w:spacing w:val="-10"/>
+                              <w:color w:val="000000"/>
                             </w:rPr>
                             <w:fldChar w:fldCharType="end"/>
                           </w:r>
@@ -8861,6 +9063,7 @@
                     </w:pPr>
                     <w:r>
                       <w:rPr>
+                        <w:color w:val="000000"/>
                         <w:spacing w:val="-10"/>
                         <w:sz w:val="24"/>
                       </w:rPr>
@@ -8870,6 +9073,7 @@
                       <w:rPr>
                         <w:sz w:val="24"/>
                         <w:spacing w:val="-10"/>
+                        <w:color w:val="000000"/>
                       </w:rPr>
                       <w:instrText xml:space="preserve"> PAGE </w:instrText>
                     </w:r>
@@ -8877,6 +9081,7 @@
                       <w:rPr>
                         <w:sz w:val="24"/>
                         <w:spacing w:val="-10"/>
+                        <w:color w:val="000000"/>
                       </w:rPr>
                       <w:fldChar w:fldCharType="separate"/>
                     </w:r>
@@ -8884,13 +9089,15 @@
                       <w:rPr>
                         <w:sz w:val="24"/>
                         <w:spacing w:val="-10"/>
+                        <w:color w:val="000000"/>
                       </w:rPr>
-                      <w:t>12</w:t>
+                      <w:t>10</w:t>
                     </w:r>
                     <w:r>
                       <w:rPr>
                         <w:sz w:val="24"/>
                         <w:spacing w:val="-10"/>
+                        <w:color w:val="000000"/>
                       </w:rPr>
                       <w:fldChar w:fldCharType="end"/>
                     </w:r>
@@ -8981,12 +9188,14 @@
                           </w:pPr>
                           <w:r>
                             <w:rPr>
+                              <w:color w:val="000000"/>
                               <w:sz w:val="24"/>
                             </w:rPr>
                             <w:t>Andrea</w:t>
                           </w:r>
                           <w:r>
                             <w:rPr>
+                              <w:color w:val="000000"/>
                               <w:spacing w:val="-21"/>
                               <w:sz w:val="24"/>
                             </w:rPr>
@@ -8994,12 +9203,14 @@
                           </w:r>
                           <w:r>
                             <w:rPr>
+                              <w:color w:val="000000"/>
                               <w:sz w:val="24"/>
                             </w:rPr>
                             <w:t>Mira</w:t>
                           </w:r>
                           <w:r>
                             <w:rPr>
+                              <w:color w:val="000000"/>
                               <w:spacing w:val="-21"/>
                               <w:sz w:val="24"/>
                             </w:rPr>
@@ -9007,12 +9218,14 @@
                           </w:r>
                           <w:r>
                             <w:rPr>
+                              <w:color w:val="000000"/>
                               <w:sz w:val="24"/>
                             </w:rPr>
                             <w:t xml:space="preserve">Hernández </w:t>
                           </w:r>
                           <w:r>
                             <w:rPr>
+                              <w:color w:val="000000"/>
                               <w:spacing w:val="-2"/>
                               <w:sz w:val="24"/>
                             </w:rPr>
@@ -9049,12 +9262,14 @@
                     </w:pPr>
                     <w:r>
                       <w:rPr>
+                        <w:color w:val="000000"/>
                         <w:sz w:val="24"/>
                       </w:rPr>
                       <w:t>Andrea</w:t>
                     </w:r>
                     <w:r>
                       <w:rPr>
+                        <w:color w:val="000000"/>
                         <w:spacing w:val="-21"/>
                         <w:sz w:val="24"/>
                       </w:rPr>
@@ -9062,12 +9277,14 @@
                     </w:r>
                     <w:r>
                       <w:rPr>
+                        <w:color w:val="000000"/>
                         <w:sz w:val="24"/>
                       </w:rPr>
                       <w:t>Mira</w:t>
                     </w:r>
                     <w:r>
                       <w:rPr>
+                        <w:color w:val="000000"/>
                         <w:spacing w:val="-21"/>
                         <w:sz w:val="24"/>
                       </w:rPr>
@@ -9075,12 +9292,14 @@
                     </w:r>
                     <w:r>
                       <w:rPr>
+                        <w:color w:val="000000"/>
                         <w:sz w:val="24"/>
                       </w:rPr>
                       <w:t xml:space="preserve">Hernández </w:t>
                     </w:r>
                     <w:r>
                       <w:rPr>
+                        <w:color w:val="000000"/>
                         <w:spacing w:val="-2"/>
                         <w:sz w:val="24"/>
                       </w:rPr>
@@ -9146,6 +9365,7 @@
                           </w:pPr>
                           <w:r>
                             <w:rPr>
+                              <w:color w:val="000000"/>
                               <w:spacing w:val="-2"/>
                               <w:sz w:val="24"/>
                             </w:rPr>
@@ -9164,6 +9384,7 @@
                           </w:pPr>
                           <w:r>
                             <w:rPr>
+                              <w:color w:val="000000"/>
                               <w:spacing w:val="-2"/>
                               <w:sz w:val="24"/>
                             </w:rPr>
@@ -9200,6 +9421,7 @@
                     </w:pPr>
                     <w:r>
                       <w:rPr>
+                        <w:color w:val="000000"/>
                         <w:spacing w:val="-2"/>
                         <w:sz w:val="24"/>
                       </w:rPr>
@@ -9218,6 +9440,7 @@
                     </w:pPr>
                     <w:r>
                       <w:rPr>
+                        <w:color w:val="000000"/>
                         <w:spacing w:val="-2"/>
                         <w:sz w:val="24"/>
                       </w:rPr>
@@ -9255,7 +9478,7 @@
       <mc:AlternateContent>
         <mc:Choice Requires="wps">
           <w:drawing>
-            <wp:anchor behindDoc="1" distT="0" distB="0" distL="0" distR="0" simplePos="0" locked="0" layoutInCell="0" allowOverlap="1" relativeHeight="13">
+            <wp:anchor behindDoc="1" distT="0" distB="0" distL="0" distR="0" simplePos="0" locked="0" layoutInCell="0" allowOverlap="1" relativeHeight="8">
               <wp:simplePos x="0" y="0"/>
               <wp:positionH relativeFrom="page">
                 <wp:posOffset>901700</wp:posOffset>
@@ -9304,12 +9527,14 @@
                           </w:pPr>
                           <w:r>
                             <w:rPr>
+                              <w:color w:val="000000"/>
                               <w:sz w:val="24"/>
                             </w:rPr>
                             <w:t>Andrea</w:t>
                           </w:r>
                           <w:r>
                             <w:rPr>
+                              <w:color w:val="000000"/>
                               <w:spacing w:val="-21"/>
                               <w:sz w:val="24"/>
                             </w:rPr>
@@ -9317,12 +9542,14 @@
                           </w:r>
                           <w:r>
                             <w:rPr>
+                              <w:color w:val="000000"/>
                               <w:sz w:val="24"/>
                             </w:rPr>
                             <w:t>Mira</w:t>
                           </w:r>
                           <w:r>
                             <w:rPr>
+                              <w:color w:val="000000"/>
                               <w:spacing w:val="-21"/>
                               <w:sz w:val="24"/>
                             </w:rPr>
@@ -9330,12 +9557,14 @@
                           </w:r>
                           <w:r>
                             <w:rPr>
+                              <w:color w:val="000000"/>
                               <w:sz w:val="24"/>
                             </w:rPr>
                             <w:t xml:space="preserve">Hernández </w:t>
                           </w:r>
                           <w:r>
                             <w:rPr>
+                              <w:color w:val="000000"/>
                               <w:spacing w:val="-2"/>
                               <w:sz w:val="24"/>
                             </w:rPr>
@@ -9372,12 +9601,14 @@
                     </w:pPr>
                     <w:r>
                       <w:rPr>
+                        <w:color w:val="000000"/>
                         <w:sz w:val="24"/>
                       </w:rPr>
                       <w:t>Andrea</w:t>
                     </w:r>
                     <w:r>
                       <w:rPr>
+                        <w:color w:val="000000"/>
                         <w:spacing w:val="-21"/>
                         <w:sz w:val="24"/>
                       </w:rPr>
@@ -9385,12 +9616,14 @@
                     </w:r>
                     <w:r>
                       <w:rPr>
+                        <w:color w:val="000000"/>
                         <w:sz w:val="24"/>
                       </w:rPr>
                       <w:t>Mira</w:t>
                     </w:r>
                     <w:r>
                       <w:rPr>
+                        <w:color w:val="000000"/>
                         <w:spacing w:val="-21"/>
                         <w:sz w:val="24"/>
                       </w:rPr>
@@ -9398,12 +9631,14 @@
                     </w:r>
                     <w:r>
                       <w:rPr>
+                        <w:color w:val="000000"/>
                         <w:sz w:val="24"/>
                       </w:rPr>
                       <w:t xml:space="preserve">Hernández </w:t>
                     </w:r>
                     <w:r>
                       <w:rPr>
+                        <w:color w:val="000000"/>
                         <w:spacing w:val="-2"/>
                         <w:sz w:val="24"/>
                       </w:rPr>
@@ -9420,7 +9655,7 @@
       <mc:AlternateContent>
         <mc:Choice Requires="wps">
           <w:drawing>
-            <wp:anchor behindDoc="1" distT="0" distB="0" distL="0" distR="0" simplePos="0" locked="0" layoutInCell="0" allowOverlap="1" relativeHeight="15">
+            <wp:anchor behindDoc="1" distT="0" distB="0" distL="0" distR="0" simplePos="0" locked="0" layoutInCell="0" allowOverlap="1" relativeHeight="10">
               <wp:simplePos x="0" y="0"/>
               <wp:positionH relativeFrom="page">
                 <wp:posOffset>5473700</wp:posOffset>
@@ -9469,6 +9704,7 @@
                           </w:pPr>
                           <w:r>
                             <w:rPr>
+                              <w:color w:val="000000"/>
                               <w:spacing w:val="-2"/>
                               <w:sz w:val="24"/>
                             </w:rPr>
@@ -9487,6 +9723,7 @@
                           </w:pPr>
                           <w:r>
                             <w:rPr>
+                              <w:color w:val="000000"/>
                               <w:spacing w:val="-2"/>
                               <w:sz w:val="24"/>
                             </w:rPr>
@@ -9523,6 +9760,7 @@
                     </w:pPr>
                     <w:r>
                       <w:rPr>
+                        <w:color w:val="000000"/>
                         <w:spacing w:val="-2"/>
                         <w:sz w:val="24"/>
                       </w:rPr>
@@ -9541,6 +9779,7 @@
                     </w:pPr>
                     <w:r>
                       <w:rPr>
+                        <w:color w:val="000000"/>
                         <w:spacing w:val="-2"/>
                         <w:sz w:val="24"/>
                       </w:rPr>
@@ -9584,7 +9823,7 @@
       <mc:AlternateContent>
         <mc:Choice Requires="wps">
           <w:drawing>
-            <wp:anchor behindDoc="1" distT="0" distB="0" distL="0" distR="0" simplePos="0" locked="0" layoutInCell="0" allowOverlap="1" relativeHeight="19">
+            <wp:anchor behindDoc="1" distT="0" distB="0" distL="0" distR="0" simplePos="0" locked="0" layoutInCell="0" allowOverlap="1" relativeHeight="14">
               <wp:simplePos x="0" y="0"/>
               <wp:positionH relativeFrom="page">
                 <wp:posOffset>901700</wp:posOffset>
@@ -9633,12 +9872,14 @@
                           </w:pPr>
                           <w:r>
                             <w:rPr>
+                              <w:color w:val="000000"/>
                               <w:sz w:val="24"/>
                             </w:rPr>
                             <w:t>Andrea</w:t>
                           </w:r>
                           <w:r>
                             <w:rPr>
+                              <w:color w:val="000000"/>
                               <w:spacing w:val="-21"/>
                               <w:sz w:val="24"/>
                             </w:rPr>
@@ -9646,12 +9887,14 @@
                           </w:r>
                           <w:r>
                             <w:rPr>
+                              <w:color w:val="000000"/>
                               <w:sz w:val="24"/>
                             </w:rPr>
                             <w:t>Mira</w:t>
                           </w:r>
                           <w:r>
                             <w:rPr>
+                              <w:color w:val="000000"/>
                               <w:spacing w:val="-21"/>
                               <w:sz w:val="24"/>
                             </w:rPr>
@@ -9659,12 +9902,14 @@
                           </w:r>
                           <w:r>
                             <w:rPr>
+                              <w:color w:val="000000"/>
                               <w:sz w:val="24"/>
                             </w:rPr>
                             <w:t xml:space="preserve">Hernández </w:t>
                           </w:r>
                           <w:r>
                             <w:rPr>
+                              <w:color w:val="000000"/>
                               <w:spacing w:val="-2"/>
                               <w:sz w:val="24"/>
                             </w:rPr>
@@ -9701,12 +9946,14 @@
                     </w:pPr>
                     <w:r>
                       <w:rPr>
+                        <w:color w:val="000000"/>
                         <w:sz w:val="24"/>
                       </w:rPr>
                       <w:t>Andrea</w:t>
                     </w:r>
                     <w:r>
                       <w:rPr>
+                        <w:color w:val="000000"/>
                         <w:spacing w:val="-21"/>
                         <w:sz w:val="24"/>
                       </w:rPr>
@@ -9714,12 +9961,14 @@
                     </w:r>
                     <w:r>
                       <w:rPr>
+                        <w:color w:val="000000"/>
                         <w:sz w:val="24"/>
                       </w:rPr>
                       <w:t>Mira</w:t>
                     </w:r>
                     <w:r>
                       <w:rPr>
+                        <w:color w:val="000000"/>
                         <w:spacing w:val="-21"/>
                         <w:sz w:val="24"/>
                       </w:rPr>
@@ -9727,12 +9976,14 @@
                     </w:r>
                     <w:r>
                       <w:rPr>
+                        <w:color w:val="000000"/>
                         <w:sz w:val="24"/>
                       </w:rPr>
                       <w:t xml:space="preserve">Hernández </w:t>
                     </w:r>
                     <w:r>
                       <w:rPr>
+                        <w:color w:val="000000"/>
                         <w:spacing w:val="-2"/>
                         <w:sz w:val="24"/>
                       </w:rPr>
@@ -9749,7 +10000,7 @@
       <mc:AlternateContent>
         <mc:Choice Requires="wps">
           <w:drawing>
-            <wp:anchor behindDoc="1" distT="0" distB="0" distL="0" distR="0" simplePos="0" locked="0" layoutInCell="0" allowOverlap="1" relativeHeight="21">
+            <wp:anchor behindDoc="1" distT="0" distB="0" distL="0" distR="0" simplePos="0" locked="0" layoutInCell="0" allowOverlap="1" relativeHeight="16">
               <wp:simplePos x="0" y="0"/>
               <wp:positionH relativeFrom="page">
                 <wp:posOffset>5473700</wp:posOffset>
@@ -9798,6 +10049,7 @@
                           </w:pPr>
                           <w:r>
                             <w:rPr>
+                              <w:color w:val="000000"/>
                               <w:spacing w:val="-2"/>
                               <w:sz w:val="24"/>
                             </w:rPr>
@@ -9816,6 +10068,7 @@
                           </w:pPr>
                           <w:r>
                             <w:rPr>
+                              <w:color w:val="000000"/>
                               <w:spacing w:val="-2"/>
                               <w:sz w:val="24"/>
                             </w:rPr>
@@ -9852,6 +10105,7 @@
                     </w:pPr>
                     <w:r>
                       <w:rPr>
+                        <w:color w:val="000000"/>
                         <w:spacing w:val="-2"/>
                         <w:sz w:val="24"/>
                       </w:rPr>
@@ -9870,6 +10124,7 @@
                     </w:pPr>
                     <w:r>
                       <w:rPr>
+                        <w:color w:val="000000"/>
                         <w:spacing w:val="-2"/>
                         <w:sz w:val="24"/>
                       </w:rPr>
@@ -9913,7 +10168,7 @@
       <mc:AlternateContent>
         <mc:Choice Requires="wps">
           <w:drawing>
-            <wp:anchor behindDoc="1" distT="0" distB="0" distL="0" distR="0" simplePos="0" locked="0" layoutInCell="0" allowOverlap="1" relativeHeight="25">
+            <wp:anchor behindDoc="1" distT="0" distB="0" distL="0" distR="0" simplePos="0" locked="0" layoutInCell="0" allowOverlap="1" relativeHeight="20">
               <wp:simplePos x="0" y="0"/>
               <wp:positionH relativeFrom="page">
                 <wp:posOffset>901700</wp:posOffset>
@@ -9962,12 +10217,14 @@
                           </w:pPr>
                           <w:r>
                             <w:rPr>
+                              <w:color w:val="000000"/>
                               <w:sz w:val="24"/>
                             </w:rPr>
                             <w:t>Andrea</w:t>
                           </w:r>
                           <w:r>
                             <w:rPr>
+                              <w:color w:val="000000"/>
                               <w:spacing w:val="-21"/>
                               <w:sz w:val="24"/>
                             </w:rPr>
@@ -9975,12 +10232,14 @@
                           </w:r>
                           <w:r>
                             <w:rPr>
+                              <w:color w:val="000000"/>
                               <w:sz w:val="24"/>
                             </w:rPr>
                             <w:t>Mira</w:t>
                           </w:r>
                           <w:r>
                             <w:rPr>
+                              <w:color w:val="000000"/>
                               <w:spacing w:val="-21"/>
                               <w:sz w:val="24"/>
                             </w:rPr>
@@ -9988,12 +10247,14 @@
                           </w:r>
                           <w:r>
                             <w:rPr>
+                              <w:color w:val="000000"/>
                               <w:sz w:val="24"/>
                             </w:rPr>
                             <w:t xml:space="preserve">Hernández </w:t>
                           </w:r>
                           <w:r>
                             <w:rPr>
+                              <w:color w:val="000000"/>
                               <w:spacing w:val="-2"/>
                               <w:sz w:val="24"/>
                             </w:rPr>
@@ -10030,12 +10291,14 @@
                     </w:pPr>
                     <w:r>
                       <w:rPr>
+                        <w:color w:val="000000"/>
                         <w:sz w:val="24"/>
                       </w:rPr>
                       <w:t>Andrea</w:t>
                     </w:r>
                     <w:r>
                       <w:rPr>
+                        <w:color w:val="000000"/>
                         <w:spacing w:val="-21"/>
                         <w:sz w:val="24"/>
                       </w:rPr>
@@ -10043,12 +10306,14 @@
                     </w:r>
                     <w:r>
                       <w:rPr>
+                        <w:color w:val="000000"/>
                         <w:sz w:val="24"/>
                       </w:rPr>
                       <w:t>Mira</w:t>
                     </w:r>
                     <w:r>
                       <w:rPr>
+                        <w:color w:val="000000"/>
                         <w:spacing w:val="-21"/>
                         <w:sz w:val="24"/>
                       </w:rPr>
@@ -10056,12 +10321,14 @@
                     </w:r>
                     <w:r>
                       <w:rPr>
+                        <w:color w:val="000000"/>
                         <w:sz w:val="24"/>
                       </w:rPr>
                       <w:t xml:space="preserve">Hernández </w:t>
                     </w:r>
                     <w:r>
                       <w:rPr>
+                        <w:color w:val="000000"/>
                         <w:spacing w:val="-2"/>
                         <w:sz w:val="24"/>
                       </w:rPr>
@@ -10078,7 +10345,7 @@
       <mc:AlternateContent>
         <mc:Choice Requires="wps">
           <w:drawing>
-            <wp:anchor behindDoc="1" distT="0" distB="0" distL="0" distR="0" simplePos="0" locked="0" layoutInCell="0" allowOverlap="1" relativeHeight="27">
+            <wp:anchor behindDoc="1" distT="0" distB="0" distL="0" distR="0" simplePos="0" locked="0" layoutInCell="0" allowOverlap="1" relativeHeight="22">
               <wp:simplePos x="0" y="0"/>
               <wp:positionH relativeFrom="page">
                 <wp:posOffset>5473700</wp:posOffset>
@@ -10127,6 +10394,7 @@
                           </w:pPr>
                           <w:r>
                             <w:rPr>
+                              <w:color w:val="000000"/>
                               <w:spacing w:val="-2"/>
                               <w:sz w:val="24"/>
                             </w:rPr>
@@ -10145,6 +10413,7 @@
                           </w:pPr>
                           <w:r>
                             <w:rPr>
+                              <w:color w:val="000000"/>
                               <w:spacing w:val="-2"/>
                               <w:sz w:val="24"/>
                             </w:rPr>
@@ -10181,6 +10450,7 @@
                     </w:pPr>
                     <w:r>
                       <w:rPr>
+                        <w:color w:val="000000"/>
                         <w:spacing w:val="-2"/>
                         <w:sz w:val="24"/>
                       </w:rPr>
@@ -10199,6 +10469,7 @@
                     </w:pPr>
                     <w:r>
                       <w:rPr>
+                        <w:color w:val="000000"/>
                         <w:spacing w:val="-2"/>
                         <w:sz w:val="24"/>
                       </w:rPr>
@@ -10242,7 +10513,7 @@
       <mc:AlternateContent>
         <mc:Choice Requires="wps">
           <w:drawing>
-            <wp:anchor behindDoc="1" distT="0" distB="0" distL="0" distR="0" simplePos="0" locked="0" layoutInCell="0" allowOverlap="1" relativeHeight="43">
+            <wp:anchor behindDoc="1" distT="0" distB="0" distL="0" distR="0" simplePos="0" locked="0" layoutInCell="0" allowOverlap="1" relativeHeight="40">
               <wp:simplePos x="0" y="0"/>
               <wp:positionH relativeFrom="page">
                 <wp:posOffset>901700</wp:posOffset>
@@ -10291,12 +10562,14 @@
                           </w:pPr>
                           <w:r>
                             <w:rPr>
+                              <w:color w:val="000000"/>
                               <w:sz w:val="24"/>
                             </w:rPr>
                             <w:t>Andrea</w:t>
                           </w:r>
                           <w:r>
                             <w:rPr>
+                              <w:color w:val="000000"/>
                               <w:spacing w:val="-21"/>
                               <w:sz w:val="24"/>
                             </w:rPr>
@@ -10304,12 +10577,14 @@
                           </w:r>
                           <w:r>
                             <w:rPr>
+                              <w:color w:val="000000"/>
                               <w:sz w:val="24"/>
                             </w:rPr>
                             <w:t>Mira</w:t>
                           </w:r>
                           <w:r>
                             <w:rPr>
+                              <w:color w:val="000000"/>
                               <w:spacing w:val="-21"/>
                               <w:sz w:val="24"/>
                             </w:rPr>
@@ -10317,12 +10592,14 @@
                           </w:r>
                           <w:r>
                             <w:rPr>
+                              <w:color w:val="000000"/>
                               <w:sz w:val="24"/>
                             </w:rPr>
                             <w:t xml:space="preserve">Hernández </w:t>
                           </w:r>
                           <w:r>
                             <w:rPr>
+                              <w:color w:val="000000"/>
                               <w:spacing w:val="-2"/>
                               <w:sz w:val="24"/>
                             </w:rPr>
@@ -10359,12 +10636,14 @@
                     </w:pPr>
                     <w:r>
                       <w:rPr>
+                        <w:color w:val="000000"/>
                         <w:sz w:val="24"/>
                       </w:rPr>
                       <w:t>Andrea</w:t>
                     </w:r>
                     <w:r>
                       <w:rPr>
+                        <w:color w:val="000000"/>
                         <w:spacing w:val="-21"/>
                         <w:sz w:val="24"/>
                       </w:rPr>
@@ -10372,12 +10651,14 @@
                     </w:r>
                     <w:r>
                       <w:rPr>
+                        <w:color w:val="000000"/>
                         <w:sz w:val="24"/>
                       </w:rPr>
                       <w:t>Mira</w:t>
                     </w:r>
                     <w:r>
                       <w:rPr>
+                        <w:color w:val="000000"/>
                         <w:spacing w:val="-21"/>
                         <w:sz w:val="24"/>
                       </w:rPr>
@@ -10385,12 +10666,14 @@
                     </w:r>
                     <w:r>
                       <w:rPr>
+                        <w:color w:val="000000"/>
                         <w:sz w:val="24"/>
                       </w:rPr>
                       <w:t xml:space="preserve">Hernández </w:t>
                     </w:r>
                     <w:r>
                       <w:rPr>
+                        <w:color w:val="000000"/>
                         <w:spacing w:val="-2"/>
                         <w:sz w:val="24"/>
                       </w:rPr>
@@ -10407,7 +10690,7 @@
       <mc:AlternateContent>
         <mc:Choice Requires="wps">
           <w:drawing>
-            <wp:anchor behindDoc="1" distT="0" distB="0" distL="0" distR="0" simplePos="0" locked="0" layoutInCell="0" allowOverlap="1" relativeHeight="57">
+            <wp:anchor behindDoc="1" distT="0" distB="0" distL="0" distR="0" simplePos="0" locked="0" layoutInCell="0" allowOverlap="1" relativeHeight="56">
               <wp:simplePos x="0" y="0"/>
               <wp:positionH relativeFrom="page">
                 <wp:posOffset>5473700</wp:posOffset>
@@ -10456,6 +10739,7 @@
                           </w:pPr>
                           <w:r>
                             <w:rPr>
+                              <w:color w:val="000000"/>
                               <w:spacing w:val="-2"/>
                               <w:sz w:val="24"/>
                             </w:rPr>
@@ -10474,6 +10758,7 @@
                           </w:pPr>
                           <w:r>
                             <w:rPr>
+                              <w:color w:val="000000"/>
                               <w:spacing w:val="-2"/>
                               <w:sz w:val="24"/>
                             </w:rPr>
@@ -10510,6 +10795,7 @@
                     </w:pPr>
                     <w:r>
                       <w:rPr>
+                        <w:color w:val="000000"/>
                         <w:spacing w:val="-2"/>
                         <w:sz w:val="24"/>
                       </w:rPr>
@@ -10528,6 +10814,7 @@
                     </w:pPr>
                     <w:r>
                       <w:rPr>
+                        <w:color w:val="000000"/>
                         <w:spacing w:val="-2"/>
                         <w:sz w:val="24"/>
                       </w:rPr>
@@ -11459,6 +11746,7 @@
     <w:qFormat/>
     <w:pPr>
       <w:widowControl w:val="false"/>
+      <w:suppressAutoHyphens w:val="true"/>
       <w:bidi w:val="0"/>
       <w:spacing w:lineRule="auto" w:line="240" w:before="0" w:after="0"/>
       <w:ind w:left="0" w:right="0"/>

--- a/Actividades capitulo 10_AMH_JMMCH.docx
+++ b/Actividades capitulo 10_AMH_JMMCH.docx
@@ -11,7 +11,9 @@
         </w:rPr>
       </w:pPr>
       <w:r>
-        <w:rPr/>
+        <w:rPr>
+          <w:u w:val="none" w:color="000000"/>
+        </w:rPr>
       </w:r>
     </w:p>
     <w:p>
@@ -547,6 +549,15 @@
     </w:p>
     <w:p>
       <w:pPr>
+        <w:sectPr>
+          <w:type w:val="nextPage"/>
+          <w:pgSz w:w="11906" w:h="16838"/>
+          <w:pgMar w:left="1417" w:right="1417" w:gutter="0" w:header="0" w:top="1360" w:footer="0" w:bottom="280"/>
+          <w:pgNumType w:fmt="decimal"/>
+          <w:formProt w:val="false"/>
+          <w:textDirection w:val="lrTb"/>
+          <w:docGrid w:type="default" w:linePitch="100" w:charSpace="0"/>
+        </w:sectPr>
         <w:pStyle w:val="BodyText"/>
         <w:spacing w:before="6" w:after="0"/>
         <w:rPr>
@@ -587,9 +598,9 @@
                           <a:avLst/>
                           <a:gdLst>
                             <a:gd name="textAreaLeft" fmla="*/ 0 w 3204000"/>
-                            <a:gd name="textAreaRight" fmla="*/ 3204720 w 3204000"/>
+                            <a:gd name="textAreaRight" fmla="*/ 3205080 w 3204000"/>
                             <a:gd name="textAreaTop" fmla="*/ 0 h 720"/>
-                            <a:gd name="textAreaBottom" fmla="*/ 1440 h 720"/>
+                            <a:gd name="textAreaBottom" fmla="*/ 2160 h 720"/>
                           </a:gdLst>
                           <a:ahLst/>
                           <a:rect l="textAreaLeft" t="textAreaTop" r="textAreaRight" b="textAreaBottom"/>
@@ -723,31 +734,6 @@
     </w:p>
     <w:p>
       <w:pPr>
-        <w:sectPr>
-          <w:type w:val="nextPage"/>
-          <w:pgSz w:w="11906" w:h="16838"/>
-          <w:pgMar w:left="1417" w:right="1417" w:gutter="0" w:header="0" w:top="1360" w:footer="0" w:bottom="280"/>
-          <w:pgNumType w:fmt="decimal"/>
-          <w:formProt w:val="false"/>
-          <w:textDirection w:val="lrTb"/>
-          <w:docGrid w:type="default" w:linePitch="100" w:charSpace="0"/>
-        </w:sectPr>
-        <w:pStyle w:val="BodyText"/>
-        <w:spacing w:before="201" w:after="0"/>
-        <w:rPr>
-          <w:b w:val="false"/>
-          <w:sz w:val="20"/>
-        </w:rPr>
-      </w:pPr>
-      <w:r>
-        <w:rPr>
-          <w:b w:val="false"/>
-          <w:sz w:val="20"/>
-        </w:rPr>
-      </w:r>
-    </w:p>
-    <w:p>
-      <w:pPr>
         <w:pStyle w:val="BodyText"/>
         <w:spacing w:before="1" w:after="0"/>
         <w:rPr>
@@ -1351,8 +1337,8 @@
           <w:sz w:val="24"/>
         </w:rPr>
       </w:pPr>
-      <w:bookmarkStart w:id="0" w:name="Autoevaluación_"/>
-      <w:bookmarkStart w:id="1" w:name="h.m3ev87vjocjw"/>
+      <w:bookmarkStart w:id="0" w:name="h.m3ev87vjocjw"/>
+      <w:bookmarkStart w:id="1" w:name="Autoevaluación_"/>
       <w:bookmarkEnd w:id="0"/>
       <w:bookmarkEnd w:id="1"/>
       <w:r>
@@ -1388,8 +1374,8 @@
         <w:ind w:left="23" w:right="0"/>
         <w:rPr/>
       </w:pPr>
-      <w:bookmarkStart w:id="2" w:name="A34._¿Qué_tipo_devuelve_siempre_input()%"/>
-      <w:bookmarkStart w:id="3" w:name="h.9kgmcllzyqcd"/>
+      <w:bookmarkStart w:id="2" w:name="h.9kgmcllzyqcd"/>
+      <w:bookmarkStart w:id="3" w:name="A34._¿Qué_tipo_devuelve_siempre_input()%"/>
       <w:bookmarkEnd w:id="2"/>
       <w:bookmarkEnd w:id="3"/>
       <w:r>
@@ -1536,8 +1522,8 @@
         <w:ind w:left="23" w:right="0"/>
         <w:rPr/>
       </w:pPr>
-      <w:bookmarkStart w:id="4" w:name="A35._Si_el_usuario_escribe_25_en_n_=_inp"/>
-      <w:bookmarkStart w:id="5" w:name="h.q4adf2x3fpwd"/>
+      <w:bookmarkStart w:id="4" w:name="h.q4adf2x3fpwd"/>
+      <w:bookmarkStart w:id="5" w:name="A35._Si_el_usuario_escribe_25_en_n_=_inp"/>
       <w:bookmarkEnd w:id="4"/>
       <w:bookmarkEnd w:id="5"/>
       <w:r>
@@ -1797,8 +1783,8 @@
         <w:ind w:left="23" w:right="0"/>
         <w:rPr/>
       </w:pPr>
-      <w:bookmarkStart w:id="6" w:name="A36._¿Qué_muestra_print(f&quot;{3.14159%253A."/>
-      <w:bookmarkStart w:id="7" w:name="h.ac37kyf0vggc"/>
+      <w:bookmarkStart w:id="6" w:name="h.ac37kyf0vggc"/>
+      <w:bookmarkStart w:id="7" w:name="A36._¿Qué_muestra_print(f&quot;{3.14159%25253"/>
       <w:bookmarkEnd w:id="6"/>
       <w:bookmarkEnd w:id="7"/>
       <w:r>
@@ -1939,8 +1925,8 @@
         <w:ind w:left="23" w:right="0"/>
         <w:rPr/>
       </w:pPr>
-      <w:bookmarkStart w:id="8" w:name="A37._El_parámetro_end=&quot;&quot;_de_print()_sirv"/>
-      <w:bookmarkStart w:id="9" w:name="h.dco5dgfv6p8i"/>
+      <w:bookmarkStart w:id="8" w:name="h.dco5dgfv6p8i"/>
+      <w:bookmarkStart w:id="9" w:name="A37._El_parámetro_end=&quot;&quot;_de_print()_sirv"/>
       <w:bookmarkEnd w:id="8"/>
       <w:bookmarkEnd w:id="9"/>
       <w:r>
@@ -2183,8 +2169,8 @@
           <w:sz w:val="24"/>
         </w:rPr>
       </w:pPr>
-      <w:bookmarkStart w:id="10" w:name="Cuestiones_para_razonar_"/>
-      <w:bookmarkStart w:id="11" w:name="h.z21f0vefyael"/>
+      <w:bookmarkStart w:id="10" w:name="h.z21f0vefyael"/>
+      <w:bookmarkStart w:id="11" w:name="Cuestiones_para_razonar_"/>
       <w:bookmarkEnd w:id="10"/>
       <w:bookmarkEnd w:id="11"/>
       <w:r>
@@ -2229,8 +2215,8 @@
         <w:ind w:left="23" w:right="109"/>
         <w:rPr/>
       </w:pPr>
-      <w:bookmarkStart w:id="12" w:name="B16._¿Por_qué_input()_devuelve_texto_sie"/>
-      <w:bookmarkStart w:id="13" w:name="h.dvf1bsqzgmbz"/>
+      <w:bookmarkStart w:id="12" w:name="h.dvf1bsqzgmbz"/>
+      <w:bookmarkStart w:id="13" w:name="B16._¿Por_qué_input()_devuelve_texto_sie"/>
       <w:bookmarkEnd w:id="12"/>
       <w:bookmarkEnd w:id="13"/>
       <w:r>
@@ -2527,8 +2513,8 @@
         <w:ind w:left="23" w:right="0"/>
         <w:rPr/>
       </w:pPr>
-      <w:bookmarkStart w:id="14" w:name="B17._Compara_print(&quot;Total%253A&quot;,_total)_"/>
-      <w:bookmarkStart w:id="15" w:name="h.bfpckbohud2x"/>
+      <w:bookmarkStart w:id="14" w:name="h.bfpckbohud2x"/>
+      <w:bookmarkStart w:id="15" w:name="B17._Compara_print(&quot;Total%25253A&quot;,_total"/>
       <w:bookmarkEnd w:id="14"/>
       <w:bookmarkEnd w:id="15"/>
       <w:r>
@@ -2926,9 +2912,9 @@
           <w:sz w:val="24"/>
         </w:rPr>
       </w:pPr>
-      <w:bookmarkStart w:id="16" w:name="__Copia_1"/>
+      <w:bookmarkStart w:id="16" w:name="_"/>
       <w:bookmarkStart w:id="17" w:name="Ejercicios_"/>
-      <w:bookmarkStart w:id="18" w:name="_"/>
+      <w:bookmarkStart w:id="18" w:name="__Copia_1"/>
       <w:bookmarkEnd w:id="16"/>
       <w:bookmarkEnd w:id="17"/>
       <w:bookmarkEnd w:id="18"/>
@@ -2966,9 +2952,9 @@
         <w:ind w:left="23" w:right="109"/>
         <w:rPr/>
       </w:pPr>
-      <w:bookmarkStart w:id="19" w:name="__Copia_2"/>
+      <w:bookmarkStart w:id="19" w:name="h.y654teddo8gq"/>
       <w:bookmarkStart w:id="20" w:name="C25._Escribe_un_programa_que_pida_nombre"/>
-      <w:bookmarkStart w:id="21" w:name="h.y654teddo8gq"/>
+      <w:bookmarkStart w:id="21" w:name="__Copia_2"/>
       <w:bookmarkEnd w:id="19"/>
       <w:bookmarkEnd w:id="20"/>
       <w:bookmarkEnd w:id="21"/>
@@ -3345,8 +3331,8 @@
         <w:ind w:left="23" w:right="109"/>
         <w:rPr/>
       </w:pPr>
-      <w:bookmarkStart w:id="23" w:name="C27._Escribe_un_programa_que_pida_los_la"/>
-      <w:bookmarkStart w:id="24" w:name="h.q9ztmbo4h2k1"/>
+      <w:bookmarkStart w:id="23" w:name="h.q9ztmbo4h2k1"/>
+      <w:bookmarkStart w:id="24" w:name="C27._Escribe_un_programa_que_pida_los_la"/>
       <w:bookmarkEnd w:id="23"/>
       <w:bookmarkEnd w:id="24"/>
       <w:r>
@@ -3988,7 +3974,7 @@
           <w:sz w:val="24"/>
         </w:rPr>
       </w:pPr>
-      <w:bookmarkStart w:id="28" w:name="1._Análisis%253A_documentad_entradas,_sa"/>
+      <w:bookmarkStart w:id="28" w:name="1._Análisis%25253A_documentad_entradas,_"/>
       <w:bookmarkEnd w:id="28"/>
       <w:r>
         <w:rPr>
@@ -4025,7 +4011,7 @@
           <w:sz w:val="24"/>
         </w:rPr>
       </w:pPr>
-      <w:bookmarkStart w:id="29" w:name="2._Diseño%253A_pseudocódigo_y_diagrama_d"/>
+      <w:bookmarkStart w:id="29" w:name="2._Diseño%25253A_pseudocódigo_y_diagrama"/>
       <w:bookmarkEnd w:id="29"/>
       <w:r>
         <w:rPr>
@@ -4174,7 +4160,7 @@
           <w:sz w:val="24"/>
         </w:rPr>
       </w:pPr>
-      <w:bookmarkStart w:id="30" w:name="3._Codificación%253A_programa_en_Python_"/>
+      <w:bookmarkStart w:id="30" w:name="3._Codificación%25253A_programa_en_Pytho"/>
       <w:bookmarkEnd w:id="30"/>
       <w:r>
         <w:rPr>
@@ -4293,7 +4279,7 @@
           <w:sz w:val="24"/>
         </w:rPr>
       </w:pPr>
-      <w:bookmarkStart w:id="31" w:name="4._Pruebas%253A_tabla_con_al_menos_seis_"/>
+      <w:bookmarkStart w:id="31" w:name="4._Pruebas%25253A_tabla_con_al_menos_sei"/>
       <w:bookmarkEnd w:id="31"/>
       <w:r>
         <w:rPr>
@@ -4442,7 +4428,7 @@
           <w:sz w:val="24"/>
         </w:rPr>
       </w:pPr>
-      <w:bookmarkStart w:id="32" w:name="5._Documentación%253A_docstring,_comenta"/>
+      <w:bookmarkStart w:id="32" w:name="5._Documentación%25253A_docstring,_comen"/>
       <w:bookmarkEnd w:id="32"/>
       <w:r>
         <w:rPr>
@@ -4479,7 +4465,7 @@
           <w:sz w:val="24"/>
         </w:rPr>
       </w:pPr>
-      <w:bookmarkStart w:id="33" w:name="6._Entrega%253A_repositorio_Git_con_el_c"/>
+      <w:bookmarkStart w:id="33" w:name="6._Entrega%25253A_repositorio_Git_con_el"/>
       <w:bookmarkEnd w:id="33"/>
       <w:r>
         <w:rPr>
@@ -4631,7 +4617,12 @@
         </w:rPr>
       </w:pPr>
       <w:r>
-        <w:rPr/>
+        <w:rPr>
+          <w:b/>
+          <w:bCs/>
+          <w:sz w:val="24"/>
+          <w:szCs w:val="24"/>
+        </w:rPr>
       </w:r>
     </w:p>
     <w:p>
@@ -4664,9 +4655,11 @@
       </w:pPr>
       <w:r>
         <w:rPr>
-          <w:b w:val="false"/>
-          <w:bCs w:val="false"/>
-        </w:rPr>
+          <w:rStyle w:val="Strong"/>
+          <w:b w:val="false"/>
+          <w:bCs w:val="false"/>
+        </w:rPr>
+        <w:t>1. Análisis</w:t>
       </w:r>
     </w:p>
     <w:p>
@@ -4675,22 +4668,414 @@
         <w:spacing w:lineRule="auto" w:line="276"/>
         <w:ind w:left="23" w:right="0"/>
         <w:rPr>
+          <w:b w:val="false"/>
+          <w:bCs w:val="false"/>
+        </w:rPr>
+      </w:pPr>
+      <w:r>
+        <w:rPr/>
+        <w:t>Entradas</w:t>
+      </w:r>
+    </w:p>
+    <w:p>
+      <w:pPr>
+        <w:pStyle w:val="BodyText"/>
+        <w:spacing w:before="0" w:after="283"/>
+        <w:rPr/>
+      </w:pPr>
+      <w:r>
+        <w:rPr>
+          <w:b w:val="false"/>
+          <w:bCs w:val="false"/>
+        </w:rPr>
+        <w:t xml:space="preserve">El programa solicitará al usuario el </w:t>
+      </w:r>
+      <w:r>
+        <w:rPr>
+          <w:rStyle w:val="Strong"/>
+          <w:b w:val="false"/>
+          <w:bCs w:val="false"/>
+        </w:rPr>
+        <w:t>importe total de la compra en euros</w:t>
+      </w:r>
+      <w:r>
+        <w:rPr>
+          <w:b w:val="false"/>
+          <w:bCs w:val="false"/>
+        </w:rPr>
+        <w:t>.</w:t>
+      </w:r>
+    </w:p>
+    <w:p>
+      <w:pPr>
+        <w:pStyle w:val="BodyText"/>
+        <w:spacing w:before="0" w:after="283"/>
+        <w:rPr/>
+      </w:pPr>
+      <w:r>
+        <w:rPr/>
+        <w:t>Salidas</w:t>
+      </w:r>
+    </w:p>
+    <w:p>
+      <w:pPr>
+        <w:pStyle w:val="BodyText"/>
+        <w:spacing w:before="0" w:after="283"/>
+        <w:rPr/>
+      </w:pPr>
+      <w:r>
+        <w:rPr/>
+        <w:t>El programa mostrará:</w:t>
+      </w:r>
+    </w:p>
+    <w:p>
+      <w:pPr>
+        <w:pStyle w:val="BodyText"/>
+        <w:numPr>
+          <w:ilvl w:val="0"/>
+          <w:numId w:val="6"/>
+        </w:numPr>
+        <w:tabs>
+          <w:tab w:val="clear" w:pos="720"/>
+          <w:tab w:val="left" w:pos="0" w:leader="none"/>
+        </w:tabs>
+        <w:ind w:hanging="283" w:left="709"/>
+        <w:rPr>
+          <w:b w:val="false"/>
+          <w:bCs w:val="false"/>
+        </w:rPr>
+      </w:pPr>
+      <w:r>
+        <w:rPr>
+          <w:b w:val="false"/>
+          <w:bCs w:val="false"/>
+        </w:rPr>
+        <w:t>El importe inicial de la compra.</w:t>
+      </w:r>
+    </w:p>
+    <w:p>
+      <w:pPr>
+        <w:pStyle w:val="BodyText"/>
+        <w:numPr>
+          <w:ilvl w:val="0"/>
+          <w:numId w:val="6"/>
+        </w:numPr>
+        <w:tabs>
+          <w:tab w:val="clear" w:pos="720"/>
+          <w:tab w:val="left" w:pos="0" w:leader="none"/>
+        </w:tabs>
+        <w:ind w:hanging="283" w:left="709"/>
+        <w:rPr>
+          <w:b w:val="false"/>
+          <w:bCs w:val="false"/>
+        </w:rPr>
+      </w:pPr>
+      <w:r>
+        <w:rPr>
+          <w:b w:val="false"/>
+          <w:bCs w:val="false"/>
+        </w:rPr>
+        <w:t>El porcentaje de descuento aplicado.</w:t>
+      </w:r>
+    </w:p>
+    <w:p>
+      <w:pPr>
+        <w:pStyle w:val="BodyText"/>
+        <w:numPr>
+          <w:ilvl w:val="0"/>
+          <w:numId w:val="6"/>
+        </w:numPr>
+        <w:tabs>
+          <w:tab w:val="clear" w:pos="720"/>
+          <w:tab w:val="left" w:pos="0" w:leader="none"/>
+        </w:tabs>
+        <w:ind w:hanging="283" w:left="709"/>
+        <w:rPr>
+          <w:b w:val="false"/>
+          <w:bCs w:val="false"/>
+        </w:rPr>
+      </w:pPr>
+      <w:r>
+        <w:rPr>
+          <w:b w:val="false"/>
+          <w:bCs w:val="false"/>
+        </w:rPr>
+        <w:t>El ahorro obtenido.</w:t>
+      </w:r>
+    </w:p>
+    <w:p>
+      <w:pPr>
+        <w:pStyle w:val="BodyText"/>
+        <w:numPr>
+          <w:ilvl w:val="0"/>
+          <w:numId w:val="6"/>
+        </w:numPr>
+        <w:tabs>
+          <w:tab w:val="clear" w:pos="720"/>
+          <w:tab w:val="left" w:pos="0" w:leader="none"/>
+        </w:tabs>
+        <w:spacing w:before="0" w:after="283"/>
+        <w:ind w:hanging="283" w:left="709"/>
+        <w:rPr>
+          <w:b w:val="false"/>
+          <w:bCs w:val="false"/>
+        </w:rPr>
+      </w:pPr>
+      <w:r>
+        <w:rPr>
+          <w:b w:val="false"/>
+          <w:bCs w:val="false"/>
+        </w:rPr>
+        <w:t>El importe final después de aplicar el descuento.</w:t>
+      </w:r>
+    </w:p>
+    <w:p>
+      <w:pPr>
+        <w:pStyle w:val="BodyText"/>
+        <w:spacing w:before="0" w:after="283"/>
+        <w:rPr/>
+      </w:pPr>
+      <w:r>
+        <w:rPr/>
+        <w:t>Restricciones</w:t>
+      </w:r>
+    </w:p>
+    <w:p>
+      <w:pPr>
+        <w:pStyle w:val="BodyText"/>
+        <w:spacing w:before="0" w:after="283"/>
+        <w:rPr>
+          <w:b w:val="false"/>
+          <w:bCs w:val="false"/>
+        </w:rPr>
+      </w:pPr>
+      <w:r>
+        <w:rPr>
+          <w:b w:val="false"/>
+          <w:bCs w:val="false"/>
+        </w:rPr>
+        <w:t>El importe introducido debe ser un valor numérico positivo.</w:t>
+      </w:r>
+    </w:p>
+    <w:p>
+      <w:pPr>
+        <w:pStyle w:val="BodyText"/>
+        <w:spacing w:before="0" w:after="283"/>
+        <w:rPr>
+          <w:b w:val="false"/>
+          <w:bCs w:val="false"/>
+        </w:rPr>
+      </w:pPr>
+      <w:r>
+        <w:rPr>
+          <w:b w:val="false"/>
+          <w:bCs w:val="false"/>
+        </w:rPr>
+        <w:t>Las condiciones para aplicar los descuentos son:</w:t>
+      </w:r>
+    </w:p>
+    <w:p>
+      <w:pPr>
+        <w:pStyle w:val="BodyText"/>
+        <w:numPr>
+          <w:ilvl w:val="0"/>
+          <w:numId w:val="7"/>
+        </w:numPr>
+        <w:tabs>
+          <w:tab w:val="clear" w:pos="720"/>
+          <w:tab w:val="left" w:pos="0" w:leader="none"/>
+        </w:tabs>
+        <w:bidi w:val="0"/>
+        <w:ind w:hanging="283" w:left="709" w:right="0"/>
+        <w:rPr/>
+      </w:pPr>
+      <w:r>
+        <w:rPr>
+          <w:b w:val="false"/>
+          <w:bCs w:val="false"/>
+        </w:rPr>
+        <w:t xml:space="preserve">Si la compra es inferior a </w:t>
+      </w:r>
+      <w:r>
+        <w:rPr>
+          <w:rStyle w:val="Textooriginal"/>
+          <w:b w:val="false"/>
+          <w:bCs w:val="false"/>
+        </w:rPr>
+        <w:t>100 €</w:t>
+      </w:r>
+      <w:r>
+        <w:rPr>
+          <w:b w:val="false"/>
+          <w:bCs w:val="false"/>
+        </w:rPr>
+        <w:t>, no se aplica descuento.</w:t>
+      </w:r>
+    </w:p>
+    <w:p>
+      <w:pPr>
+        <w:pStyle w:val="BodyText"/>
+        <w:numPr>
+          <w:ilvl w:val="0"/>
+          <w:numId w:val="7"/>
+        </w:numPr>
+        <w:tabs>
+          <w:tab w:val="clear" w:pos="720"/>
+          <w:tab w:val="left" w:pos="0" w:leader="none"/>
+        </w:tabs>
+        <w:bidi w:val="0"/>
+        <w:ind w:hanging="283" w:left="709" w:right="0"/>
+        <w:rPr/>
+      </w:pPr>
+      <w:r>
+        <w:rPr>
+          <w:b w:val="false"/>
+          <w:bCs w:val="false"/>
+        </w:rPr>
+        <w:t xml:space="preserve">Si la compra es igual o superior a </w:t>
+      </w:r>
+      <w:r>
+        <w:rPr>
+          <w:rStyle w:val="Textooriginal"/>
+          <w:b w:val="false"/>
+          <w:bCs w:val="false"/>
+        </w:rPr>
+        <w:t>100 €</w:t>
+      </w:r>
+      <w:r>
+        <w:rPr>
+          <w:b w:val="false"/>
+          <w:bCs w:val="false"/>
+        </w:rPr>
+        <w:t xml:space="preserve"> y menor de </w:t>
+      </w:r>
+      <w:r>
+        <w:rPr>
+          <w:rStyle w:val="Textooriginal"/>
+          <w:b w:val="false"/>
+          <w:bCs w:val="false"/>
+        </w:rPr>
+        <w:t>300 €</w:t>
+      </w:r>
+      <w:r>
+        <w:rPr>
+          <w:b w:val="false"/>
+          <w:bCs w:val="false"/>
+        </w:rPr>
+        <w:t xml:space="preserve">, se aplica un descuento del </w:t>
+      </w:r>
+      <w:r>
+        <w:rPr>
+          <w:rStyle w:val="Textooriginal"/>
+          <w:b w:val="false"/>
+          <w:bCs w:val="false"/>
+        </w:rPr>
+        <w:t>10 %</w:t>
+      </w:r>
+      <w:r>
+        <w:rPr>
+          <w:b w:val="false"/>
+          <w:bCs w:val="false"/>
+        </w:rPr>
+        <w:t>.</w:t>
+      </w:r>
+    </w:p>
+    <w:p>
+      <w:pPr>
+        <w:pStyle w:val="BodyText"/>
+        <w:numPr>
+          <w:ilvl w:val="0"/>
+          <w:numId w:val="7"/>
+        </w:numPr>
+        <w:tabs>
+          <w:tab w:val="clear" w:pos="720"/>
+          <w:tab w:val="left" w:pos="0" w:leader="none"/>
+        </w:tabs>
+        <w:bidi w:val="0"/>
+        <w:spacing w:before="0" w:after="283"/>
+        <w:ind w:hanging="283" w:left="709" w:right="0"/>
+        <w:rPr/>
+      </w:pPr>
+      <w:r>
+        <w:rPr>
+          <w:b w:val="false"/>
+          <w:bCs w:val="false"/>
+        </w:rPr>
+        <w:t xml:space="preserve">Si la compra es igual o superior a </w:t>
+      </w:r>
+      <w:r>
+        <w:rPr>
+          <w:rStyle w:val="Textooriginal"/>
+          <w:b w:val="false"/>
+          <w:bCs w:val="false"/>
+        </w:rPr>
+        <w:t>300 €</w:t>
+      </w:r>
+      <w:r>
+        <w:rPr>
+          <w:b w:val="false"/>
+          <w:bCs w:val="false"/>
+        </w:rPr>
+        <w:t xml:space="preserve">, se aplica un descuento del </w:t>
+      </w:r>
+      <w:r>
+        <w:rPr>
+          <w:rStyle w:val="Textooriginal"/>
+          <w:b w:val="false"/>
+          <w:bCs w:val="false"/>
+        </w:rPr>
+        <w:t>15 %</w:t>
+      </w:r>
+      <w:r>
+        <w:rPr>
+          <w:b w:val="false"/>
+          <w:bCs w:val="false"/>
+        </w:rPr>
+        <w:t>.</w:t>
+      </w:r>
+    </w:p>
+    <w:p>
+      <w:pPr>
+        <w:pStyle w:val="BodyText"/>
+        <w:spacing w:lineRule="auto" w:line="276"/>
+        <w:ind w:left="23" w:right="0"/>
+        <w:rPr>
+          <w:b w:val="false"/>
+          <w:bCs w:val="false"/>
+        </w:rPr>
+      </w:pPr>
+      <w:r>
+        <w:rPr>
+          <w:b w:val="false"/>
+          <w:bCs w:val="false"/>
+        </w:rPr>
+      </w:r>
+      <w:r>
+        <w:br w:type="page"/>
+      </w:r>
+    </w:p>
+    <w:p>
+      <w:pPr>
+        <w:pStyle w:val="BodyText"/>
+        <w:spacing w:lineRule="auto" w:line="276" w:before="0" w:after="0"/>
+        <w:ind w:left="23" w:right="0"/>
+        <w:rPr>
+          <w:b w:val="false"/>
+          <w:bCs w:val="false"/>
+        </w:rPr>
+      </w:pPr>
+      <w:r>
+        <w:rPr>
           <w:b/>
           <w:bCs/>
         </w:rPr>
-      </w:pPr>
-      <w:r>
-        <w:rPr>
-          <w:b/>
-          <w:bCs/>
-        </w:rPr>
-        <w:t>-Análisis:</w:t>
-      </w:r>
-    </w:p>
-    <w:p>
-      <w:pPr>
-        <w:pStyle w:val="BodyText"/>
-        <w:spacing w:lineRule="auto" w:line="276"/>
+        <w:t>Diseño:</w:t>
+      </w:r>
+    </w:p>
+    <w:p>
+      <w:pPr>
+        <w:pStyle w:val="BodyText"/>
+        <w:spacing w:lineRule="auto" w:line="276" w:before="0" w:after="0"/>
         <w:ind w:left="23" w:right="0"/>
         <w:rPr>
           <w:b w:val="false"/>
@@ -4699,25 +5084,16 @@
       </w:pPr>
       <w:r>
         <w:rPr>
-          <w:rStyle w:val="Strong"/>
-          <w:b/>
-          <w:bCs/>
-        </w:rPr>
-        <w:t>-Entradas:</w:t>
-      </w:r>
-      <w:r>
-        <w:rPr>
-          <w:b w:val="false"/>
-          <w:bCs w:val="false"/>
-        </w:rPr>
-        <w:br/>
-        <w:t>El programa solicitará el nombre del artículo, el precio unitario sin IVA, el número de unidades y el porcentaje de descuento que se desea aplicar.</w:t>
-      </w:r>
-    </w:p>
-    <w:p>
-      <w:pPr>
-        <w:pStyle w:val="BodyText"/>
-        <w:spacing w:lineRule="auto" w:line="276"/>
+          <w:b w:val="false"/>
+          <w:bCs w:val="false"/>
+        </w:rPr>
+        <w:t>Pseudocódigo</w:t>
+      </w:r>
+    </w:p>
+    <w:p>
+      <w:pPr>
+        <w:pStyle w:val="BodyText"/>
+        <w:spacing w:lineRule="auto" w:line="276" w:before="0" w:after="0"/>
         <w:ind w:left="23" w:right="0"/>
         <w:rPr>
           <w:b w:val="false"/>
@@ -4729,124 +5105,55 @@
           <w:b w:val="false"/>
           <w:bCs w:val="false"/>
         </w:rPr>
-      </w:r>
-    </w:p>
-    <w:p>
-      <w:pPr>
-        <w:pStyle w:val="BodyText"/>
-        <w:spacing w:before="0" w:after="283"/>
-        <w:rPr/>
-      </w:pPr>
-      <w:r>
-        <w:rPr>
-          <w:rStyle w:val="Strong"/>
-          <w:b/>
-          <w:bCs/>
-        </w:rPr>
-        <w:t>-Salidas:</w:t>
-      </w:r>
-      <w:r>
-        <w:rPr>
-          <w:b w:val="false"/>
-          <w:bCs w:val="false"/>
-        </w:rPr>
-        <w:br/>
-        <w:t>El programa mostrará la base imponible inicial, el ahorro obtenido mediante el descuento, la base una vez aplicado el descuento, el importe del IVA, los gastos de envío y el importe total del pedido.</w:t>
-      </w:r>
-    </w:p>
-    <w:p>
-      <w:pPr>
-        <w:pStyle w:val="BodyText"/>
-        <w:spacing w:before="0" w:after="283"/>
-        <w:rPr/>
-      </w:pPr>
-      <w:r>
-        <w:rPr>
-          <w:rStyle w:val="Strong"/>
-          <w:b/>
-          <w:bCs/>
-        </w:rPr>
-        <w:t>-Restricciones:</w:t>
-      </w:r>
-      <w:r>
-        <w:rPr>
-          <w:b w:val="false"/>
-          <w:bCs w:val="false"/>
-        </w:rPr>
-        <w:br/>
-        <w:t xml:space="preserve">El precio, las unidades y el porcentaje de descuento deben introducirse como valores numéricos válidos. El descuento se aplicará sobre la base imponible antes de calcular el IVA. Los gastos de envío serán de </w:t>
-      </w:r>
-      <w:r>
-        <w:rPr>
-          <w:rStyle w:val="Textooriginal"/>
-          <w:b w:val="false"/>
-          <w:bCs w:val="false"/>
-        </w:rPr>
-        <w:t>4,95 €</w:t>
-      </w:r>
-      <w:r>
-        <w:rPr>
-          <w:b w:val="false"/>
-          <w:bCs w:val="false"/>
-        </w:rPr>
-        <w:t xml:space="preserve">, excepto cuando el importe utilizado para comprobar el umbral sea igual o superior a </w:t>
-      </w:r>
-      <w:r>
-        <w:rPr>
-          <w:rStyle w:val="Textooriginal"/>
-          <w:b w:val="false"/>
-          <w:bCs w:val="false"/>
-        </w:rPr>
-        <w:t>50 €</w:t>
-      </w:r>
-      <w:r>
-        <w:rPr>
-          <w:b w:val="false"/>
-          <w:bCs w:val="false"/>
-        </w:rPr>
-        <w:t>, en cuyo caso el envío será gratuito.</w:t>
-      </w:r>
-    </w:p>
-    <w:p>
-      <w:pPr>
-        <w:pStyle w:val="BodyText"/>
-        <w:spacing w:lineRule="auto" w:line="276"/>
+        <w:t>Inicio</w:t>
+      </w:r>
+    </w:p>
+    <w:p>
+      <w:pPr>
+        <w:pStyle w:val="BodyText"/>
+        <w:spacing w:lineRule="auto" w:line="276" w:before="0" w:after="0"/>
         <w:ind w:left="23" w:right="0"/>
         <w:rPr>
-          <w:b/>
-          <w:bCs/>
-        </w:rPr>
-      </w:pPr>
-      <w:r>
-        <w:rPr>
-          <w:b/>
-          <w:bCs/>
-        </w:rPr>
-        <w:t>A continuación dejamos reflejado el pseudocódigo:</w:t>
-      </w:r>
-    </w:p>
-    <w:p>
-      <w:pPr>
-        <w:pStyle w:val="BodyText"/>
-        <w:spacing w:lineRule="auto" w:line="276"/>
+          <w:b w:val="false"/>
+          <w:bCs w:val="false"/>
+        </w:rPr>
+      </w:pPr>
+      <w:r>
+        <w:rPr>
+          <w:b w:val="false"/>
+          <w:bCs w:val="false"/>
+        </w:rPr>
+      </w:r>
+    </w:p>
+    <w:p>
+      <w:pPr>
+        <w:pStyle w:val="BodyText"/>
+        <w:spacing w:lineRule="auto" w:line="276" w:before="0" w:after="0"/>
         <w:ind w:left="23" w:right="0"/>
         <w:rPr>
-          <w:b/>
-          <w:bCs/>
-        </w:rPr>
-      </w:pPr>
-      <w:r>
-        <w:rPr>
-          <w:b w:val="false"/>
-          <w:bCs w:val="false"/>
-        </w:rPr>
-        <w:t>Inicio</w:t>
-      </w:r>
-    </w:p>
-    <w:p>
-      <w:pPr>
-        <w:pStyle w:val="BodyText"/>
-        <w:spacing w:lineRule="auto" w:line="276"/>
+          <w:b w:val="false"/>
+          <w:bCs w:val="false"/>
+        </w:rPr>
+      </w:pPr>
+      <w:r>
+        <w:rPr>
+          <w:b w:val="false"/>
+          <w:bCs w:val="false"/>
+        </w:rPr>
+        <w:t xml:space="preserve">    </w:t>
+      </w:r>
+      <w:r>
+        <w:rPr>
+          <w:b w:val="false"/>
+          <w:bCs w:val="false"/>
+        </w:rPr>
+        <w:t>DESCUENTO_10 &lt;- 0,10</w:t>
+      </w:r>
+    </w:p>
+    <w:p>
+      <w:pPr>
+        <w:pStyle w:val="BodyText"/>
+        <w:spacing w:lineRule="auto" w:line="276" w:before="0" w:after="0"/>
         <w:ind w:left="23" w:right="0"/>
         <w:rPr>
           <w:b w:val="false"/>
@@ -4865,13 +5172,13 @@
           <w:b w:val="false"/>
           <w:bCs w:val="false"/>
         </w:rPr>
-        <w:t>IVA_GENERAL &lt;- 0,21</w:t>
-      </w:r>
-    </w:p>
-    <w:p>
-      <w:pPr>
-        <w:pStyle w:val="BodyText"/>
-        <w:spacing w:lineRule="auto" w:line="276"/>
+        <w:t>DESCUENTO_15 &lt;- 0,15</w:t>
+      </w:r>
+    </w:p>
+    <w:p>
+      <w:pPr>
+        <w:pStyle w:val="BodyText"/>
+        <w:spacing w:lineRule="auto" w:line="276" w:before="0" w:after="0"/>
         <w:ind w:left="23" w:right="0"/>
         <w:rPr>
           <w:b w:val="false"/>
@@ -4890,13 +5197,13 @@
           <w:b w:val="false"/>
           <w:bCs w:val="false"/>
         </w:rPr>
-        <w:t>ENVIO &lt;- 4,95</w:t>
-      </w:r>
-    </w:p>
-    <w:p>
-      <w:pPr>
-        <w:pStyle w:val="BodyText"/>
-        <w:spacing w:lineRule="auto" w:line="276"/>
+        <w:t>LIMITE_10 &lt;- 100</w:t>
+      </w:r>
+    </w:p>
+    <w:p>
+      <w:pPr>
+        <w:pStyle w:val="BodyText"/>
+        <w:spacing w:lineRule="auto" w:line="276" w:before="0" w:after="0"/>
         <w:ind w:left="23" w:right="0"/>
         <w:rPr>
           <w:b w:val="false"/>
@@ -4915,13 +5222,13 @@
           <w:b w:val="false"/>
           <w:bCs w:val="false"/>
         </w:rPr>
-        <w:t>UMBRAL_ENVIO_GRATIS &lt;- 50</w:t>
-      </w:r>
-    </w:p>
-    <w:p>
-      <w:pPr>
-        <w:pStyle w:val="BodyText"/>
-        <w:spacing w:lineRule="auto" w:line="276"/>
+        <w:t>LIMITE_15 &lt;- 300</w:t>
+      </w:r>
+    </w:p>
+    <w:p>
+      <w:pPr>
+        <w:pStyle w:val="BodyText"/>
+        <w:spacing w:lineRule="auto" w:line="276" w:before="0" w:after="0"/>
         <w:ind w:left="23" w:right="0"/>
         <w:rPr>
           <w:b w:val="false"/>
@@ -4938,7 +5245,7 @@
     <w:p>
       <w:pPr>
         <w:pStyle w:val="BodyText"/>
-        <w:spacing w:lineRule="auto" w:line="276"/>
+        <w:spacing w:lineRule="auto" w:line="276" w:before="0" w:after="0"/>
         <w:ind w:left="23" w:right="0"/>
         <w:rPr>
           <w:b w:val="false"/>
@@ -4957,13 +5264,13 @@
           <w:b w:val="false"/>
           <w:bCs w:val="false"/>
         </w:rPr>
-        <w:t>Escribir "Artículo:"</w:t>
-      </w:r>
-    </w:p>
-    <w:p>
-      <w:pPr>
-        <w:pStyle w:val="BodyText"/>
-        <w:spacing w:lineRule="auto" w:line="276"/>
+        <w:t>Escribir "Introduce el importe de la compra"</w:t>
+      </w:r>
+    </w:p>
+    <w:p>
+      <w:pPr>
+        <w:pStyle w:val="BodyText"/>
+        <w:spacing w:lineRule="auto" w:line="276" w:before="0" w:after="0"/>
         <w:ind w:left="23" w:right="0"/>
         <w:rPr>
           <w:b w:val="false"/>
@@ -4982,13 +5289,13 @@
           <w:b w:val="false"/>
           <w:bCs w:val="false"/>
         </w:rPr>
-        <w:t>Leer articulo</w:t>
-      </w:r>
-    </w:p>
-    <w:p>
-      <w:pPr>
-        <w:pStyle w:val="BodyText"/>
-        <w:spacing w:lineRule="auto" w:line="276"/>
+        <w:t>Leer importe</w:t>
+      </w:r>
+    </w:p>
+    <w:p>
+      <w:pPr>
+        <w:pStyle w:val="BodyText"/>
+        <w:spacing w:lineRule="auto" w:line="276" w:before="0" w:after="0"/>
         <w:ind w:left="23" w:right="0"/>
         <w:rPr>
           <w:b w:val="false"/>
@@ -5005,7 +5312,7 @@
     <w:p>
       <w:pPr>
         <w:pStyle w:val="BodyText"/>
-        <w:spacing w:lineRule="auto" w:line="276"/>
+        <w:spacing w:lineRule="auto" w:line="276" w:before="0" w:after="0"/>
         <w:ind w:left="23" w:right="0"/>
         <w:rPr>
           <w:b w:val="false"/>
@@ -5024,13 +5331,13 @@
           <w:b w:val="false"/>
           <w:bCs w:val="false"/>
         </w:rPr>
-        <w:t>Escribir "Precio unitario sin IVA:"</w:t>
-      </w:r>
-    </w:p>
-    <w:p>
-      <w:pPr>
-        <w:pStyle w:val="BodyText"/>
-        <w:spacing w:lineRule="auto" w:line="276"/>
+        <w:t>Si importe &gt;= LIMITE_15 Entonces</w:t>
+      </w:r>
+    </w:p>
+    <w:p>
+      <w:pPr>
+        <w:pStyle w:val="BodyText"/>
+        <w:spacing w:lineRule="auto" w:line="276" w:before="0" w:after="0"/>
         <w:ind w:left="23" w:right="0"/>
         <w:rPr>
           <w:b w:val="false"/>
@@ -5042,6 +5349,48 @@
           <w:b w:val="false"/>
           <w:bCs w:val="false"/>
         </w:rPr>
+        <w:t xml:space="preserve">        </w:t>
+      </w:r>
+      <w:r>
+        <w:rPr>
+          <w:b w:val="false"/>
+          <w:bCs w:val="false"/>
+        </w:rPr>
+        <w:t>descuento &lt;- DESCUENTO_15</w:t>
+      </w:r>
+    </w:p>
+    <w:p>
+      <w:pPr>
+        <w:pStyle w:val="BodyText"/>
+        <w:spacing w:lineRule="auto" w:line="276" w:before="0" w:after="0"/>
+        <w:ind w:left="23" w:right="0"/>
+        <w:rPr>
+          <w:b w:val="false"/>
+          <w:bCs w:val="false"/>
+        </w:rPr>
+      </w:pPr>
+      <w:r>
+        <w:rPr>
+          <w:b w:val="false"/>
+          <w:bCs w:val="false"/>
+        </w:rPr>
+      </w:r>
+    </w:p>
+    <w:p>
+      <w:pPr>
+        <w:pStyle w:val="BodyText"/>
+        <w:spacing w:lineRule="auto" w:line="276" w:before="0" w:after="0"/>
+        <w:ind w:left="23" w:right="0"/>
+        <w:rPr>
+          <w:b w:val="false"/>
+          <w:bCs w:val="false"/>
+        </w:rPr>
+      </w:pPr>
+      <w:r>
+        <w:rPr>
+          <w:b w:val="false"/>
+          <w:bCs w:val="false"/>
+        </w:rPr>
         <w:t xml:space="preserve">    </w:t>
       </w:r>
       <w:r>
@@ -5049,13 +5398,13 @@
           <w:b w:val="false"/>
           <w:bCs w:val="false"/>
         </w:rPr>
-        <w:t>Leer precio</w:t>
-      </w:r>
-    </w:p>
-    <w:p>
-      <w:pPr>
-        <w:pStyle w:val="BodyText"/>
-        <w:spacing w:lineRule="auto" w:line="276"/>
+        <w:t>Sino Si importe &gt;= LIMITE_10 Entonces</w:t>
+      </w:r>
+    </w:p>
+    <w:p>
+      <w:pPr>
+        <w:pStyle w:val="BodyText"/>
+        <w:spacing w:lineRule="auto" w:line="276" w:before="0" w:after="0"/>
         <w:ind w:left="23" w:right="0"/>
         <w:rPr>
           <w:b w:val="false"/>
@@ -5067,12 +5416,20 @@
           <w:b w:val="false"/>
           <w:bCs w:val="false"/>
         </w:rPr>
-      </w:r>
-    </w:p>
-    <w:p>
-      <w:pPr>
-        <w:pStyle w:val="BodyText"/>
-        <w:spacing w:lineRule="auto" w:line="276"/>
+        <w:t xml:space="preserve">        </w:t>
+      </w:r>
+      <w:r>
+        <w:rPr>
+          <w:b w:val="false"/>
+          <w:bCs w:val="false"/>
+        </w:rPr>
+        <w:t>descuento &lt;- DESCUENTO_10</w:t>
+      </w:r>
+    </w:p>
+    <w:p>
+      <w:pPr>
+        <w:pStyle w:val="BodyText"/>
+        <w:spacing w:lineRule="auto" w:line="276" w:before="0" w:after="0"/>
         <w:ind w:left="23" w:right="0"/>
         <w:rPr>
           <w:b w:val="false"/>
@@ -5084,6 +5441,23 @@
           <w:b w:val="false"/>
           <w:bCs w:val="false"/>
         </w:rPr>
+      </w:r>
+    </w:p>
+    <w:p>
+      <w:pPr>
+        <w:pStyle w:val="BodyText"/>
+        <w:spacing w:lineRule="auto" w:line="276" w:before="0" w:after="0"/>
+        <w:ind w:left="23" w:right="0"/>
+        <w:rPr>
+          <w:b w:val="false"/>
+          <w:bCs w:val="false"/>
+        </w:rPr>
+      </w:pPr>
+      <w:r>
+        <w:rPr>
+          <w:b w:val="false"/>
+          <w:bCs w:val="false"/>
+        </w:rPr>
         <w:t xml:space="preserve">    </w:t>
       </w:r>
       <w:r>
@@ -5091,13 +5465,13 @@
           <w:b w:val="false"/>
           <w:bCs w:val="false"/>
         </w:rPr>
-        <w:t>Escribir "Unidades:"</w:t>
-      </w:r>
-    </w:p>
-    <w:p>
-      <w:pPr>
-        <w:pStyle w:val="BodyText"/>
-        <w:spacing w:lineRule="auto" w:line="276"/>
+        <w:t>SiNo</w:t>
+      </w:r>
+    </w:p>
+    <w:p>
+      <w:pPr>
+        <w:pStyle w:val="BodyText"/>
+        <w:spacing w:lineRule="auto" w:line="276" w:before="0" w:after="0"/>
         <w:ind w:left="23" w:right="0"/>
         <w:rPr>
           <w:b w:val="false"/>
@@ -5109,6 +5483,48 @@
           <w:b w:val="false"/>
           <w:bCs w:val="false"/>
         </w:rPr>
+        <w:t xml:space="preserve">        </w:t>
+      </w:r>
+      <w:r>
+        <w:rPr>
+          <w:b w:val="false"/>
+          <w:bCs w:val="false"/>
+        </w:rPr>
+        <w:t>descuento &lt;- 0</w:t>
+      </w:r>
+    </w:p>
+    <w:p>
+      <w:pPr>
+        <w:pStyle w:val="BodyText"/>
+        <w:spacing w:lineRule="auto" w:line="276" w:before="0" w:after="0"/>
+        <w:ind w:left="23" w:right="0"/>
+        <w:rPr>
+          <w:b w:val="false"/>
+          <w:bCs w:val="false"/>
+        </w:rPr>
+      </w:pPr>
+      <w:r>
+        <w:rPr>
+          <w:b w:val="false"/>
+          <w:bCs w:val="false"/>
+        </w:rPr>
+      </w:r>
+    </w:p>
+    <w:p>
+      <w:pPr>
+        <w:pStyle w:val="BodyText"/>
+        <w:spacing w:lineRule="auto" w:line="276" w:before="0" w:after="0"/>
+        <w:ind w:left="23" w:right="0"/>
+        <w:rPr>
+          <w:b w:val="false"/>
+          <w:bCs w:val="false"/>
+        </w:rPr>
+      </w:pPr>
+      <w:r>
+        <w:rPr>
+          <w:b w:val="false"/>
+          <w:bCs w:val="false"/>
+        </w:rPr>
         <w:t xml:space="preserve">    </w:t>
       </w:r>
       <w:r>
@@ -5116,13 +5532,13 @@
           <w:b w:val="false"/>
           <w:bCs w:val="false"/>
         </w:rPr>
-        <w:t>Leer unidades</w:t>
-      </w:r>
-    </w:p>
-    <w:p>
-      <w:pPr>
-        <w:pStyle w:val="BodyText"/>
-        <w:spacing w:lineRule="auto" w:line="276"/>
+        <w:t>FinSi</w:t>
+      </w:r>
+    </w:p>
+    <w:p>
+      <w:pPr>
+        <w:pStyle w:val="BodyText"/>
+        <w:spacing w:lineRule="auto" w:line="276" w:before="0" w:after="0"/>
         <w:ind w:left="23" w:right="0"/>
         <w:rPr>
           <w:b w:val="false"/>
@@ -5139,7 +5555,7 @@
     <w:p>
       <w:pPr>
         <w:pStyle w:val="BodyText"/>
-        <w:spacing w:lineRule="auto" w:line="276"/>
+        <w:spacing w:lineRule="auto" w:line="276" w:before="0" w:after="0"/>
         <w:ind w:left="23" w:right="0"/>
         <w:rPr>
           <w:b w:val="false"/>
@@ -5158,13 +5574,13 @@
           <w:b w:val="false"/>
           <w:bCs w:val="false"/>
         </w:rPr>
-        <w:t>Escribir "Descuento:"</w:t>
-      </w:r>
-    </w:p>
-    <w:p>
-      <w:pPr>
-        <w:pStyle w:val="BodyText"/>
-        <w:spacing w:lineRule="auto" w:line="276"/>
+        <w:t>ahorro &lt;- importe * descuento</w:t>
+      </w:r>
+    </w:p>
+    <w:p>
+      <w:pPr>
+        <w:pStyle w:val="BodyText"/>
+        <w:spacing w:lineRule="auto" w:line="276" w:before="0" w:after="0"/>
         <w:ind w:left="23" w:right="0"/>
         <w:rPr>
           <w:b w:val="false"/>
@@ -5183,13 +5599,13 @@
           <w:b w:val="false"/>
           <w:bCs w:val="false"/>
         </w:rPr>
-        <w:t>Leer descuento</w:t>
-      </w:r>
-    </w:p>
-    <w:p>
-      <w:pPr>
-        <w:pStyle w:val="BodyText"/>
-        <w:spacing w:lineRule="auto" w:line="276"/>
+        <w:t>precio_final &lt;- importe - ahorro</w:t>
+      </w:r>
+    </w:p>
+    <w:p>
+      <w:pPr>
+        <w:pStyle w:val="BodyText"/>
+        <w:spacing w:lineRule="auto" w:line="276" w:before="0" w:after="0"/>
         <w:ind w:left="23" w:right="0"/>
         <w:rPr>
           <w:b w:val="false"/>
@@ -5206,7 +5622,7 @@
     <w:p>
       <w:pPr>
         <w:pStyle w:val="BodyText"/>
-        <w:spacing w:lineRule="auto" w:line="276"/>
+        <w:spacing w:lineRule="auto" w:line="276" w:before="0" w:after="0"/>
         <w:ind w:left="23" w:right="0"/>
         <w:rPr>
           <w:b w:val="false"/>
@@ -5225,13 +5641,13 @@
           <w:b w:val="false"/>
           <w:bCs w:val="false"/>
         </w:rPr>
-        <w:t>base &lt;- precio * unidades</w:t>
-      </w:r>
-    </w:p>
-    <w:p>
-      <w:pPr>
-        <w:pStyle w:val="BodyText"/>
-        <w:spacing w:lineRule="auto" w:line="276"/>
+        <w:t>Escribir "Importe inicial: ", importe</w:t>
+      </w:r>
+    </w:p>
+    <w:p>
+      <w:pPr>
+        <w:pStyle w:val="BodyText"/>
+        <w:spacing w:lineRule="auto" w:line="276" w:before="0" w:after="0"/>
         <w:ind w:left="23" w:right="0"/>
         <w:rPr>
           <w:b w:val="false"/>
@@ -5250,13 +5666,13 @@
           <w:b w:val="false"/>
           <w:bCs w:val="false"/>
         </w:rPr>
-        <w:t>ahorro &lt;- base * descuento / 100</w:t>
-      </w:r>
-    </w:p>
-    <w:p>
-      <w:pPr>
-        <w:pStyle w:val="BodyText"/>
-        <w:spacing w:lineRule="auto" w:line="276"/>
+        <w:t>Escribir "Descuento aplicado: ", descuento</w:t>
+      </w:r>
+    </w:p>
+    <w:p>
+      <w:pPr>
+        <w:pStyle w:val="BodyText"/>
+        <w:spacing w:lineRule="auto" w:line="276" w:before="0" w:after="0"/>
         <w:ind w:left="23" w:right="0"/>
         <w:rPr>
           <w:b w:val="false"/>
@@ -5275,13 +5691,13 @@
           <w:b w:val="false"/>
           <w:bCs w:val="false"/>
         </w:rPr>
-        <w:t>base_descuento &lt;- base - ahorro</w:t>
-      </w:r>
-    </w:p>
-    <w:p>
-      <w:pPr>
-        <w:pStyle w:val="BodyText"/>
-        <w:spacing w:lineRule="auto" w:line="276"/>
+        <w:t>Escribir "Ahorro: ", ahorro</w:t>
+      </w:r>
+    </w:p>
+    <w:p>
+      <w:pPr>
+        <w:pStyle w:val="BodyText"/>
+        <w:spacing w:lineRule="auto" w:line="276" w:before="0" w:after="0"/>
         <w:ind w:left="23" w:right="0"/>
         <w:rPr>
           <w:b w:val="false"/>
@@ -5300,13 +5716,13 @@
           <w:b w:val="false"/>
           <w:bCs w:val="false"/>
         </w:rPr>
-        <w:t>iva &lt;- base_descuento * IVA_GENERAL</w:t>
-      </w:r>
-    </w:p>
-    <w:p>
-      <w:pPr>
-        <w:pStyle w:val="BodyText"/>
-        <w:spacing w:lineRule="auto" w:line="276"/>
+        <w:t>Escribir "Precio final: ", precio_final</w:t>
+      </w:r>
+    </w:p>
+    <w:p>
+      <w:pPr>
+        <w:pStyle w:val="BodyText"/>
+        <w:spacing w:lineRule="auto" w:line="276" w:before="0" w:after="0"/>
         <w:ind w:left="23" w:right="0"/>
         <w:rPr>
           <w:b w:val="false"/>
@@ -5323,7 +5739,7 @@
     <w:p>
       <w:pPr>
         <w:pStyle w:val="BodyText"/>
-        <w:spacing w:lineRule="auto" w:line="276"/>
+        <w:spacing w:lineRule="auto" w:line="276" w:before="0" w:after="0"/>
         <w:ind w:left="23" w:right="0"/>
         <w:rPr>
           <w:b w:val="false"/>
@@ -5335,20 +5751,13 @@
           <w:b w:val="false"/>
           <w:bCs w:val="false"/>
         </w:rPr>
-        <w:t xml:space="preserve">    </w:t>
-      </w:r>
-      <w:r>
-        <w:rPr>
-          <w:b w:val="false"/>
-          <w:bCs w:val="false"/>
-        </w:rPr>
-        <w:t>Si base_descuento &gt;= UMBRAL_ENVIO_GRATIS Entonces</w:t>
-      </w:r>
-    </w:p>
-    <w:p>
-      <w:pPr>
-        <w:pStyle w:val="BodyText"/>
-        <w:spacing w:lineRule="auto" w:line="276"/>
+        <w:t>Fin</w:t>
+      </w:r>
+    </w:p>
+    <w:p>
+      <w:pPr>
+        <w:pStyle w:val="BodyText"/>
+        <w:spacing w:lineRule="auto" w:line="276" w:before="0" w:after="0"/>
         <w:ind w:left="23" w:right="0"/>
         <w:rPr>
           <w:b w:val="false"/>
@@ -5360,20 +5769,12 @@
           <w:b w:val="false"/>
           <w:bCs w:val="false"/>
         </w:rPr>
-        <w:t xml:space="preserve">        </w:t>
-      </w:r>
-      <w:r>
-        <w:rPr>
-          <w:b w:val="false"/>
-          <w:bCs w:val="false"/>
-        </w:rPr>
-        <w:t>envio &lt;- 0</w:t>
-      </w:r>
-    </w:p>
-    <w:p>
-      <w:pPr>
-        <w:pStyle w:val="BodyText"/>
-        <w:spacing w:lineRule="auto" w:line="276"/>
+      </w:r>
+    </w:p>
+    <w:p>
+      <w:pPr>
+        <w:pStyle w:val="BodyText"/>
+        <w:spacing w:lineRule="auto" w:line="276" w:before="0" w:after="0"/>
         <w:ind w:left="23" w:right="0"/>
         <w:rPr>
           <w:b w:val="false"/>
@@ -5385,20 +5786,12 @@
           <w:b w:val="false"/>
           <w:bCs w:val="false"/>
         </w:rPr>
-        <w:t xml:space="preserve">    </w:t>
-      </w:r>
-      <w:r>
-        <w:rPr>
-          <w:b w:val="false"/>
-          <w:bCs w:val="false"/>
-        </w:rPr>
-        <w:t>SiNo</w:t>
-      </w:r>
-    </w:p>
-    <w:p>
-      <w:pPr>
-        <w:pStyle w:val="BodyText"/>
-        <w:spacing w:lineRule="auto" w:line="276"/>
+      </w:r>
+    </w:p>
+    <w:p>
+      <w:pPr>
+        <w:pStyle w:val="BodyText"/>
+        <w:spacing w:lineRule="auto" w:line="276" w:before="0" w:after="0"/>
         <w:ind w:left="23" w:right="0"/>
         <w:rPr>
           <w:b w:val="false"/>
@@ -5410,20 +5803,12 @@
           <w:b w:val="false"/>
           <w:bCs w:val="false"/>
         </w:rPr>
-        <w:t xml:space="preserve">        </w:t>
-      </w:r>
-      <w:r>
-        <w:rPr>
-          <w:b w:val="false"/>
-          <w:bCs w:val="false"/>
-        </w:rPr>
-        <w:t>envio &lt;- ENVIO</w:t>
-      </w:r>
-    </w:p>
-    <w:p>
-      <w:pPr>
-        <w:pStyle w:val="BodyText"/>
-        <w:spacing w:lineRule="auto" w:line="276"/>
+      </w:r>
+    </w:p>
+    <w:p>
+      <w:pPr>
+        <w:pStyle w:val="BodyText"/>
+        <w:spacing w:lineRule="auto" w:line="276" w:before="0" w:after="0"/>
         <w:ind w:left="23" w:right="0"/>
         <w:rPr>
           <w:b w:val="false"/>
@@ -5435,20 +5820,12 @@
           <w:b w:val="false"/>
           <w:bCs w:val="false"/>
         </w:rPr>
-        <w:t xml:space="preserve">    </w:t>
-      </w:r>
-      <w:r>
-        <w:rPr>
-          <w:b w:val="false"/>
-          <w:bCs w:val="false"/>
-        </w:rPr>
-        <w:t>FinSi</w:t>
-      </w:r>
-    </w:p>
-    <w:p>
-      <w:pPr>
-        <w:pStyle w:val="BodyText"/>
-        <w:spacing w:lineRule="auto" w:line="276"/>
+      </w:r>
+    </w:p>
+    <w:p>
+      <w:pPr>
+        <w:pStyle w:val="BodyText"/>
+        <w:spacing w:lineRule="auto" w:line="276" w:before="0" w:after="0"/>
         <w:ind w:left="23" w:right="0"/>
         <w:rPr>
           <w:b w:val="false"/>
@@ -5465,7 +5842,7 @@
     <w:p>
       <w:pPr>
         <w:pStyle w:val="BodyText"/>
-        <w:spacing w:lineRule="auto" w:line="276"/>
+        <w:spacing w:lineRule="auto" w:line="276" w:before="0" w:after="0"/>
         <w:ind w:left="23" w:right="0"/>
         <w:rPr>
           <w:b w:val="false"/>
@@ -5477,20 +5854,12 @@
           <w:b w:val="false"/>
           <w:bCs w:val="false"/>
         </w:rPr>
-        <w:t xml:space="preserve">    </w:t>
-      </w:r>
-      <w:r>
-        <w:rPr>
-          <w:b w:val="false"/>
-          <w:bCs w:val="false"/>
-        </w:rPr>
-        <w:t>total &lt;- base_descuento + iva + envio</w:t>
-      </w:r>
-    </w:p>
-    <w:p>
-      <w:pPr>
-        <w:pStyle w:val="BodyText"/>
-        <w:spacing w:lineRule="auto" w:line="276"/>
+      </w:r>
+    </w:p>
+    <w:p>
+      <w:pPr>
+        <w:pStyle w:val="BodyText"/>
+        <w:spacing w:lineRule="auto" w:line="276" w:before="0" w:after="0"/>
         <w:ind w:left="23" w:right="0"/>
         <w:rPr>
           <w:b w:val="false"/>
@@ -5502,12 +5871,13 @@
           <w:b w:val="false"/>
           <w:bCs w:val="false"/>
         </w:rPr>
-      </w:r>
-    </w:p>
-    <w:p>
-      <w:pPr>
-        <w:pStyle w:val="BodyText"/>
-        <w:spacing w:lineRule="auto" w:line="276"/>
+        <w:t>Diagrama de flujo:</w:t>
+      </w:r>
+    </w:p>
+    <w:p>
+      <w:pPr>
+        <w:pStyle w:val="BodyText"/>
+        <w:spacing w:lineRule="auto" w:line="276" w:before="0" w:after="0"/>
         <w:ind w:left="23" w:right="0"/>
         <w:rPr>
           <w:b w:val="false"/>
@@ -5519,222 +5889,19 @@
           <w:b w:val="false"/>
           <w:bCs w:val="false"/>
         </w:rPr>
-        <w:t xml:space="preserve">    </w:t>
-      </w:r>
-      <w:r>
-        <w:rPr>
-          <w:b w:val="false"/>
-          <w:bCs w:val="false"/>
-        </w:rPr>
-        <w:t>Escribir base</w:t>
-      </w:r>
-    </w:p>
-    <w:p>
-      <w:pPr>
-        <w:pStyle w:val="BodyText"/>
-        <w:spacing w:lineRule="auto" w:line="276"/>
-        <w:ind w:left="23" w:right="0"/>
-        <w:rPr>
-          <w:b w:val="false"/>
-          <w:bCs w:val="false"/>
-        </w:rPr>
-      </w:pPr>
-      <w:r>
-        <w:rPr>
-          <w:b w:val="false"/>
-          <w:bCs w:val="false"/>
-        </w:rPr>
-        <w:t xml:space="preserve">    </w:t>
-      </w:r>
-      <w:r>
-        <w:rPr>
-          <w:b w:val="false"/>
-          <w:bCs w:val="false"/>
-        </w:rPr>
-        <w:t>Escribir ahorro</w:t>
-      </w:r>
-    </w:p>
-    <w:p>
-      <w:pPr>
-        <w:pStyle w:val="BodyText"/>
-        <w:spacing w:lineRule="auto" w:line="276"/>
-        <w:ind w:left="23" w:right="0"/>
-        <w:rPr>
-          <w:b w:val="false"/>
-          <w:bCs w:val="false"/>
-        </w:rPr>
-      </w:pPr>
-      <w:r>
-        <w:rPr>
-          <w:b w:val="false"/>
-          <w:bCs w:val="false"/>
-        </w:rPr>
-        <w:t xml:space="preserve">    </w:t>
-      </w:r>
-      <w:r>
-        <w:rPr>
-          <w:b w:val="false"/>
-          <w:bCs w:val="false"/>
-        </w:rPr>
-        <w:t>Escribir base_descuento</w:t>
-      </w:r>
-    </w:p>
-    <w:p>
-      <w:pPr>
-        <w:pStyle w:val="BodyText"/>
-        <w:spacing w:lineRule="auto" w:line="276"/>
-        <w:ind w:left="23" w:right="0"/>
-        <w:rPr>
-          <w:b w:val="false"/>
-          <w:bCs w:val="false"/>
-        </w:rPr>
-      </w:pPr>
-      <w:r>
-        <w:rPr>
-          <w:b w:val="false"/>
-          <w:bCs w:val="false"/>
-        </w:rPr>
-        <w:t xml:space="preserve">    </w:t>
-      </w:r>
-      <w:r>
-        <w:rPr>
-          <w:b w:val="false"/>
-          <w:bCs w:val="false"/>
-        </w:rPr>
-        <w:t>Escribir iva</w:t>
-      </w:r>
-    </w:p>
-    <w:p>
-      <w:pPr>
-        <w:pStyle w:val="BodyText"/>
-        <w:spacing w:lineRule="auto" w:line="276"/>
-        <w:ind w:left="23" w:right="0"/>
-        <w:rPr>
-          <w:b w:val="false"/>
-          <w:bCs w:val="false"/>
-        </w:rPr>
-      </w:pPr>
-      <w:r>
-        <w:rPr>
-          <w:b w:val="false"/>
-          <w:bCs w:val="false"/>
-        </w:rPr>
-        <w:t xml:space="preserve">    </w:t>
-      </w:r>
-      <w:r>
-        <w:rPr>
-          <w:b w:val="false"/>
-          <w:bCs w:val="false"/>
-        </w:rPr>
-        <w:t>Escribir envio</w:t>
-      </w:r>
-    </w:p>
-    <w:p>
-      <w:pPr>
-        <w:pStyle w:val="BodyText"/>
-        <w:spacing w:lineRule="auto" w:line="276"/>
-        <w:ind w:left="23" w:right="0"/>
-        <w:rPr>
-          <w:b w:val="false"/>
-          <w:bCs w:val="false"/>
-        </w:rPr>
-      </w:pPr>
-      <w:r>
-        <w:rPr>
-          <w:b w:val="false"/>
-          <w:bCs w:val="false"/>
-        </w:rPr>
-        <w:t xml:space="preserve">    </w:t>
-      </w:r>
-      <w:r>
-        <w:rPr>
-          <w:b w:val="false"/>
-          <w:bCs w:val="false"/>
-        </w:rPr>
-        <w:t>Escribir total</w:t>
-      </w:r>
-    </w:p>
-    <w:p>
-      <w:pPr>
-        <w:pStyle w:val="BodyText"/>
-        <w:spacing w:lineRule="auto" w:line="276"/>
-        <w:ind w:left="23" w:right="0"/>
-        <w:rPr>
-          <w:b w:val="false"/>
-          <w:bCs w:val="false"/>
-        </w:rPr>
-      </w:pPr>
-      <w:r>
-        <w:rPr>
-          <w:b w:val="false"/>
-          <w:bCs w:val="false"/>
-        </w:rPr>
-      </w:r>
-    </w:p>
-    <w:p>
-      <w:pPr>
-        <w:pStyle w:val="BodyText"/>
-        <w:spacing w:lineRule="auto" w:line="276"/>
-        <w:ind w:left="23" w:right="0"/>
-        <w:rPr>
-          <w:b w:val="false"/>
-          <w:bCs w:val="false"/>
-        </w:rPr>
-      </w:pPr>
-      <w:r>
-        <w:rPr>
-          <w:b w:val="false"/>
-          <w:bCs w:val="false"/>
-        </w:rPr>
-        <w:t>Fin</w:t>
-      </w:r>
-    </w:p>
-    <w:p>
-      <w:pPr>
-        <w:pStyle w:val="BodyText"/>
-        <w:spacing w:lineRule="auto" w:line="276"/>
-        <w:ind w:left="23" w:right="0"/>
-        <w:rPr>
-          <w:b/>
-          <w:bCs/>
-        </w:rPr>
-      </w:pPr>
-      <w:r>
-        <w:rPr>
-          <w:b/>
-          <w:bCs/>
-        </w:rPr>
-        <w:t>-Ahora reflejamos el diagrama de flujo:</w:t>
-      </w:r>
-    </w:p>
-    <w:p>
-      <w:pPr>
-        <w:pStyle w:val="BodyText"/>
-        <w:spacing w:lineRule="auto" w:line="276"/>
-        <w:ind w:left="23" w:right="0"/>
-        <w:rPr>
-          <w:b w:val="false"/>
-          <w:bCs w:val="false"/>
-        </w:rPr>
-      </w:pPr>
-      <w:r>
-        <w:rPr>
-          <w:b w:val="false"/>
-          <w:bCs w:val="false"/>
-        </w:rPr>
         <w:drawing>
-          <wp:anchor behindDoc="0" distT="0" distB="0" distL="0" distR="0" simplePos="0" locked="0" layoutInCell="0" allowOverlap="1" relativeHeight="82">
+          <wp:anchor behindDoc="0" distT="0" distB="0" distL="0" distR="0" simplePos="0" locked="0" layoutInCell="0" allowOverlap="1" relativeHeight="84">
             <wp:simplePos x="0" y="0"/>
             <wp:positionH relativeFrom="column">
-              <wp:posOffset>-111125</wp:posOffset>
+              <wp:align>center</wp:align>
             </wp:positionH>
             <wp:positionV relativeFrom="paragraph">
-              <wp:posOffset>43815</wp:posOffset>
+              <wp:posOffset>635</wp:posOffset>
             </wp:positionV>
-            <wp:extent cx="5746115" cy="8120380"/>
+            <wp:extent cx="5746115" cy="8618855"/>
             <wp:effectExtent l="0" t="0" r="0" b="0"/>
             <wp:wrapSquare wrapText="largest"/>
-            <wp:docPr id="21" name="Imagen2" descr=""/>
+            <wp:docPr id="21" name="Imagen4" descr=""/>
             <wp:cNvGraphicFramePr>
               <a:graphicFrameLocks xmlns:a="http://schemas.openxmlformats.org/drawingml/2006/main" noChangeAspect="1"/>
             </wp:cNvGraphicFramePr>
@@ -5742,7 +5909,7 @@
               <a:graphicData uri="http://schemas.openxmlformats.org/drawingml/2006/picture">
                 <pic:pic xmlns:pic="http://schemas.openxmlformats.org/drawingml/2006/picture">
                   <pic:nvPicPr>
-                    <pic:cNvPr id="21" name="Imagen2" descr=""/>
+                    <pic:cNvPr id="21" name="Imagen4" descr=""/>
                     <pic:cNvPicPr>
                       <a:picLocks noChangeAspect="1" noChangeArrowheads="1"/>
                     </pic:cNvPicPr>
@@ -5756,7 +5923,7 @@
                   <pic:spPr bwMode="auto">
                     <a:xfrm>
                       <a:off x="0" y="0"/>
-                      <a:ext cx="5746115" cy="8120380"/>
+                      <a:ext cx="5746115" cy="8618855"/>
                     </a:xfrm>
                     <a:prstGeom prst="rect">
                       <a:avLst/>
@@ -5772,7 +5939,7 @@
     <w:p>
       <w:pPr>
         <w:pStyle w:val="BodyText"/>
-        <w:spacing w:lineRule="auto" w:line="276"/>
+        <w:spacing w:lineRule="auto" w:line="276" w:before="0" w:after="0"/>
         <w:ind w:left="23" w:right="0"/>
         <w:rPr>
           <w:b/>
@@ -5780,110 +5947,119 @@
         </w:rPr>
       </w:pPr>
       <w:r>
-        <w:rPr/>
-      </w:r>
-    </w:p>
-    <w:p>
-      <w:pPr>
-        <w:pStyle w:val="BodyText"/>
-        <w:spacing w:lineRule="auto" w:line="276"/>
-        <w:ind w:left="23" w:right="0"/>
         <w:rPr>
           <w:b/>
           <w:bCs/>
         </w:rPr>
-      </w:pPr>
-      <w:r>
-        <w:rPr/>
-      </w:r>
-    </w:p>
-    <w:p>
-      <w:pPr>
-        <w:pStyle w:val="BodyText"/>
-        <w:spacing w:lineRule="auto" w:line="276"/>
-        <w:ind w:left="23" w:right="0"/>
+        <w:t>Codifi</w:t>
+        <w:tab/>
+        <w:t>cación:</w:t>
+      </w:r>
+    </w:p>
+    <w:p>
+      <w:pPr>
+        <w:pStyle w:val="ListParagraph"/>
+        <w:numPr>
+          <w:ilvl w:val="0"/>
+          <w:numId w:val="0"/>
+        </w:numPr>
+        <w:tabs>
+          <w:tab w:val="clear" w:pos="720"/>
+          <w:tab w:val="left" w:pos="1082" w:leader="none"/>
+        </w:tabs>
+        <w:spacing w:lineRule="auto" w:line="276" w:before="44" w:after="0"/>
+        <w:ind w:hanging="0" w:left="23" w:right="593"/>
+        <w:jc w:val="left"/>
         <w:rPr>
           <w:b/>
           <w:bCs/>
-        </w:rPr>
-      </w:pPr>
-      <w:r>
-        <w:rPr/>
-      </w:r>
-    </w:p>
-    <w:p>
-      <w:pPr>
-        <w:pStyle w:val="BodyText"/>
-        <w:spacing w:lineRule="auto" w:line="276"/>
-        <w:ind w:left="23" w:right="0"/>
+          <w:sz w:val="24"/>
+          <w:szCs w:val="24"/>
+        </w:rPr>
+      </w:pPr>
+      <w:r>
+        <w:rPr/>
+        <w:drawing>
+          <wp:anchor behindDoc="0" distT="0" distB="0" distL="0" distR="0" simplePos="0" locked="0" layoutInCell="0" allowOverlap="1" relativeHeight="83">
+            <wp:simplePos x="0" y="0"/>
+            <wp:positionH relativeFrom="column">
+              <wp:posOffset>-30480</wp:posOffset>
+            </wp:positionH>
+            <wp:positionV relativeFrom="paragraph">
+              <wp:posOffset>29845</wp:posOffset>
+            </wp:positionV>
+            <wp:extent cx="5746115" cy="3228975"/>
+            <wp:effectExtent l="0" t="0" r="0" b="0"/>
+            <wp:wrapSquare wrapText="largest"/>
+            <wp:docPr id="22" name="Imagen2" descr=""/>
+            <wp:cNvGraphicFramePr>
+              <a:graphicFrameLocks xmlns:a="http://schemas.openxmlformats.org/drawingml/2006/main" noChangeAspect="1"/>
+            </wp:cNvGraphicFramePr>
+            <a:graphic xmlns:a="http://schemas.openxmlformats.org/drawingml/2006/main">
+              <a:graphicData uri="http://schemas.openxmlformats.org/drawingml/2006/picture">
+                <pic:pic xmlns:pic="http://schemas.openxmlformats.org/drawingml/2006/picture">
+                  <pic:nvPicPr>
+                    <pic:cNvPr id="22" name="Imagen2" descr=""/>
+                    <pic:cNvPicPr>
+                      <a:picLocks noChangeAspect="1" noChangeArrowheads="1"/>
+                    </pic:cNvPicPr>
+                  </pic:nvPicPr>
+                  <pic:blipFill>
+                    <a:blip r:embed="rId24"/>
+                    <a:stretch>
+                      <a:fillRect/>
+                    </a:stretch>
+                  </pic:blipFill>
+                  <pic:spPr bwMode="auto">
+                    <a:xfrm>
+                      <a:off x="0" y="0"/>
+                      <a:ext cx="5746115" cy="3228975"/>
+                    </a:xfrm>
+                    <a:prstGeom prst="rect">
+                      <a:avLst/>
+                    </a:prstGeom>
+                  </pic:spPr>
+                </pic:pic>
+              </a:graphicData>
+            </a:graphic>
+          </wp:anchor>
+        </w:drawing>
+      </w:r>
+    </w:p>
+    <w:p>
+      <w:pPr>
+        <w:pStyle w:val="ListParagraph"/>
+        <w:numPr>
+          <w:ilvl w:val="0"/>
+          <w:numId w:val="0"/>
+        </w:numPr>
+        <w:tabs>
+          <w:tab w:val="clear" w:pos="720"/>
+          <w:tab w:val="left" w:pos="1082" w:leader="none"/>
+        </w:tabs>
+        <w:spacing w:lineRule="auto" w:line="276" w:before="44" w:after="0"/>
+        <w:ind w:hanging="0" w:left="23" w:right="593"/>
+        <w:jc w:val="left"/>
         <w:rPr>
           <w:b/>
           <w:bCs/>
+          <w:sz w:val="24"/>
+          <w:szCs w:val="24"/>
         </w:rPr>
       </w:pPr>
       <w:r>
         <w:rPr>
           <w:b/>
           <w:bCs/>
-        </w:rPr>
-        <w:t>-Codificación del programa en python:</w:t>
-      </w:r>
-    </w:p>
-    <w:p>
-      <w:pPr>
-        <w:pStyle w:val="BodyText"/>
-        <w:spacing w:lineRule="auto" w:line="276"/>
-        <w:ind w:left="23" w:right="0"/>
-        <w:rPr>
-          <w:b w:val="false"/>
-          <w:bCs w:val="false"/>
-        </w:rPr>
-      </w:pPr>
-      <w:r>
-        <w:rPr>
-          <w:b w:val="false"/>
-          <w:bCs w:val="false"/>
-        </w:rPr>
-      </w:r>
-    </w:p>
-    <w:p>
-      <w:pPr>
-        <w:pStyle w:val="BodyText"/>
-        <w:spacing w:lineRule="auto" w:line="276"/>
-        <w:ind w:left="23" w:right="0"/>
-        <w:rPr>
-          <w:b/>
-          <w:bCs/>
-        </w:rPr>
-      </w:pPr>
-      <w:r>
-        <w:rPr>
-          <w:b/>
-          <w:bCs/>
-        </w:rPr>
-        <w:t>-Pruebas:</w:t>
-      </w:r>
-    </w:p>
-    <w:p>
-      <w:pPr>
-        <w:pStyle w:val="BodyText"/>
-        <w:spacing w:lineRule="auto" w:line="276"/>
-        <w:ind w:left="23" w:right="0"/>
-        <w:rPr>
-          <w:b w:val="false"/>
-          <w:bCs w:val="false"/>
-        </w:rPr>
-      </w:pPr>
-      <w:r>
-        <w:rPr>
-          <w:b w:val="false"/>
-          <w:bCs w:val="false"/>
-        </w:rPr>
+          <w:sz w:val="24"/>
+          <w:szCs w:val="24"/>
+        </w:rPr>
+        <w:t>Pruebas:</w:t>
       </w:r>
     </w:p>
     <w:tbl>
       <w:tblPr>
-        <w:tblW w:w="8680" w:type="dxa"/>
+        <w:tblW w:w="8462" w:type="dxa"/>
         <w:jc w:val="left"/>
         <w:tblInd w:w="28" w:type="dxa"/>
         <w:tblLayout w:type="fixed"/>
@@ -5895,11 +6071,11 @@
         </w:tblCellMar>
       </w:tblPr>
       <w:tblGrid>
-        <w:gridCol w:w="639"/>
+        <w:gridCol w:w="640"/>
         <w:gridCol w:w="2228"/>
         <w:gridCol w:w="2257"/>
         <w:gridCol w:w="874"/>
-        <w:gridCol w:w="2682"/>
+        <w:gridCol w:w="2463"/>
       </w:tblGrid>
       <w:tr>
         <w:trPr>
@@ -5907,7 +6083,7 @@
         </w:trPr>
         <w:tc>
           <w:tcPr>
-            <w:tcW w:w="639" w:type="dxa"/>
+            <w:tcW w:w="640" w:type="dxa"/>
             <w:tcBorders>
               <w:top w:val="single" w:sz="2" w:space="0" w:color="000000"/>
               <w:left w:val="single" w:sz="2" w:space="0" w:color="000000"/>
@@ -6019,7 +6195,7 @@
         </w:tc>
         <w:tc>
           <w:tcPr>
-            <w:tcW w:w="2682" w:type="dxa"/>
+            <w:tcW w:w="2463" w:type="dxa"/>
             <w:tcBorders>
               <w:top w:val="single" w:sz="2" w:space="0" w:color="000000"/>
               <w:left w:val="single" w:sz="2" w:space="0" w:color="000000"/>
@@ -6042,7 +6218,7 @@
                 <w:sz w:val="24"/>
                 <w:szCs w:val="24"/>
               </w:rPr>
-              <w:t>Importe final esperado</w:t>
+              <w:t>Precio final esperado</w:t>
             </w:r>
           </w:p>
         </w:tc>
@@ -6051,7 +6227,7 @@
         <w:trPr/>
         <w:tc>
           <w:tcPr>
-            <w:tcW w:w="639" w:type="dxa"/>
+            <w:tcW w:w="640" w:type="dxa"/>
             <w:tcBorders>
               <w:left w:val="single" w:sz="2" w:space="0" w:color="000000"/>
               <w:bottom w:val="single" w:sz="2" w:space="0" w:color="000000"/>
@@ -6073,6 +6249,145 @@
                 <w:szCs w:val="24"/>
               </w:rPr>
               <w:t>1</w:t>
+            </w:r>
+          </w:p>
+        </w:tc>
+        <w:tc>
+          <w:tcPr>
+            <w:tcW w:w="2228" w:type="dxa"/>
+            <w:tcBorders>
+              <w:left w:val="single" w:sz="2" w:space="0" w:color="000000"/>
+              <w:bottom w:val="single" w:sz="2" w:space="0" w:color="000000"/>
+            </w:tcBorders>
+            <w:vAlign w:val="center"/>
+          </w:tcPr>
+          <w:p>
+            <w:pPr>
+              <w:pStyle w:val="Contenidodelatabla"/>
+              <w:jc w:val="center"/>
+              <w:rPr>
+                <w:sz w:val="24"/>
+                <w:szCs w:val="24"/>
+              </w:rPr>
+            </w:pPr>
+            <w:r>
+              <w:rPr>
+                <w:sz w:val="24"/>
+                <w:szCs w:val="24"/>
+              </w:rPr>
+              <w:t>50,00 €</w:t>
+            </w:r>
+          </w:p>
+        </w:tc>
+        <w:tc>
+          <w:tcPr>
+            <w:tcW w:w="2257" w:type="dxa"/>
+            <w:tcBorders>
+              <w:left w:val="single" w:sz="2" w:space="0" w:color="000000"/>
+              <w:bottom w:val="single" w:sz="2" w:space="0" w:color="000000"/>
+            </w:tcBorders>
+            <w:vAlign w:val="center"/>
+          </w:tcPr>
+          <w:p>
+            <w:pPr>
+              <w:pStyle w:val="Contenidodelatabla"/>
+              <w:jc w:val="center"/>
+              <w:rPr>
+                <w:sz w:val="24"/>
+                <w:szCs w:val="24"/>
+              </w:rPr>
+            </w:pPr>
+            <w:r>
+              <w:rPr>
+                <w:sz w:val="24"/>
+                <w:szCs w:val="24"/>
+              </w:rPr>
+              <w:t>0 %</w:t>
+            </w:r>
+          </w:p>
+        </w:tc>
+        <w:tc>
+          <w:tcPr>
+            <w:tcW w:w="874" w:type="dxa"/>
+            <w:tcBorders>
+              <w:left w:val="single" w:sz="2" w:space="0" w:color="000000"/>
+              <w:bottom w:val="single" w:sz="2" w:space="0" w:color="000000"/>
+            </w:tcBorders>
+            <w:vAlign w:val="center"/>
+          </w:tcPr>
+          <w:p>
+            <w:pPr>
+              <w:pStyle w:val="Contenidodelatabla"/>
+              <w:jc w:val="center"/>
+              <w:rPr>
+                <w:sz w:val="24"/>
+                <w:szCs w:val="24"/>
+              </w:rPr>
+            </w:pPr>
+            <w:r>
+              <w:rPr>
+                <w:sz w:val="24"/>
+                <w:szCs w:val="24"/>
+              </w:rPr>
+              <w:t>0,00 €</w:t>
+            </w:r>
+          </w:p>
+        </w:tc>
+        <w:tc>
+          <w:tcPr>
+            <w:tcW w:w="2463" w:type="dxa"/>
+            <w:tcBorders>
+              <w:left w:val="single" w:sz="2" w:space="0" w:color="000000"/>
+              <w:bottom w:val="single" w:sz="2" w:space="0" w:color="000000"/>
+              <w:right w:val="single" w:sz="2" w:space="0" w:color="000000"/>
+            </w:tcBorders>
+            <w:vAlign w:val="center"/>
+          </w:tcPr>
+          <w:p>
+            <w:pPr>
+              <w:pStyle w:val="Contenidodelatabla"/>
+              <w:jc w:val="center"/>
+              <w:rPr>
+                <w:sz w:val="24"/>
+                <w:szCs w:val="24"/>
+              </w:rPr>
+            </w:pPr>
+            <w:r>
+              <w:rPr>
+                <w:sz w:val="24"/>
+                <w:szCs w:val="24"/>
+              </w:rPr>
+              <w:t>50,00 €</w:t>
+            </w:r>
+          </w:p>
+        </w:tc>
+      </w:tr>
+      <w:tr>
+        <w:trPr/>
+        <w:tc>
+          <w:tcPr>
+            <w:tcW w:w="640" w:type="dxa"/>
+            <w:tcBorders>
+              <w:left w:val="single" w:sz="2" w:space="0" w:color="000000"/>
+              <w:bottom w:val="single" w:sz="2" w:space="0" w:color="000000"/>
+            </w:tcBorders>
+            <w:vAlign w:val="center"/>
+          </w:tcPr>
+          <w:p>
+            <w:pPr>
+              <w:pStyle w:val="Contenidodelatabla"/>
+              <w:jc w:val="center"/>
+              <w:rPr>
+                <w:sz w:val="24"/>
+                <w:szCs w:val="24"/>
+              </w:rPr>
+            </w:pPr>
+            <w:r>
+              <w:rPr>
+                <w:sz w:val="24"/>
+                <w:szCs w:val="24"/>
+              </w:rPr>
+              <w:t>2</w:t>
             </w:r>
           </w:p>
         </w:tc>
@@ -6159,7 +6474,7 @@
         </w:tc>
         <w:tc>
           <w:tcPr>
-            <w:tcW w:w="2682" w:type="dxa"/>
+            <w:tcW w:w="2463" w:type="dxa"/>
             <w:tcBorders>
               <w:left w:val="single" w:sz="2" w:space="0" w:color="000000"/>
               <w:bottom w:val="single" w:sz="2" w:space="0" w:color="000000"/>
@@ -6171,11 +6486,13 @@
             <w:pPr>
               <w:pStyle w:val="Contenidodelatabla"/>
               <w:jc w:val="center"/>
-              <w:rPr/>
+              <w:rPr>
+                <w:sz w:val="24"/>
+                <w:szCs w:val="24"/>
+              </w:rPr>
             </w:pPr>
             <w:r>
               <w:rPr>
-                <w:rStyle w:val="Strong"/>
                 <w:sz w:val="24"/>
                 <w:szCs w:val="24"/>
               </w:rPr>
@@ -6188,7 +6505,7 @@
         <w:trPr/>
         <w:tc>
           <w:tcPr>
-            <w:tcW w:w="639" w:type="dxa"/>
+            <w:tcW w:w="640" w:type="dxa"/>
             <w:tcBorders>
               <w:left w:val="single" w:sz="2" w:space="0" w:color="000000"/>
               <w:bottom w:val="single" w:sz="2" w:space="0" w:color="000000"/>
@@ -6209,7 +6526,7 @@
                 <w:sz w:val="24"/>
                 <w:szCs w:val="24"/>
               </w:rPr>
-              <w:t>2</w:t>
+              <w:t>3</w:t>
             </w:r>
           </w:p>
         </w:tc>
@@ -6296,7 +6613,7 @@
         </w:tc>
         <w:tc>
           <w:tcPr>
-            <w:tcW w:w="2682" w:type="dxa"/>
+            <w:tcW w:w="2463" w:type="dxa"/>
             <w:tcBorders>
               <w:left w:val="single" w:sz="2" w:space="0" w:color="000000"/>
               <w:bottom w:val="single" w:sz="2" w:space="0" w:color="000000"/>
@@ -6308,11 +6625,13 @@
             <w:pPr>
               <w:pStyle w:val="Contenidodelatabla"/>
               <w:jc w:val="center"/>
-              <w:rPr/>
+              <w:rPr>
+                <w:sz w:val="24"/>
+                <w:szCs w:val="24"/>
+              </w:rPr>
             </w:pPr>
             <w:r>
               <w:rPr>
-                <w:rStyle w:val="Strong"/>
                 <w:sz w:val="24"/>
                 <w:szCs w:val="24"/>
               </w:rPr>
@@ -6325,7 +6644,7 @@
         <w:trPr/>
         <w:tc>
           <w:tcPr>
-            <w:tcW w:w="639" w:type="dxa"/>
+            <w:tcW w:w="640" w:type="dxa"/>
             <w:tcBorders>
               <w:left w:val="single" w:sz="2" w:space="0" w:color="000000"/>
               <w:bottom w:val="single" w:sz="2" w:space="0" w:color="000000"/>
@@ -6346,7 +6665,7 @@
                 <w:sz w:val="24"/>
                 <w:szCs w:val="24"/>
               </w:rPr>
-              <w:t>3</w:t>
+              <w:t>4</w:t>
             </w:r>
           </w:p>
         </w:tc>
@@ -6373,7 +6692,7 @@
                 <w:sz w:val="24"/>
                 <w:szCs w:val="24"/>
               </w:rPr>
-              <w:t>100,01 €</w:t>
+              <w:t>200,00 €</w:t>
             </w:r>
           </w:p>
         </w:tc>
@@ -6427,13 +6746,13 @@
                 <w:sz w:val="24"/>
                 <w:szCs w:val="24"/>
               </w:rPr>
-              <w:t>10,00 €</w:t>
+              <w:t>20,00 €</w:t>
             </w:r>
           </w:p>
         </w:tc>
         <w:tc>
           <w:tcPr>
-            <w:tcW w:w="2682" w:type="dxa"/>
+            <w:tcW w:w="2463" w:type="dxa"/>
             <w:tcBorders>
               <w:left w:val="single" w:sz="2" w:space="0" w:color="000000"/>
               <w:bottom w:val="single" w:sz="2" w:space="0" w:color="000000"/>
@@ -6445,15 +6764,17 @@
             <w:pPr>
               <w:pStyle w:val="Contenidodelatabla"/>
               <w:jc w:val="center"/>
-              <w:rPr/>
+              <w:rPr>
+                <w:sz w:val="24"/>
+                <w:szCs w:val="24"/>
+              </w:rPr>
             </w:pPr>
             <w:r>
               <w:rPr>
-                <w:rStyle w:val="Strong"/>
                 <w:sz w:val="24"/>
                 <w:szCs w:val="24"/>
               </w:rPr>
-              <w:t>90,01 €</w:t>
+              <w:t>180,00 €</w:t>
             </w:r>
           </w:p>
         </w:tc>
@@ -6462,7 +6783,7 @@
         <w:trPr/>
         <w:tc>
           <w:tcPr>
-            <w:tcW w:w="639" w:type="dxa"/>
+            <w:tcW w:w="640" w:type="dxa"/>
             <w:tcBorders>
               <w:left w:val="single" w:sz="2" w:space="0" w:color="000000"/>
               <w:bottom w:val="single" w:sz="2" w:space="0" w:color="000000"/>
@@ -6483,7 +6804,7 @@
                 <w:sz w:val="24"/>
                 <w:szCs w:val="24"/>
               </w:rPr>
-              <w:t>4</w:t>
+              <w:t>5</w:t>
             </w:r>
           </w:p>
         </w:tc>
@@ -6570,7 +6891,7 @@
         </w:tc>
         <w:tc>
           <w:tcPr>
-            <w:tcW w:w="2682" w:type="dxa"/>
+            <w:tcW w:w="2463" w:type="dxa"/>
             <w:tcBorders>
               <w:left w:val="single" w:sz="2" w:space="0" w:color="000000"/>
               <w:bottom w:val="single" w:sz="2" w:space="0" w:color="000000"/>
@@ -6582,11 +6903,13 @@
             <w:pPr>
               <w:pStyle w:val="Contenidodelatabla"/>
               <w:jc w:val="center"/>
-              <w:rPr/>
+              <w:rPr>
+                <w:sz w:val="24"/>
+                <w:szCs w:val="24"/>
+              </w:rPr>
             </w:pPr>
             <w:r>
               <w:rPr>
-                <w:rStyle w:val="Strong"/>
                 <w:sz w:val="24"/>
                 <w:szCs w:val="24"/>
               </w:rPr>
@@ -6599,7 +6922,7 @@
         <w:trPr/>
         <w:tc>
           <w:tcPr>
-            <w:tcW w:w="639" w:type="dxa"/>
+            <w:tcW w:w="640" w:type="dxa"/>
             <w:tcBorders>
               <w:left w:val="single" w:sz="2" w:space="0" w:color="000000"/>
               <w:bottom w:val="single" w:sz="2" w:space="0" w:color="000000"/>
@@ -6620,7 +6943,7 @@
                 <w:sz w:val="24"/>
                 <w:szCs w:val="24"/>
               </w:rPr>
-              <w:t>5</w:t>
+              <w:t>6</w:t>
             </w:r>
           </w:p>
         </w:tc>
@@ -6707,39 +7030,11 @@
         </w:tc>
         <w:tc>
           <w:tcPr>
-            <w:tcW w:w="2682" w:type="dxa"/>
+            <w:tcW w:w="2463" w:type="dxa"/>
             <w:tcBorders>
               <w:left w:val="single" w:sz="2" w:space="0" w:color="000000"/>
               <w:bottom w:val="single" w:sz="2" w:space="0" w:color="000000"/>
               <w:right w:val="single" w:sz="2" w:space="0" w:color="000000"/>
-            </w:tcBorders>
-            <w:vAlign w:val="center"/>
-          </w:tcPr>
-          <w:p>
-            <w:pPr>
-              <w:pStyle w:val="Contenidodelatabla"/>
-              <w:jc w:val="center"/>
-              <w:rPr/>
-            </w:pPr>
-            <w:r>
-              <w:rPr>
-                <w:rStyle w:val="Strong"/>
-                <w:sz w:val="24"/>
-                <w:szCs w:val="24"/>
-              </w:rPr>
-              <w:t>255,00 €</w:t>
-            </w:r>
-          </w:p>
-        </w:tc>
-      </w:tr>
-      <w:tr>
-        <w:trPr/>
-        <w:tc>
-          <w:tcPr>
-            <w:tcW w:w="639" w:type="dxa"/>
-            <w:tcBorders>
-              <w:left w:val="single" w:sz="2" w:space="0" w:color="000000"/>
-              <w:bottom w:val="single" w:sz="2" w:space="0" w:color="000000"/>
             </w:tcBorders>
             <w:vAlign w:val="center"/>
           </w:tcPr>
@@ -6757,114 +7052,7 @@
                 <w:sz w:val="24"/>
                 <w:szCs w:val="24"/>
               </w:rPr>
-              <w:t>6</w:t>
-            </w:r>
-          </w:p>
-        </w:tc>
-        <w:tc>
-          <w:tcPr>
-            <w:tcW w:w="2228" w:type="dxa"/>
-            <w:tcBorders>
-              <w:left w:val="single" w:sz="2" w:space="0" w:color="000000"/>
-              <w:bottom w:val="single" w:sz="2" w:space="0" w:color="000000"/>
-            </w:tcBorders>
-            <w:vAlign w:val="center"/>
-          </w:tcPr>
-          <w:p>
-            <w:pPr>
-              <w:pStyle w:val="Contenidodelatabla"/>
-              <w:jc w:val="center"/>
-              <w:rPr>
-                <w:sz w:val="24"/>
-                <w:szCs w:val="24"/>
-              </w:rPr>
-            </w:pPr>
-            <w:r>
-              <w:rPr>
-                <w:sz w:val="24"/>
-                <w:szCs w:val="24"/>
-              </w:rPr>
-              <w:t>300,01 €</w:t>
-            </w:r>
-          </w:p>
-        </w:tc>
-        <w:tc>
-          <w:tcPr>
-            <w:tcW w:w="2257" w:type="dxa"/>
-            <w:tcBorders>
-              <w:left w:val="single" w:sz="2" w:space="0" w:color="000000"/>
-              <w:bottom w:val="single" w:sz="2" w:space="0" w:color="000000"/>
-            </w:tcBorders>
-            <w:vAlign w:val="center"/>
-          </w:tcPr>
-          <w:p>
-            <w:pPr>
-              <w:pStyle w:val="Contenidodelatabla"/>
-              <w:jc w:val="center"/>
-              <w:rPr>
-                <w:sz w:val="24"/>
-                <w:szCs w:val="24"/>
-              </w:rPr>
-            </w:pPr>
-            <w:r>
-              <w:rPr>
-                <w:sz w:val="24"/>
-                <w:szCs w:val="24"/>
-              </w:rPr>
-              <w:t>15 %</w:t>
-            </w:r>
-          </w:p>
-        </w:tc>
-        <w:tc>
-          <w:tcPr>
-            <w:tcW w:w="874" w:type="dxa"/>
-            <w:tcBorders>
-              <w:left w:val="single" w:sz="2" w:space="0" w:color="000000"/>
-              <w:bottom w:val="single" w:sz="2" w:space="0" w:color="000000"/>
-            </w:tcBorders>
-            <w:vAlign w:val="center"/>
-          </w:tcPr>
-          <w:p>
-            <w:pPr>
-              <w:pStyle w:val="Contenidodelatabla"/>
-              <w:jc w:val="center"/>
-              <w:rPr>
-                <w:sz w:val="24"/>
-                <w:szCs w:val="24"/>
-              </w:rPr>
-            </w:pPr>
-            <w:r>
-              <w:rPr>
-                <w:sz w:val="24"/>
-                <w:szCs w:val="24"/>
-              </w:rPr>
-              <w:t>45,00 €</w:t>
-            </w:r>
-          </w:p>
-        </w:tc>
-        <w:tc>
-          <w:tcPr>
-            <w:tcW w:w="2682" w:type="dxa"/>
-            <w:tcBorders>
-              <w:left w:val="single" w:sz="2" w:space="0" w:color="000000"/>
-              <w:bottom w:val="single" w:sz="2" w:space="0" w:color="000000"/>
-              <w:right w:val="single" w:sz="2" w:space="0" w:color="000000"/>
-            </w:tcBorders>
-            <w:vAlign w:val="center"/>
-          </w:tcPr>
-          <w:p>
-            <w:pPr>
-              <w:pStyle w:val="Contenidodelatabla"/>
-              <w:jc w:val="center"/>
-              <w:rPr/>
-            </w:pPr>
-            <w:r>
-              <w:rPr>
-                <w:rStyle w:val="Strong"/>
-                <w:sz w:val="24"/>
-                <w:szCs w:val="24"/>
-              </w:rPr>
-              <w:t>255,01 €</w:t>
+              <w:t>255,00 €</w:t>
             </w:r>
           </w:p>
         </w:tc>
@@ -6872,714 +7060,6 @@
     </w:tbl>
     <w:p>
       <w:pPr>
-        <w:pStyle w:val="BodyText"/>
-        <w:spacing w:lineRule="auto" w:line="276"/>
-        <w:ind w:left="23" w:right="0"/>
-        <w:rPr>
-          <w:b w:val="false"/>
-          <w:bCs w:val="false"/>
-        </w:rPr>
-      </w:pPr>
-      <w:r>
-        <w:rPr>
-          <w:b w:val="false"/>
-          <w:bCs w:val="false"/>
-        </w:rPr>
-      </w:r>
-    </w:p>
-    <w:p>
-      <w:pPr>
-        <w:pStyle w:val="BodyText"/>
-        <w:spacing w:lineRule="auto" w:line="276"/>
-        <w:ind w:left="23" w:right="0"/>
-        <w:rPr>
-          <w:b w:val="false"/>
-          <w:bCs w:val="false"/>
-        </w:rPr>
-      </w:pPr>
-      <w:r>
-        <w:rPr>
-          <w:b w:val="false"/>
-          <w:bCs w:val="false"/>
-        </w:rPr>
-        <w:t>-Documentación:</w:t>
-      </w:r>
-    </w:p>
-    <w:p>
-      <w:pPr>
-        <w:pStyle w:val="BodyText"/>
-        <w:spacing w:before="0" w:after="283"/>
-        <w:rPr/>
-      </w:pPr>
-      <w:r>
-        <w:rPr>
-          <w:rStyle w:val="Strong"/>
-          <w:b/>
-          <w:bCs/>
-        </w:rPr>
-        <w:t>Docstring:</w:t>
-      </w:r>
-      <w:r>
-        <w:rPr>
-          <w:b w:val="false"/>
-          <w:bCs w:val="false"/>
-        </w:rPr>
-        <w:br/>
-        <w:t>Se ha añadido un docstring al inicio del programa para explicar de forma general su finalidad. En él se indica que el programa calcula el importe final de un pedido aplicando descuento, IVA y gastos de envío. También se incluyen los datos básicos del módulo, autor y fecha.</w:t>
-      </w:r>
-    </w:p>
-    <w:p>
-      <w:pPr>
-        <w:pStyle w:val="BodyText"/>
-        <w:spacing w:lineRule="auto" w:line="276"/>
-        <w:ind w:left="23" w:right="0"/>
-        <w:rPr>
-          <w:b w:val="false"/>
-          <w:bCs w:val="false"/>
-        </w:rPr>
-      </w:pPr>
-      <w:r>
-        <w:rPr>
-          <w:rStyle w:val="Strong"/>
-          <w:b/>
-          <w:bCs/>
-        </w:rPr>
-        <w:t>Comentarios:</w:t>
-      </w:r>
-      <w:r>
-        <w:rPr>
-          <w:b w:val="false"/>
-          <w:bCs w:val="false"/>
-        </w:rPr>
-        <w:br/>
-        <w:t>Se han utilizado comentarios para dividir el código en bloques y facilitar su lectura. Los comentarios no explican instrucciones evidentes línea por línea, sino que indican la función general de cada sección del programa.</w:t>
-      </w:r>
-    </w:p>
-    <w:p>
-      <w:pPr>
-        <w:pStyle w:val="BodyText"/>
-        <w:spacing w:lineRule="auto" w:line="276"/>
-        <w:ind w:left="23" w:right="0"/>
-        <w:rPr>
-          <w:b w:val="false"/>
-          <w:bCs w:val="false"/>
-        </w:rPr>
-      </w:pPr>
-      <w:r>
-        <w:rPr>
-          <w:b w:val="false"/>
-          <w:bCs w:val="false"/>
-        </w:rPr>
-      </w:r>
-    </w:p>
-    <w:p>
-      <w:pPr>
-        <w:pStyle w:val="BodyText"/>
-        <w:spacing w:lineRule="auto" w:line="276"/>
-        <w:ind w:left="23" w:right="0"/>
-        <w:rPr>
-          <w:b w:val="false"/>
-          <w:bCs w:val="false"/>
-        </w:rPr>
-      </w:pPr>
-      <w:r>
-        <w:rPr>
-          <w:rStyle w:val="Strong"/>
-          <w:b/>
-          <w:bCs/>
-        </w:rPr>
-        <w:t>PEP 8:</w:t>
-      </w:r>
-      <w:r>
-        <w:rPr>
-          <w:b w:val="false"/>
-          <w:bCs w:val="false"/>
-        </w:rPr>
-        <w:br/>
-        <w:t>El programa sigue las principales recomendaciones de estilo de PEP 8. Se han utilizado nombres de variables descriptivos escritos en minúsculas y con guiones bajos, como:</w:t>
-      </w:r>
-    </w:p>
-    <w:p>
-      <w:pPr>
-        <w:pStyle w:val="BodyText"/>
-        <w:spacing w:lineRule="auto" w:line="276"/>
-        <w:ind w:left="23" w:right="0"/>
-        <w:rPr>
-          <w:b w:val="false"/>
-          <w:bCs w:val="false"/>
-        </w:rPr>
-      </w:pPr>
-      <w:r>
-        <w:rPr>
-          <w:b w:val="false"/>
-          <w:bCs w:val="false"/>
-        </w:rPr>
-      </w:r>
-    </w:p>
-    <w:p>
-      <w:pPr>
-        <w:pStyle w:val="BodyText"/>
-        <w:spacing w:lineRule="auto" w:line="276"/>
-        <w:ind w:left="23" w:right="0"/>
-        <w:rPr>
-          <w:b/>
-          <w:bCs/>
-        </w:rPr>
-      </w:pPr>
-      <w:r>
-        <w:rPr>
-          <w:b/>
-          <w:bCs/>
-        </w:rPr>
-        <w:t>base_descuento</w:t>
-      </w:r>
-    </w:p>
-    <w:p>
-      <w:pPr>
-        <w:pStyle w:val="BodyText"/>
-        <w:spacing w:lineRule="auto" w:line="276"/>
-        <w:ind w:left="23" w:right="0"/>
-        <w:rPr>
-          <w:b/>
-          <w:bCs/>
-        </w:rPr>
-      </w:pPr>
-      <w:r>
-        <w:rPr>
-          <w:b/>
-          <w:bCs/>
-        </w:rPr>
-        <w:t>precio_unitario</w:t>
-      </w:r>
-    </w:p>
-    <w:p>
-      <w:pPr>
-        <w:pStyle w:val="BodyText"/>
-        <w:spacing w:lineRule="auto" w:line="276"/>
-        <w:ind w:left="23" w:right="0"/>
-        <w:rPr>
-          <w:b/>
-          <w:bCs/>
-        </w:rPr>
-      </w:pPr>
-      <w:r>
-        <w:rPr>
-          <w:b/>
-          <w:bCs/>
-        </w:rPr>
-      </w:r>
-    </w:p>
-    <w:p>
-      <w:pPr>
-        <w:pStyle w:val="BodyText"/>
-        <w:spacing w:lineRule="auto" w:line="276"/>
-        <w:ind w:left="23" w:right="0"/>
-        <w:rPr>
-          <w:b w:val="false"/>
-          <w:bCs w:val="false"/>
-        </w:rPr>
-      </w:pPr>
-      <w:r>
-        <w:rPr>
-          <w:b w:val="false"/>
-          <w:bCs w:val="false"/>
-        </w:rPr>
-        <w:t>Las constantes se han escrito en mayúsculas para diferenciarlas de las variables:</w:t>
-      </w:r>
-    </w:p>
-    <w:p>
-      <w:pPr>
-        <w:pStyle w:val="BodyText"/>
-        <w:spacing w:lineRule="auto" w:line="276"/>
-        <w:ind w:left="23" w:right="0"/>
-        <w:rPr>
-          <w:b w:val="false"/>
-          <w:bCs w:val="false"/>
-        </w:rPr>
-      </w:pPr>
-      <w:r>
-        <w:rPr>
-          <w:b w:val="false"/>
-          <w:bCs w:val="false"/>
-        </w:rPr>
-      </w:r>
-    </w:p>
-    <w:p>
-      <w:pPr>
-        <w:pStyle w:val="BodyText"/>
-        <w:spacing w:lineRule="auto" w:line="276"/>
-        <w:ind w:left="23" w:right="0"/>
-        <w:rPr>
-          <w:b/>
-          <w:bCs/>
-        </w:rPr>
-      </w:pPr>
-      <w:r>
-        <w:rPr>
-          <w:b/>
-          <w:bCs/>
-        </w:rPr>
-        <w:t>IVA_GENERAL = 0.21</w:t>
-      </w:r>
-    </w:p>
-    <w:p>
-      <w:pPr>
-        <w:pStyle w:val="BodyText"/>
-        <w:spacing w:lineRule="auto" w:line="276"/>
-        <w:ind w:left="23" w:right="0"/>
-        <w:rPr>
-          <w:b/>
-          <w:bCs/>
-        </w:rPr>
-      </w:pPr>
-      <w:r>
-        <w:rPr>
-          <w:b/>
-          <w:bCs/>
-        </w:rPr>
-        <w:t>ENVIO = 4.95</w:t>
-      </w:r>
-    </w:p>
-    <w:p>
-      <w:pPr>
-        <w:pStyle w:val="BodyText"/>
-        <w:spacing w:lineRule="auto" w:line="276"/>
-        <w:ind w:left="23" w:right="0"/>
-        <w:rPr>
-          <w:b/>
-          <w:bCs/>
-        </w:rPr>
-      </w:pPr>
-      <w:r>
-        <w:rPr>
-          <w:b/>
-          <w:bCs/>
-        </w:rPr>
-        <w:t>UMBRAL_ENVIO_GRATIS = 50.0</w:t>
-      </w:r>
-    </w:p>
-    <w:p>
-      <w:pPr>
-        <w:pStyle w:val="BodyText"/>
-        <w:spacing w:lineRule="auto" w:line="276"/>
-        <w:ind w:left="23" w:right="0"/>
-        <w:rPr>
-          <w:b/>
-          <w:bCs/>
-        </w:rPr>
-      </w:pPr>
-      <w:r>
-        <w:rPr>
-          <w:b/>
-          <w:bCs/>
-        </w:rPr>
-      </w:r>
-    </w:p>
-    <w:p>
-      <w:pPr>
-        <w:pStyle w:val="BodyText"/>
-        <w:spacing w:lineRule="auto" w:line="276"/>
-        <w:ind w:left="23" w:right="0"/>
-        <w:rPr>
-          <w:b w:val="false"/>
-          <w:bCs w:val="false"/>
-        </w:rPr>
-      </w:pPr>
-      <w:r>
-        <w:rPr>
-          <w:b w:val="false"/>
-          <w:bCs w:val="false"/>
-        </w:rPr>
-        <w:t>También se han dejado dos líneas en blanco entre la declaración de las constantes y la función principal:</w:t>
-      </w:r>
-    </w:p>
-    <w:p>
-      <w:pPr>
-        <w:pStyle w:val="BodyText"/>
-        <w:spacing w:lineRule="auto" w:line="276"/>
-        <w:ind w:left="23" w:right="0"/>
-        <w:rPr>
-          <w:b w:val="false"/>
-          <w:bCs w:val="false"/>
-        </w:rPr>
-      </w:pPr>
-      <w:r>
-        <w:rPr>
-          <w:b w:val="false"/>
-          <w:bCs w:val="false"/>
-        </w:rPr>
-      </w:r>
-    </w:p>
-    <w:p>
-      <w:pPr>
-        <w:pStyle w:val="BodyText"/>
-        <w:spacing w:lineRule="auto" w:line="276"/>
-        <w:ind w:left="23" w:right="0"/>
-        <w:rPr>
-          <w:b/>
-          <w:bCs/>
-        </w:rPr>
-      </w:pPr>
-      <w:r>
-        <w:rPr>
-          <w:b/>
-          <w:bCs/>
-        </w:rPr>
-        <w:t>UMBRAL_ENVIO_GRATIS = 50.0</w:t>
-      </w:r>
-    </w:p>
-    <w:p>
-      <w:pPr>
-        <w:pStyle w:val="BodyText"/>
-        <w:spacing w:lineRule="auto" w:line="276"/>
-        <w:ind w:left="23" w:right="0"/>
-        <w:rPr>
-          <w:b/>
-          <w:bCs/>
-        </w:rPr>
-      </w:pPr>
-      <w:r>
-        <w:rPr>
-          <w:b/>
-          <w:bCs/>
-        </w:rPr>
-      </w:r>
-    </w:p>
-    <w:p>
-      <w:pPr>
-        <w:pStyle w:val="BodyText"/>
-        <w:spacing w:lineRule="auto" w:line="276"/>
-        <w:ind w:left="23" w:right="0"/>
-        <w:rPr>
-          <w:b/>
-          <w:bCs/>
-        </w:rPr>
-      </w:pPr>
-      <w:r>
-        <w:rPr>
-          <w:b/>
-          <w:bCs/>
-        </w:rPr>
-      </w:r>
-    </w:p>
-    <w:p>
-      <w:pPr>
-        <w:pStyle w:val="BodyText"/>
-        <w:spacing w:lineRule="auto" w:line="276"/>
-        <w:ind w:left="23" w:right="0"/>
-        <w:rPr>
-          <w:b/>
-          <w:bCs/>
-        </w:rPr>
-      </w:pPr>
-      <w:r>
-        <w:rPr>
-          <w:b/>
-          <w:bCs/>
-        </w:rPr>
-        <w:t>def main():</w:t>
-      </w:r>
-    </w:p>
-    <w:p>
-      <w:pPr>
-        <w:pStyle w:val="BodyText"/>
-        <w:spacing w:lineRule="auto" w:line="276"/>
-        <w:ind w:left="23" w:right="0"/>
-        <w:rPr>
-          <w:b/>
-          <w:bCs/>
-        </w:rPr>
-      </w:pPr>
-      <w:r>
-        <w:rPr>
-          <w:b/>
-          <w:bCs/>
-        </w:rPr>
-      </w:r>
-    </w:p>
-    <w:p>
-      <w:pPr>
-        <w:pStyle w:val="BodyText"/>
-        <w:spacing w:lineRule="auto" w:line="276"/>
-        <w:ind w:left="23" w:right="0"/>
-        <w:rPr>
-          <w:b w:val="false"/>
-          <w:bCs w:val="false"/>
-        </w:rPr>
-      </w:pPr>
-      <w:r>
-        <w:rPr>
-          <w:b w:val="false"/>
-          <w:bCs w:val="false"/>
-        </w:rPr>
-        <w:t>Se utilizan espacios alrededor de los operadores para mejorar la legibilidad:</w:t>
-      </w:r>
-    </w:p>
-    <w:p>
-      <w:pPr>
-        <w:pStyle w:val="BodyText"/>
-        <w:spacing w:lineRule="auto" w:line="276"/>
-        <w:ind w:left="23" w:right="0"/>
-        <w:rPr>
-          <w:b/>
-          <w:bCs/>
-        </w:rPr>
-      </w:pPr>
-      <w:r>
-        <w:rPr>
-          <w:b/>
-          <w:bCs/>
-        </w:rPr>
-      </w:r>
-    </w:p>
-    <w:p>
-      <w:pPr>
-        <w:pStyle w:val="BodyText"/>
-        <w:spacing w:lineRule="auto" w:line="276"/>
-        <w:ind w:left="23" w:right="0"/>
-        <w:rPr>
-          <w:b/>
-          <w:bCs/>
-        </w:rPr>
-      </w:pPr>
-      <w:r>
-        <w:rPr>
-          <w:b/>
-          <w:bCs/>
-        </w:rPr>
-        <w:t>base = precio * unidades</w:t>
-      </w:r>
-    </w:p>
-    <w:p>
-      <w:pPr>
-        <w:pStyle w:val="BodyText"/>
-        <w:spacing w:lineRule="auto" w:line="276"/>
-        <w:ind w:left="23" w:right="0"/>
-        <w:rPr>
-          <w:b/>
-          <w:bCs/>
-        </w:rPr>
-      </w:pPr>
-      <w:r>
-        <w:rPr>
-          <w:b/>
-          <w:bCs/>
-        </w:rPr>
-        <w:t>ahorro = base * descuento / 100</w:t>
-      </w:r>
-    </w:p>
-    <w:p>
-      <w:pPr>
-        <w:pStyle w:val="BodyText"/>
-        <w:spacing w:lineRule="auto" w:line="276"/>
-        <w:ind w:left="23" w:right="0"/>
-        <w:rPr>
-          <w:b/>
-          <w:bCs/>
-        </w:rPr>
-      </w:pPr>
-      <w:r>
-        <w:rPr>
-          <w:b/>
-          <w:bCs/>
-        </w:rPr>
-        <w:t>total = base_descuento + iva + envio</w:t>
-      </w:r>
-    </w:p>
-    <w:p>
-      <w:pPr>
-        <w:pStyle w:val="BodyText"/>
-        <w:spacing w:lineRule="auto" w:line="276"/>
-        <w:ind w:left="23" w:right="0"/>
-        <w:rPr>
-          <w:b/>
-          <w:bCs/>
-        </w:rPr>
-      </w:pPr>
-      <w:r>
-        <w:rPr>
-          <w:b/>
-          <w:bCs/>
-        </w:rPr>
-      </w:r>
-    </w:p>
-    <w:p>
-      <w:pPr>
-        <w:pStyle w:val="BodyText"/>
-        <w:spacing w:lineRule="auto" w:line="276"/>
-        <w:ind w:left="23" w:right="0"/>
-        <w:rPr>
-          <w:b w:val="false"/>
-          <w:bCs w:val="false"/>
-        </w:rPr>
-      </w:pPr>
-      <w:r>
-        <w:rPr>
-          <w:b w:val="false"/>
-          <w:bCs w:val="false"/>
-        </w:rPr>
-        <w:t>Además, se ha utilizado una indentación de cuatro espacios dentro de la función y de las estructuras del programa, tal como recomienda PEP 8.</w:t>
-      </w:r>
-    </w:p>
-    <w:p>
-      <w:pPr>
-        <w:pStyle w:val="BodyText"/>
-        <w:spacing w:lineRule="auto" w:line="276"/>
-        <w:ind w:left="23" w:right="0"/>
-        <w:rPr>
-          <w:b w:val="false"/>
-          <w:bCs w:val="false"/>
-        </w:rPr>
-      </w:pPr>
-      <w:r>
-        <w:rPr>
-          <w:b w:val="false"/>
-          <w:bCs w:val="false"/>
-        </w:rPr>
-      </w:r>
-    </w:p>
-    <w:p>
-      <w:pPr>
-        <w:pStyle w:val="BodyText"/>
-        <w:spacing w:lineRule="auto" w:line="276"/>
-        <w:ind w:left="23" w:right="0"/>
-        <w:rPr>
-          <w:rStyle w:val="Strong"/>
-          <w:b w:val="false"/>
-          <w:bCs w:val="false"/>
-        </w:rPr>
-      </w:pPr>
-      <w:r>
-        <w:rPr>
-          <w:b w:val="false"/>
-          <w:bCs w:val="false"/>
-        </w:rPr>
-      </w:r>
-      <w:r>
-        <w:br w:type="page"/>
-      </w:r>
-    </w:p>
-    <w:p>
-      <w:pPr>
-        <w:pStyle w:val="BodyText"/>
-        <w:spacing w:lineRule="auto" w:line="276" w:before="0" w:after="0"/>
-        <w:ind w:left="23" w:right="0"/>
-        <w:rPr>
-          <w:b w:val="false"/>
-          <w:bCs w:val="false"/>
-        </w:rPr>
-      </w:pPr>
-      <w:r>
-        <w:rPr>
-          <w:rStyle w:val="Strong"/>
-          <w:b/>
-          <w:bCs/>
-        </w:rPr>
-        <w:t>Estructura del programa:</w:t>
-      </w:r>
-      <w:r>
-        <w:rPr>
-          <w:b w:val="false"/>
-          <w:bCs w:val="false"/>
-        </w:rPr>
-        <w:br/>
-        <w:t xml:space="preserve">El código también sigue la estructura completa trabajada en la unidad, utilizando una función principal </w:t>
-      </w:r>
-      <w:r>
-        <w:rPr>
-          <w:rStyle w:val="Textooriginal"/>
-          <w:b w:val="false"/>
-          <w:bCs w:val="false"/>
-        </w:rPr>
-        <w:t>main()</w:t>
-      </w:r>
-      <w:r>
-        <w:rPr>
-          <w:b w:val="false"/>
-          <w:bCs w:val="false"/>
-        </w:rPr>
-        <w:t xml:space="preserve"> y el bloque:</w:t>
-      </w:r>
-    </w:p>
-    <w:p>
-      <w:pPr>
-        <w:pStyle w:val="BodyText"/>
-        <w:spacing w:lineRule="auto" w:line="276"/>
-        <w:ind w:left="23" w:right="0"/>
-        <w:rPr>
-          <w:b w:val="false"/>
-          <w:bCs w:val="false"/>
-        </w:rPr>
-      </w:pPr>
-      <w:r>
-        <w:rPr>
-          <w:b w:val="false"/>
-          <w:bCs w:val="false"/>
-        </w:rPr>
-      </w:r>
-    </w:p>
-    <w:p>
-      <w:pPr>
-        <w:pStyle w:val="BodyText"/>
-        <w:spacing w:lineRule="auto" w:line="276"/>
-        <w:ind w:left="23" w:right="0"/>
-        <w:rPr>
-          <w:b/>
-          <w:bCs/>
-        </w:rPr>
-      </w:pPr>
-      <w:r>
-        <w:rPr>
-          <w:b/>
-          <w:bCs/>
-        </w:rPr>
-        <w:t>if __name__ == "__main__":</w:t>
-      </w:r>
-    </w:p>
-    <w:p>
-      <w:pPr>
-        <w:pStyle w:val="BodyText"/>
-        <w:spacing w:lineRule="auto" w:line="276"/>
-        <w:ind w:left="23" w:right="0"/>
-        <w:rPr>
-          <w:b/>
-          <w:bCs/>
-        </w:rPr>
-      </w:pPr>
-      <w:r>
-        <w:rPr>
-          <w:b/>
-          <w:bCs/>
-        </w:rPr>
-        <w:t xml:space="preserve">    </w:t>
-      </w:r>
-      <w:r>
-        <w:rPr>
-          <w:b/>
-          <w:bCs/>
-        </w:rPr>
-        <w:t>main()</w:t>
-      </w:r>
-    </w:p>
-    <w:p>
-      <w:pPr>
-        <w:pStyle w:val="BodyText"/>
-        <w:spacing w:lineRule="auto" w:line="276"/>
-        <w:ind w:left="23" w:right="0"/>
-        <w:rPr>
-          <w:b/>
-          <w:bCs/>
-        </w:rPr>
-      </w:pPr>
-      <w:r>
-        <w:rPr>
-          <w:b/>
-          <w:bCs/>
-        </w:rPr>
-      </w:r>
-    </w:p>
-    <w:p>
-      <w:pPr>
         <w:pStyle w:val="ListParagraph"/>
         <w:numPr>
           <w:ilvl w:val="0"/>
@@ -7599,6 +7079,1815 @@
           <w:szCs w:val="24"/>
         </w:rPr>
       </w:pPr>
+      <w:r>
+        <w:rPr/>
+      </w:r>
+    </w:p>
+    <w:p>
+      <w:pPr>
+        <w:pStyle w:val="Heading3"/>
+        <w:numPr>
+          <w:ilvl w:val="0"/>
+          <w:numId w:val="0"/>
+        </w:numPr>
+        <w:tabs>
+          <w:tab w:val="clear" w:pos="720"/>
+          <w:tab w:val="left" w:pos="1082" w:leader="none"/>
+        </w:tabs>
+        <w:spacing w:lineRule="auto" w:line="276" w:before="44" w:after="0"/>
+        <w:ind w:hanging="0" w:left="23" w:right="593"/>
+        <w:jc w:val="left"/>
+        <w:rPr>
+          <w:b/>
+          <w:bCs/>
+        </w:rPr>
+      </w:pPr>
+      <w:r>
+        <w:rPr>
+          <w:b/>
+          <w:bCs/>
+          <w:sz w:val="24"/>
+          <w:szCs w:val="24"/>
+        </w:rPr>
+        <w:t>Justificación de las pruebas</w:t>
+      </w:r>
+    </w:p>
+    <w:p>
+      <w:pPr>
+        <w:pStyle w:val="BodyText"/>
+        <w:bidi w:val="0"/>
+        <w:spacing w:before="0" w:after="283"/>
+        <w:ind w:hanging="0" w:left="0" w:right="0"/>
+        <w:rPr/>
+      </w:pPr>
+      <w:r>
+        <w:rPr>
+          <w:b w:val="false"/>
+          <w:bCs w:val="false"/>
+        </w:rPr>
+        <w:t xml:space="preserve">El caso de </w:t>
+      </w:r>
+      <w:r>
+        <w:rPr>
+          <w:rStyle w:val="Textooriginal"/>
+          <w:b w:val="false"/>
+          <w:bCs w:val="false"/>
+        </w:rPr>
+        <w:t>99,99 €</w:t>
+      </w:r>
+      <w:r>
+        <w:rPr>
+          <w:b w:val="false"/>
+          <w:bCs w:val="false"/>
+        </w:rPr>
+        <w:t xml:space="preserve"> comprueba el valor inmediatamente anterior al primer límite y confirma que no se aplica descuento.</w:t>
+      </w:r>
+    </w:p>
+    <w:p>
+      <w:pPr>
+        <w:pStyle w:val="BodyText"/>
+        <w:bidi w:val="0"/>
+        <w:spacing w:before="0" w:after="283"/>
+        <w:ind w:hanging="0" w:left="0" w:right="0"/>
+        <w:rPr/>
+      </w:pPr>
+      <w:r>
+        <w:rPr>
+          <w:b w:val="false"/>
+          <w:bCs w:val="false"/>
+        </w:rPr>
+        <w:t xml:space="preserve">El caso de </w:t>
+      </w:r>
+      <w:r>
+        <w:rPr>
+          <w:rStyle w:val="Textooriginal"/>
+          <w:b w:val="false"/>
+          <w:bCs w:val="false"/>
+        </w:rPr>
+        <w:t>100 €</w:t>
+      </w:r>
+      <w:r>
+        <w:rPr>
+          <w:b w:val="false"/>
+          <w:bCs w:val="false"/>
+        </w:rPr>
+        <w:t xml:space="preserve"> comprueba que al alcanzar el primer límite comienza a aplicarse correctamente el descuento del </w:t>
+      </w:r>
+      <w:r>
+        <w:rPr>
+          <w:rStyle w:val="Textooriginal"/>
+          <w:b w:val="false"/>
+          <w:bCs w:val="false"/>
+        </w:rPr>
+        <w:t>10 %</w:t>
+      </w:r>
+      <w:r>
+        <w:rPr>
+          <w:b w:val="false"/>
+          <w:bCs w:val="false"/>
+        </w:rPr>
+        <w:t>.</w:t>
+      </w:r>
+    </w:p>
+    <w:p>
+      <w:pPr>
+        <w:pStyle w:val="BodyText"/>
+        <w:bidi w:val="0"/>
+        <w:spacing w:before="0" w:after="283"/>
+        <w:ind w:hanging="0" w:left="0" w:right="0"/>
+        <w:rPr/>
+      </w:pPr>
+      <w:r>
+        <w:rPr>
+          <w:b w:val="false"/>
+          <w:bCs w:val="false"/>
+        </w:rPr>
+        <w:t xml:space="preserve">El caso de </w:t>
+      </w:r>
+      <w:r>
+        <w:rPr>
+          <w:rStyle w:val="Textooriginal"/>
+          <w:b w:val="false"/>
+          <w:bCs w:val="false"/>
+        </w:rPr>
+        <w:t>299,99 €</w:t>
+      </w:r>
+      <w:r>
+        <w:rPr>
+          <w:b w:val="false"/>
+          <w:bCs w:val="false"/>
+        </w:rPr>
+        <w:t xml:space="preserve"> comprueba que un importe inmediatamente inferior a </w:t>
+      </w:r>
+      <w:r>
+        <w:rPr>
+          <w:rStyle w:val="Textooriginal"/>
+          <w:b w:val="false"/>
+          <w:bCs w:val="false"/>
+        </w:rPr>
+        <w:t>300 €</w:t>
+      </w:r>
+      <w:r>
+        <w:rPr>
+          <w:b w:val="false"/>
+          <w:bCs w:val="false"/>
+        </w:rPr>
+        <w:t xml:space="preserve"> sigue manteniendo el descuento del </w:t>
+      </w:r>
+      <w:r>
+        <w:rPr>
+          <w:rStyle w:val="Textooriginal"/>
+          <w:b w:val="false"/>
+          <w:bCs w:val="false"/>
+        </w:rPr>
+        <w:t>10 %</w:t>
+      </w:r>
+      <w:r>
+        <w:rPr>
+          <w:b w:val="false"/>
+          <w:bCs w:val="false"/>
+        </w:rPr>
+        <w:t>.</w:t>
+      </w:r>
+    </w:p>
+    <w:p>
+      <w:pPr>
+        <w:pStyle w:val="BodyText"/>
+        <w:bidi w:val="0"/>
+        <w:spacing w:before="0" w:after="283"/>
+        <w:ind w:hanging="0" w:left="0" w:right="0"/>
+        <w:rPr/>
+      </w:pPr>
+      <w:r>
+        <w:rPr>
+          <w:b w:val="false"/>
+          <w:bCs w:val="false"/>
+        </w:rPr>
+        <w:t xml:space="preserve">El caso de </w:t>
+      </w:r>
+      <w:r>
+        <w:rPr>
+          <w:rStyle w:val="Textooriginal"/>
+          <w:b w:val="false"/>
+          <w:bCs w:val="false"/>
+        </w:rPr>
+        <w:t>300 €</w:t>
+      </w:r>
+      <w:r>
+        <w:rPr>
+          <w:b w:val="false"/>
+          <w:bCs w:val="false"/>
+        </w:rPr>
+        <w:t xml:space="preserve"> comprueba que al alcanzar el segundo límite comienza a aplicarse correctamente el descuento del </w:t>
+      </w:r>
+      <w:r>
+        <w:rPr>
+          <w:rStyle w:val="Textooriginal"/>
+          <w:b w:val="false"/>
+          <w:bCs w:val="false"/>
+        </w:rPr>
+        <w:t>15 %</w:t>
+      </w:r>
+      <w:r>
+        <w:rPr>
+          <w:b w:val="false"/>
+          <w:bCs w:val="false"/>
+        </w:rPr>
+        <w:t>.</w:t>
+      </w:r>
+    </w:p>
+    <w:p>
+      <w:pPr>
+        <w:pStyle w:val="BodyText"/>
+        <w:bidi w:val="0"/>
+        <w:spacing w:before="0" w:after="283"/>
+        <w:ind w:hanging="0" w:left="0" w:right="0"/>
+        <w:rPr>
+          <w:b w:val="false"/>
+          <w:bCs w:val="false"/>
+        </w:rPr>
+      </w:pPr>
+      <w:r>
+        <w:rPr/>
+      </w:r>
+    </w:p>
+    <w:p>
+      <w:pPr>
+        <w:pStyle w:val="BodyText"/>
+        <w:bidi w:val="0"/>
+        <w:spacing w:before="0" w:after="283"/>
+        <w:ind w:hanging="0" w:left="0" w:right="0"/>
+        <w:rPr/>
+      </w:pPr>
+      <w:r>
+        <w:rPr>
+          <w:b w:val="false"/>
+          <w:bCs w:val="false"/>
+        </w:rPr>
+        <w:t xml:space="preserve">Los casos de </w:t>
+      </w:r>
+      <w:r>
+        <w:rPr>
+          <w:rStyle w:val="Textooriginal"/>
+          <w:b w:val="false"/>
+          <w:bCs w:val="false"/>
+        </w:rPr>
+        <w:t>50 €</w:t>
+      </w:r>
+      <w:r>
+        <w:rPr>
+          <w:b w:val="false"/>
+          <w:bCs w:val="false"/>
+        </w:rPr>
+        <w:t xml:space="preserve"> y </w:t>
+      </w:r>
+      <w:r>
+        <w:rPr>
+          <w:rStyle w:val="Textooriginal"/>
+          <w:b w:val="false"/>
+          <w:bCs w:val="false"/>
+        </w:rPr>
+        <w:t>200 €</w:t>
+      </w:r>
+      <w:r>
+        <w:rPr>
+          <w:b w:val="false"/>
+          <w:bCs w:val="false"/>
+        </w:rPr>
+        <w:t xml:space="preserve"> sirven para comprobar el funcionamiento habitual del programa dentro de los distintos tramos.</w:t>
+      </w:r>
+    </w:p>
+    <w:p>
+      <w:pPr>
+        <w:pStyle w:val="ListParagraph"/>
+        <w:numPr>
+          <w:ilvl w:val="0"/>
+          <w:numId w:val="0"/>
+        </w:numPr>
+        <w:tabs>
+          <w:tab w:val="clear" w:pos="720"/>
+          <w:tab w:val="left" w:pos="1082" w:leader="none"/>
+        </w:tabs>
+        <w:spacing w:lineRule="auto" w:line="276" w:before="44" w:after="0"/>
+        <w:ind w:hanging="0" w:left="23" w:right="593"/>
+        <w:jc w:val="left"/>
+        <w:rPr>
+          <w:b/>
+          <w:bCs/>
+        </w:rPr>
+      </w:pPr>
+      <w:r>
+        <w:rPr>
+          <w:b/>
+          <w:bCs/>
+        </w:rPr>
+        <w:t>Documentación:</w:t>
+      </w:r>
+    </w:p>
+    <w:p>
+      <w:pPr>
+        <w:pStyle w:val="ListParagraph"/>
+        <w:numPr>
+          <w:ilvl w:val="0"/>
+          <w:numId w:val="0"/>
+        </w:numPr>
+        <w:tabs>
+          <w:tab w:val="clear" w:pos="720"/>
+          <w:tab w:val="left" w:pos="1082" w:leader="none"/>
+        </w:tabs>
+        <w:spacing w:lineRule="auto" w:line="276" w:before="44" w:after="0"/>
+        <w:ind w:hanging="0" w:left="23" w:right="593"/>
+        <w:jc w:val="left"/>
+        <w:rPr/>
+      </w:pPr>
+      <w:r>
+        <w:rPr>
+          <w:b w:val="false"/>
+          <w:bCs w:val="false"/>
+        </w:rPr>
+        <w:t xml:space="preserve">Docstring: </w:t>
+      </w:r>
+      <w:r>
+        <w:rPr>
+          <w:b w:val="false"/>
+          <w:bCs w:val="false"/>
+        </w:rPr>
+        <w:t xml:space="preserve">El programa incluye un </w:t>
+      </w:r>
+      <w:r>
+        <w:rPr>
+          <w:rStyle w:val="Strong"/>
+          <w:b w:val="false"/>
+          <w:bCs w:val="false"/>
+        </w:rPr>
+        <w:t>docstring al principio del archivo</w:t>
+      </w:r>
+      <w:r>
+        <w:rPr>
+          <w:b w:val="false"/>
+          <w:bCs w:val="false"/>
+        </w:rPr>
+        <w:t xml:space="preserve"> que explica brevemente su finalidad y contiene los datos del módulo, autor y fecha.</w:t>
+      </w:r>
+    </w:p>
+    <w:p>
+      <w:pPr>
+        <w:pStyle w:val="ListParagraph"/>
+        <w:numPr>
+          <w:ilvl w:val="0"/>
+          <w:numId w:val="0"/>
+        </w:numPr>
+        <w:tabs>
+          <w:tab w:val="clear" w:pos="720"/>
+          <w:tab w:val="left" w:pos="1082" w:leader="none"/>
+        </w:tabs>
+        <w:spacing w:lineRule="auto" w:line="276" w:before="44" w:after="0"/>
+        <w:ind w:hanging="0" w:left="23" w:right="593"/>
+        <w:jc w:val="left"/>
+        <w:rPr>
+          <w:b w:val="false"/>
+          <w:bCs w:val="false"/>
+        </w:rPr>
+      </w:pPr>
+      <w:r>
+        <w:rPr>
+          <w:b w:val="false"/>
+          <w:bCs w:val="false"/>
+        </w:rPr>
+        <w:t>"""Calcula el precio final de una compra aplicando descuentos.</w:t>
+      </w:r>
+    </w:p>
+    <w:p>
+      <w:pPr>
+        <w:pStyle w:val="ListParagraph"/>
+        <w:numPr>
+          <w:ilvl w:val="0"/>
+          <w:numId w:val="0"/>
+        </w:numPr>
+        <w:tabs>
+          <w:tab w:val="clear" w:pos="720"/>
+          <w:tab w:val="left" w:pos="1082" w:leader="none"/>
+        </w:tabs>
+        <w:spacing w:lineRule="auto" w:line="276" w:before="44" w:after="0"/>
+        <w:ind w:hanging="0" w:left="23" w:right="593"/>
+        <w:jc w:val="left"/>
+        <w:rPr>
+          <w:b w:val="false"/>
+          <w:bCs w:val="false"/>
+        </w:rPr>
+      </w:pPr>
+      <w:r>
+        <w:rPr>
+          <w:b w:val="false"/>
+          <w:bCs w:val="false"/>
+        </w:rPr>
+      </w:r>
+    </w:p>
+    <w:p>
+      <w:pPr>
+        <w:pStyle w:val="ListParagraph"/>
+        <w:numPr>
+          <w:ilvl w:val="0"/>
+          <w:numId w:val="0"/>
+        </w:numPr>
+        <w:tabs>
+          <w:tab w:val="clear" w:pos="720"/>
+          <w:tab w:val="left" w:pos="1082" w:leader="none"/>
+        </w:tabs>
+        <w:spacing w:lineRule="auto" w:line="276" w:before="44" w:after="0"/>
+        <w:ind w:hanging="0" w:left="23" w:right="593"/>
+        <w:jc w:val="left"/>
+        <w:rPr>
+          <w:b w:val="false"/>
+          <w:bCs w:val="false"/>
+        </w:rPr>
+      </w:pPr>
+      <w:r>
+        <w:rPr>
+          <w:b w:val="false"/>
+          <w:bCs w:val="false"/>
+        </w:rPr>
+        <w:t>Módulo 0485 Programación · UD 2</w:t>
+      </w:r>
+    </w:p>
+    <w:p>
+      <w:pPr>
+        <w:pStyle w:val="ListParagraph"/>
+        <w:numPr>
+          <w:ilvl w:val="0"/>
+          <w:numId w:val="0"/>
+        </w:numPr>
+        <w:tabs>
+          <w:tab w:val="clear" w:pos="720"/>
+          <w:tab w:val="left" w:pos="1082" w:leader="none"/>
+        </w:tabs>
+        <w:spacing w:lineRule="auto" w:line="276" w:before="44" w:after="0"/>
+        <w:ind w:hanging="0" w:left="23" w:right="593"/>
+        <w:jc w:val="left"/>
+        <w:rPr>
+          <w:b w:val="false"/>
+          <w:bCs w:val="false"/>
+        </w:rPr>
+      </w:pPr>
+      <w:r>
+        <w:rPr>
+          <w:b w:val="false"/>
+          <w:bCs w:val="false"/>
+        </w:rPr>
+        <w:t>Autor: Jose María Mas Chicharro y Andrea Mira Hernández</w:t>
+      </w:r>
+    </w:p>
+    <w:p>
+      <w:pPr>
+        <w:pStyle w:val="ListParagraph"/>
+        <w:numPr>
+          <w:ilvl w:val="0"/>
+          <w:numId w:val="0"/>
+        </w:numPr>
+        <w:tabs>
+          <w:tab w:val="clear" w:pos="720"/>
+          <w:tab w:val="left" w:pos="1082" w:leader="none"/>
+        </w:tabs>
+        <w:spacing w:lineRule="auto" w:line="276" w:before="44" w:after="0"/>
+        <w:ind w:hanging="0" w:left="23" w:right="593"/>
+        <w:jc w:val="left"/>
+        <w:rPr>
+          <w:b w:val="false"/>
+          <w:bCs w:val="false"/>
+        </w:rPr>
+      </w:pPr>
+      <w:r>
+        <w:rPr>
+          <w:b w:val="false"/>
+          <w:bCs w:val="false"/>
+        </w:rPr>
+        <w:t>Fecha: 15/10/2026</w:t>
+      </w:r>
+    </w:p>
+    <w:p>
+      <w:pPr>
+        <w:pStyle w:val="ListParagraph"/>
+        <w:numPr>
+          <w:ilvl w:val="0"/>
+          <w:numId w:val="0"/>
+        </w:numPr>
+        <w:tabs>
+          <w:tab w:val="clear" w:pos="720"/>
+          <w:tab w:val="left" w:pos="1082" w:leader="none"/>
+        </w:tabs>
+        <w:spacing w:lineRule="auto" w:line="276" w:before="44" w:after="0"/>
+        <w:ind w:hanging="0" w:left="23" w:right="593"/>
+        <w:jc w:val="left"/>
+        <w:rPr>
+          <w:b w:val="false"/>
+          <w:bCs w:val="false"/>
+        </w:rPr>
+      </w:pPr>
+      <w:r>
+        <w:rPr>
+          <w:b w:val="false"/>
+          <w:bCs w:val="false"/>
+        </w:rPr>
+        <w:t>"""</w:t>
+      </w:r>
+    </w:p>
+    <w:p>
+      <w:pPr>
+        <w:pStyle w:val="ListParagraph"/>
+        <w:numPr>
+          <w:ilvl w:val="0"/>
+          <w:numId w:val="0"/>
+        </w:numPr>
+        <w:tabs>
+          <w:tab w:val="clear" w:pos="720"/>
+          <w:tab w:val="left" w:pos="1082" w:leader="none"/>
+        </w:tabs>
+        <w:spacing w:lineRule="auto" w:line="276" w:before="44" w:after="0"/>
+        <w:ind w:hanging="0" w:left="23" w:right="593"/>
+        <w:jc w:val="left"/>
+        <w:rPr>
+          <w:b/>
+          <w:bCs/>
+        </w:rPr>
+      </w:pPr>
+      <w:r>
+        <w:rPr>
+          <w:b/>
+          <w:bCs/>
+        </w:rPr>
+      </w:r>
+    </w:p>
+    <w:p>
+      <w:pPr>
+        <w:pStyle w:val="ListParagraph"/>
+        <w:numPr>
+          <w:ilvl w:val="0"/>
+          <w:numId w:val="0"/>
+        </w:numPr>
+        <w:tabs>
+          <w:tab w:val="clear" w:pos="720"/>
+          <w:tab w:val="left" w:pos="1082" w:leader="none"/>
+        </w:tabs>
+        <w:spacing w:lineRule="auto" w:line="276" w:before="44" w:after="0"/>
+        <w:ind w:hanging="0" w:left="23" w:right="593"/>
+        <w:jc w:val="left"/>
+        <w:rPr>
+          <w:b/>
+          <w:bCs/>
+        </w:rPr>
+      </w:pPr>
+      <w:r>
+        <w:rPr>
+          <w:b w:val="false"/>
+          <w:bCs w:val="false"/>
+        </w:rPr>
+        <w:t xml:space="preserve">También se utiliza un docstring dentro de la función </w:t>
+      </w:r>
+      <w:r>
+        <w:rPr>
+          <w:rStyle w:val="Textooriginal"/>
+          <w:b w:val="false"/>
+          <w:bCs w:val="false"/>
+        </w:rPr>
+        <w:t>main()</w:t>
+      </w:r>
+      <w:r>
+        <w:rPr>
+          <w:b w:val="false"/>
+          <w:bCs w:val="false"/>
+        </w:rPr>
+        <w:t>:</w:t>
+      </w:r>
+    </w:p>
+    <w:p>
+      <w:pPr>
+        <w:pStyle w:val="ListParagraph"/>
+        <w:numPr>
+          <w:ilvl w:val="0"/>
+          <w:numId w:val="0"/>
+        </w:numPr>
+        <w:tabs>
+          <w:tab w:val="clear" w:pos="720"/>
+          <w:tab w:val="left" w:pos="1082" w:leader="none"/>
+        </w:tabs>
+        <w:spacing w:lineRule="auto" w:line="276" w:before="44" w:after="0"/>
+        <w:ind w:hanging="0" w:left="23" w:right="593"/>
+        <w:jc w:val="left"/>
+        <w:rPr>
+          <w:b w:val="false"/>
+          <w:bCs w:val="false"/>
+        </w:rPr>
+      </w:pPr>
+      <w:r>
+        <w:rPr>
+          <w:b/>
+          <w:bCs/>
+        </w:rPr>
+      </w:r>
+    </w:p>
+    <w:p>
+      <w:pPr>
+        <w:pStyle w:val="ListParagraph"/>
+        <w:numPr>
+          <w:ilvl w:val="0"/>
+          <w:numId w:val="0"/>
+        </w:numPr>
+        <w:tabs>
+          <w:tab w:val="clear" w:pos="720"/>
+          <w:tab w:val="left" w:pos="1082" w:leader="none"/>
+        </w:tabs>
+        <w:spacing w:lineRule="auto" w:line="276" w:before="44" w:after="0"/>
+        <w:ind w:hanging="0" w:left="23" w:right="593"/>
+        <w:jc w:val="left"/>
+        <w:rPr>
+          <w:b/>
+          <w:bCs/>
+        </w:rPr>
+      </w:pPr>
+      <w:r>
+        <w:rPr>
+          <w:b w:val="false"/>
+          <w:bCs w:val="false"/>
+        </w:rPr>
+        <w:t>def main():</w:t>
+      </w:r>
+    </w:p>
+    <w:p>
+      <w:pPr>
+        <w:pStyle w:val="ListParagraph"/>
+        <w:numPr>
+          <w:ilvl w:val="0"/>
+          <w:numId w:val="0"/>
+        </w:numPr>
+        <w:tabs>
+          <w:tab w:val="clear" w:pos="720"/>
+          <w:tab w:val="left" w:pos="1082" w:leader="none"/>
+        </w:tabs>
+        <w:spacing w:lineRule="auto" w:line="276" w:before="44" w:after="0"/>
+        <w:ind w:hanging="0" w:left="23" w:right="593"/>
+        <w:jc w:val="left"/>
+        <w:rPr>
+          <w:b/>
+          <w:bCs/>
+        </w:rPr>
+      </w:pPr>
+      <w:r>
+        <w:rPr>
+          <w:b w:val="false"/>
+          <w:bCs w:val="false"/>
+        </w:rPr>
+        <w:t xml:space="preserve">    </w:t>
+      </w:r>
+      <w:r>
+        <w:rPr>
+          <w:b w:val="false"/>
+          <w:bCs w:val="false"/>
+        </w:rPr>
+        <w:t>"""Calcula el descuento y el precio final de una compra."""</w:t>
+      </w:r>
+    </w:p>
+    <w:p>
+      <w:pPr>
+        <w:pStyle w:val="ListParagraph"/>
+        <w:numPr>
+          <w:ilvl w:val="0"/>
+          <w:numId w:val="0"/>
+        </w:numPr>
+        <w:tabs>
+          <w:tab w:val="clear" w:pos="720"/>
+          <w:tab w:val="left" w:pos="1082" w:leader="none"/>
+        </w:tabs>
+        <w:spacing w:lineRule="auto" w:line="276" w:before="44" w:after="0"/>
+        <w:ind w:hanging="0" w:left="23" w:right="593"/>
+        <w:jc w:val="left"/>
+        <w:rPr>
+          <w:b w:val="false"/>
+          <w:bCs w:val="false"/>
+        </w:rPr>
+      </w:pPr>
+      <w:r>
+        <w:rPr>
+          <w:b/>
+          <w:bCs/>
+        </w:rPr>
+      </w:r>
+    </w:p>
+    <w:p>
+      <w:pPr>
+        <w:pStyle w:val="ListParagraph"/>
+        <w:numPr>
+          <w:ilvl w:val="0"/>
+          <w:numId w:val="0"/>
+        </w:numPr>
+        <w:tabs>
+          <w:tab w:val="clear" w:pos="720"/>
+          <w:tab w:val="left" w:pos="1082" w:leader="none"/>
+        </w:tabs>
+        <w:spacing w:lineRule="auto" w:line="276" w:before="44" w:after="0"/>
+        <w:ind w:hanging="0" w:left="23" w:right="593"/>
+        <w:jc w:val="left"/>
+        <w:rPr>
+          <w:b/>
+          <w:bCs/>
+        </w:rPr>
+      </w:pPr>
+      <w:r>
+        <w:rPr>
+          <w:b w:val="false"/>
+          <w:bCs w:val="false"/>
+        </w:rPr>
+        <w:t>Comentarios:</w:t>
+      </w:r>
+    </w:p>
+    <w:p>
+      <w:pPr>
+        <w:pStyle w:val="ListParagraph"/>
+        <w:numPr>
+          <w:ilvl w:val="0"/>
+          <w:numId w:val="0"/>
+        </w:numPr>
+        <w:tabs>
+          <w:tab w:val="clear" w:pos="720"/>
+          <w:tab w:val="left" w:pos="1082" w:leader="none"/>
+        </w:tabs>
+        <w:spacing w:lineRule="auto" w:line="276" w:before="44" w:after="0"/>
+        <w:ind w:hanging="0" w:left="23" w:right="593"/>
+        <w:jc w:val="left"/>
+        <w:rPr>
+          <w:b/>
+          <w:bCs/>
+        </w:rPr>
+      </w:pPr>
+      <w:r>
+        <w:rPr>
+          <w:b w:val="false"/>
+          <w:bCs w:val="false"/>
+        </w:rPr>
+        <w:t>Se han utilizado comentarios para dividir el código en tres bloques principales:</w:t>
+      </w:r>
+    </w:p>
+    <w:p>
+      <w:pPr>
+        <w:pStyle w:val="ListParagraph"/>
+        <w:numPr>
+          <w:ilvl w:val="0"/>
+          <w:numId w:val="0"/>
+        </w:numPr>
+        <w:tabs>
+          <w:tab w:val="clear" w:pos="720"/>
+          <w:tab w:val="left" w:pos="1082" w:leader="none"/>
+        </w:tabs>
+        <w:spacing w:lineRule="auto" w:line="276" w:before="44" w:after="0"/>
+        <w:ind w:hanging="0" w:left="23" w:right="593"/>
+        <w:jc w:val="left"/>
+        <w:rPr>
+          <w:b/>
+          <w:bCs/>
+        </w:rPr>
+      </w:pPr>
+      <w:r>
+        <w:rPr>
+          <w:b w:val="false"/>
+          <w:bCs w:val="false"/>
+        </w:rPr>
+        <w:t># Entrada</w:t>
+      </w:r>
+    </w:p>
+    <w:p>
+      <w:pPr>
+        <w:pStyle w:val="ListParagraph"/>
+        <w:numPr>
+          <w:ilvl w:val="0"/>
+          <w:numId w:val="0"/>
+        </w:numPr>
+        <w:tabs>
+          <w:tab w:val="clear" w:pos="720"/>
+          <w:tab w:val="left" w:pos="1082" w:leader="none"/>
+        </w:tabs>
+        <w:spacing w:lineRule="auto" w:line="276" w:before="44" w:after="0"/>
+        <w:ind w:hanging="0" w:left="23" w:right="593"/>
+        <w:jc w:val="left"/>
+        <w:rPr>
+          <w:b w:val="false"/>
+          <w:bCs w:val="false"/>
+        </w:rPr>
+      </w:pPr>
+      <w:r>
+        <w:rPr>
+          <w:b/>
+          <w:bCs/>
+        </w:rPr>
+      </w:r>
+    </w:p>
+    <w:p>
+      <w:pPr>
+        <w:pStyle w:val="ListParagraph"/>
+        <w:numPr>
+          <w:ilvl w:val="0"/>
+          <w:numId w:val="0"/>
+        </w:numPr>
+        <w:tabs>
+          <w:tab w:val="clear" w:pos="720"/>
+          <w:tab w:val="left" w:pos="1082" w:leader="none"/>
+        </w:tabs>
+        <w:spacing w:lineRule="auto" w:line="276" w:before="44" w:after="0"/>
+        <w:ind w:hanging="0" w:left="23" w:right="593"/>
+        <w:jc w:val="left"/>
+        <w:rPr>
+          <w:b/>
+          <w:bCs/>
+        </w:rPr>
+      </w:pPr>
+      <w:r>
+        <w:rPr>
+          <w:b w:val="false"/>
+          <w:bCs w:val="false"/>
+        </w:rPr>
+        <w:t># Proceso</w:t>
+      </w:r>
+    </w:p>
+    <w:p>
+      <w:pPr>
+        <w:pStyle w:val="ListParagraph"/>
+        <w:numPr>
+          <w:ilvl w:val="0"/>
+          <w:numId w:val="0"/>
+        </w:numPr>
+        <w:tabs>
+          <w:tab w:val="clear" w:pos="720"/>
+          <w:tab w:val="left" w:pos="1082" w:leader="none"/>
+        </w:tabs>
+        <w:spacing w:lineRule="auto" w:line="276" w:before="44" w:after="0"/>
+        <w:ind w:hanging="0" w:left="23" w:right="593"/>
+        <w:jc w:val="left"/>
+        <w:rPr>
+          <w:b w:val="false"/>
+          <w:bCs w:val="false"/>
+        </w:rPr>
+      </w:pPr>
+      <w:r>
+        <w:rPr>
+          <w:b/>
+          <w:bCs/>
+        </w:rPr>
+      </w:r>
+    </w:p>
+    <w:p>
+      <w:pPr>
+        <w:pStyle w:val="ListParagraph"/>
+        <w:numPr>
+          <w:ilvl w:val="0"/>
+          <w:numId w:val="0"/>
+        </w:numPr>
+        <w:tabs>
+          <w:tab w:val="clear" w:pos="720"/>
+          <w:tab w:val="left" w:pos="1082" w:leader="none"/>
+        </w:tabs>
+        <w:spacing w:lineRule="auto" w:line="276" w:before="44" w:after="0"/>
+        <w:ind w:hanging="0" w:left="23" w:right="593"/>
+        <w:jc w:val="left"/>
+        <w:rPr>
+          <w:b/>
+          <w:bCs/>
+        </w:rPr>
+      </w:pPr>
+      <w:r>
+        <w:rPr>
+          <w:b w:val="false"/>
+          <w:bCs w:val="false"/>
+        </w:rPr>
+        <w:t># Salida</w:t>
+      </w:r>
+    </w:p>
+    <w:p>
+      <w:pPr>
+        <w:pStyle w:val="ListParagraph"/>
+        <w:numPr>
+          <w:ilvl w:val="0"/>
+          <w:numId w:val="0"/>
+        </w:numPr>
+        <w:tabs>
+          <w:tab w:val="clear" w:pos="720"/>
+          <w:tab w:val="left" w:pos="1082" w:leader="none"/>
+        </w:tabs>
+        <w:spacing w:lineRule="auto" w:line="276" w:before="44" w:after="0"/>
+        <w:ind w:hanging="0" w:left="23" w:right="593"/>
+        <w:jc w:val="left"/>
+        <w:rPr>
+          <w:b w:val="false"/>
+          <w:bCs w:val="false"/>
+        </w:rPr>
+      </w:pPr>
+      <w:r>
+        <w:rPr>
+          <w:b/>
+          <w:bCs/>
+        </w:rPr>
+      </w:r>
+    </w:p>
+    <w:p>
+      <w:pPr>
+        <w:pStyle w:val="BodyText"/>
+        <w:numPr>
+          <w:ilvl w:val="0"/>
+          <w:numId w:val="0"/>
+        </w:numPr>
+        <w:tabs>
+          <w:tab w:val="clear" w:pos="720"/>
+          <w:tab w:val="left" w:pos="1082" w:leader="none"/>
+        </w:tabs>
+        <w:spacing w:lineRule="auto" w:line="276" w:before="44" w:after="0"/>
+        <w:ind w:hanging="0" w:left="23" w:right="593"/>
+        <w:jc w:val="left"/>
+        <w:rPr>
+          <w:b/>
+          <w:bCs/>
+        </w:rPr>
+      </w:pPr>
+      <w:r>
+        <w:rPr>
+          <w:b w:val="false"/>
+          <w:bCs w:val="false"/>
+        </w:rPr>
+        <w:t>Estos comentarios facilitan la lectura del programa e indican qué función cumple cada sección sin añadir comentarios innecesarios a cada línea.</w:t>
+      </w:r>
+    </w:p>
+    <w:p>
+      <w:pPr>
+        <w:pStyle w:val="ListParagraph"/>
+        <w:numPr>
+          <w:ilvl w:val="0"/>
+          <w:numId w:val="0"/>
+        </w:numPr>
+        <w:tabs>
+          <w:tab w:val="clear" w:pos="720"/>
+          <w:tab w:val="left" w:pos="1082" w:leader="none"/>
+        </w:tabs>
+        <w:spacing w:lineRule="auto" w:line="276" w:before="44" w:after="0"/>
+        <w:ind w:hanging="0" w:left="23" w:right="593"/>
+        <w:jc w:val="left"/>
+        <w:rPr>
+          <w:b w:val="false"/>
+          <w:bCs w:val="false"/>
+        </w:rPr>
+      </w:pPr>
+      <w:r>
+        <w:rPr>
+          <w:b/>
+          <w:bCs/>
+        </w:rPr>
+      </w:r>
+    </w:p>
+    <w:p>
+      <w:pPr>
+        <w:pStyle w:val="ListParagraph"/>
+        <w:numPr>
+          <w:ilvl w:val="0"/>
+          <w:numId w:val="0"/>
+        </w:numPr>
+        <w:tabs>
+          <w:tab w:val="clear" w:pos="720"/>
+          <w:tab w:val="left" w:pos="1082" w:leader="none"/>
+        </w:tabs>
+        <w:spacing w:lineRule="auto" w:line="276" w:before="44" w:after="0"/>
+        <w:ind w:hanging="0" w:left="23" w:right="593"/>
+        <w:jc w:val="left"/>
+        <w:rPr>
+          <w:b/>
+          <w:bCs/>
+        </w:rPr>
+      </w:pPr>
+      <w:r>
+        <w:rPr>
+          <w:b/>
+          <w:bCs/>
+        </w:rPr>
+        <w:t xml:space="preserve">PEP8: </w:t>
+      </w:r>
+    </w:p>
+    <w:p>
+      <w:pPr>
+        <w:pStyle w:val="ListParagraph"/>
+        <w:numPr>
+          <w:ilvl w:val="0"/>
+          <w:numId w:val="0"/>
+        </w:numPr>
+        <w:tabs>
+          <w:tab w:val="clear" w:pos="720"/>
+          <w:tab w:val="left" w:pos="1082" w:leader="none"/>
+        </w:tabs>
+        <w:spacing w:lineRule="auto" w:line="276" w:before="44" w:after="0"/>
+        <w:ind w:hanging="0" w:left="23" w:right="593"/>
+        <w:jc w:val="left"/>
+        <w:rPr/>
+      </w:pPr>
+      <w:r>
+        <w:rPr>
+          <w:b w:val="false"/>
+          <w:bCs w:val="false"/>
+        </w:rPr>
+        <w:t xml:space="preserve">El código sigue las principales recomendaciones de PEP 8. </w:t>
+      </w:r>
+      <w:r>
+        <w:rPr/>
+        <w:t>Las variables se escriben en minúsculas:</w:t>
+      </w:r>
+    </w:p>
+    <w:p>
+      <w:pPr>
+        <w:pStyle w:val="ListParagraph"/>
+        <w:numPr>
+          <w:ilvl w:val="0"/>
+          <w:numId w:val="0"/>
+        </w:numPr>
+        <w:tabs>
+          <w:tab w:val="clear" w:pos="720"/>
+          <w:tab w:val="left" w:pos="1082" w:leader="none"/>
+        </w:tabs>
+        <w:spacing w:lineRule="auto" w:line="276" w:before="44" w:after="0"/>
+        <w:ind w:hanging="0" w:left="23" w:right="593"/>
+        <w:jc w:val="left"/>
+        <w:rPr/>
+      </w:pPr>
+      <w:r>
+        <w:rPr/>
+        <w:t>importe</w:t>
+      </w:r>
+    </w:p>
+    <w:p>
+      <w:pPr>
+        <w:pStyle w:val="ListParagraph"/>
+        <w:numPr>
+          <w:ilvl w:val="0"/>
+          <w:numId w:val="0"/>
+        </w:numPr>
+        <w:tabs>
+          <w:tab w:val="clear" w:pos="720"/>
+          <w:tab w:val="left" w:pos="1082" w:leader="none"/>
+        </w:tabs>
+        <w:spacing w:lineRule="auto" w:line="276" w:before="44" w:after="0"/>
+        <w:ind w:hanging="0" w:left="23" w:right="593"/>
+        <w:jc w:val="left"/>
+        <w:rPr/>
+      </w:pPr>
+      <w:r>
+        <w:rPr/>
+        <w:t>descuento</w:t>
+      </w:r>
+    </w:p>
+    <w:p>
+      <w:pPr>
+        <w:pStyle w:val="ListParagraph"/>
+        <w:numPr>
+          <w:ilvl w:val="0"/>
+          <w:numId w:val="0"/>
+        </w:numPr>
+        <w:tabs>
+          <w:tab w:val="clear" w:pos="720"/>
+          <w:tab w:val="left" w:pos="1082" w:leader="none"/>
+        </w:tabs>
+        <w:spacing w:lineRule="auto" w:line="276" w:before="44" w:after="0"/>
+        <w:ind w:hanging="0" w:left="23" w:right="593"/>
+        <w:jc w:val="left"/>
+        <w:rPr/>
+      </w:pPr>
+      <w:r>
+        <w:rPr/>
+        <w:t>ahorro</w:t>
+      </w:r>
+    </w:p>
+    <w:p>
+      <w:pPr>
+        <w:pStyle w:val="ListParagraph"/>
+        <w:numPr>
+          <w:ilvl w:val="0"/>
+          <w:numId w:val="0"/>
+        </w:numPr>
+        <w:tabs>
+          <w:tab w:val="clear" w:pos="720"/>
+          <w:tab w:val="left" w:pos="1082" w:leader="none"/>
+        </w:tabs>
+        <w:spacing w:lineRule="auto" w:line="276" w:before="44" w:after="0"/>
+        <w:ind w:hanging="0" w:left="23" w:right="593"/>
+        <w:jc w:val="left"/>
+        <w:rPr/>
+      </w:pPr>
+      <w:r>
+        <w:rPr/>
+        <w:t>precio_final</w:t>
+      </w:r>
+    </w:p>
+    <w:p>
+      <w:pPr>
+        <w:pStyle w:val="ListParagraph"/>
+        <w:numPr>
+          <w:ilvl w:val="0"/>
+          <w:numId w:val="0"/>
+        </w:numPr>
+        <w:tabs>
+          <w:tab w:val="clear" w:pos="720"/>
+          <w:tab w:val="left" w:pos="1082" w:leader="none"/>
+        </w:tabs>
+        <w:spacing w:lineRule="auto" w:line="276" w:before="44" w:after="0"/>
+        <w:ind w:hanging="0" w:left="23" w:right="593"/>
+        <w:jc w:val="left"/>
+        <w:rPr/>
+      </w:pPr>
+      <w:r>
+        <w:rPr/>
+      </w:r>
+    </w:p>
+    <w:p>
+      <w:pPr>
+        <w:pStyle w:val="ListParagraph"/>
+        <w:numPr>
+          <w:ilvl w:val="0"/>
+          <w:numId w:val="0"/>
+        </w:numPr>
+        <w:tabs>
+          <w:tab w:val="clear" w:pos="720"/>
+          <w:tab w:val="left" w:pos="1082" w:leader="none"/>
+        </w:tabs>
+        <w:spacing w:lineRule="auto" w:line="276" w:before="44" w:after="0"/>
+        <w:ind w:hanging="0" w:left="23" w:right="593"/>
+        <w:jc w:val="left"/>
+        <w:rPr/>
+      </w:pPr>
+      <w:r>
+        <w:rPr/>
+      </w:r>
+    </w:p>
+    <w:p>
+      <w:pPr>
+        <w:pStyle w:val="ListParagraph"/>
+        <w:numPr>
+          <w:ilvl w:val="0"/>
+          <w:numId w:val="0"/>
+        </w:numPr>
+        <w:tabs>
+          <w:tab w:val="clear" w:pos="720"/>
+          <w:tab w:val="left" w:pos="1082" w:leader="none"/>
+        </w:tabs>
+        <w:spacing w:lineRule="auto" w:line="276" w:before="44" w:after="0"/>
+        <w:ind w:hanging="0" w:left="23" w:right="593"/>
+        <w:jc w:val="left"/>
+        <w:rPr/>
+      </w:pPr>
+      <w:r>
+        <w:rPr/>
+        <w:t>Los nombres formados por varias palabras utilizan guion bajo:</w:t>
+      </w:r>
+    </w:p>
+    <w:p>
+      <w:pPr>
+        <w:pStyle w:val="ListParagraph"/>
+        <w:numPr>
+          <w:ilvl w:val="0"/>
+          <w:numId w:val="0"/>
+        </w:numPr>
+        <w:tabs>
+          <w:tab w:val="clear" w:pos="720"/>
+          <w:tab w:val="left" w:pos="1082" w:leader="none"/>
+        </w:tabs>
+        <w:spacing w:lineRule="auto" w:line="276" w:before="44" w:after="0"/>
+        <w:ind w:hanging="0" w:left="23" w:right="593"/>
+        <w:jc w:val="left"/>
+        <w:rPr/>
+      </w:pPr>
+      <w:r>
+        <w:rPr/>
+        <w:t>precio_final</w:t>
+      </w:r>
+    </w:p>
+    <w:p>
+      <w:pPr>
+        <w:pStyle w:val="ListParagraph"/>
+        <w:numPr>
+          <w:ilvl w:val="0"/>
+          <w:numId w:val="0"/>
+        </w:numPr>
+        <w:tabs>
+          <w:tab w:val="clear" w:pos="720"/>
+          <w:tab w:val="left" w:pos="1082" w:leader="none"/>
+        </w:tabs>
+        <w:spacing w:lineRule="auto" w:line="276" w:before="44" w:after="0"/>
+        <w:ind w:hanging="0" w:left="23" w:right="593"/>
+        <w:jc w:val="left"/>
+        <w:rPr/>
+      </w:pPr>
+      <w:r>
+        <w:rPr/>
+      </w:r>
+    </w:p>
+    <w:p>
+      <w:pPr>
+        <w:pStyle w:val="ListParagraph"/>
+        <w:numPr>
+          <w:ilvl w:val="0"/>
+          <w:numId w:val="0"/>
+        </w:numPr>
+        <w:tabs>
+          <w:tab w:val="clear" w:pos="720"/>
+          <w:tab w:val="left" w:pos="1082" w:leader="none"/>
+        </w:tabs>
+        <w:spacing w:lineRule="auto" w:line="276" w:before="44" w:after="0"/>
+        <w:ind w:hanging="0" w:left="23" w:right="593"/>
+        <w:jc w:val="left"/>
+        <w:rPr/>
+      </w:pPr>
+      <w:r>
+        <w:rPr/>
+        <w:t>Las constantes se escriben en mayúsculas:</w:t>
+      </w:r>
+    </w:p>
+    <w:p>
+      <w:pPr>
+        <w:pStyle w:val="ListParagraph"/>
+        <w:numPr>
+          <w:ilvl w:val="0"/>
+          <w:numId w:val="0"/>
+        </w:numPr>
+        <w:tabs>
+          <w:tab w:val="clear" w:pos="720"/>
+          <w:tab w:val="left" w:pos="1082" w:leader="none"/>
+        </w:tabs>
+        <w:spacing w:lineRule="auto" w:line="276" w:before="44" w:after="0"/>
+        <w:ind w:hanging="0" w:left="23" w:right="593"/>
+        <w:jc w:val="left"/>
+        <w:rPr/>
+      </w:pPr>
+      <w:r>
+        <w:rPr/>
+      </w:r>
+    </w:p>
+    <w:p>
+      <w:pPr>
+        <w:pStyle w:val="ListParagraph"/>
+        <w:numPr>
+          <w:ilvl w:val="0"/>
+          <w:numId w:val="0"/>
+        </w:numPr>
+        <w:tabs>
+          <w:tab w:val="clear" w:pos="720"/>
+          <w:tab w:val="left" w:pos="1082" w:leader="none"/>
+        </w:tabs>
+        <w:spacing w:lineRule="auto" w:line="276" w:before="44" w:after="0"/>
+        <w:ind w:hanging="0" w:left="23" w:right="593"/>
+        <w:jc w:val="left"/>
+        <w:rPr/>
+      </w:pPr>
+      <w:r>
+        <w:rPr/>
+        <w:t>DESCUENTO_10</w:t>
+      </w:r>
+    </w:p>
+    <w:p>
+      <w:pPr>
+        <w:pStyle w:val="ListParagraph"/>
+        <w:numPr>
+          <w:ilvl w:val="0"/>
+          <w:numId w:val="0"/>
+        </w:numPr>
+        <w:tabs>
+          <w:tab w:val="clear" w:pos="720"/>
+          <w:tab w:val="left" w:pos="1082" w:leader="none"/>
+        </w:tabs>
+        <w:spacing w:lineRule="auto" w:line="276" w:before="44" w:after="0"/>
+        <w:ind w:hanging="0" w:left="23" w:right="593"/>
+        <w:jc w:val="left"/>
+        <w:rPr/>
+      </w:pPr>
+      <w:r>
+        <w:rPr/>
+        <w:t>DESCUENTO_15</w:t>
+      </w:r>
+    </w:p>
+    <w:p>
+      <w:pPr>
+        <w:pStyle w:val="ListParagraph"/>
+        <w:numPr>
+          <w:ilvl w:val="0"/>
+          <w:numId w:val="0"/>
+        </w:numPr>
+        <w:tabs>
+          <w:tab w:val="clear" w:pos="720"/>
+          <w:tab w:val="left" w:pos="1082" w:leader="none"/>
+        </w:tabs>
+        <w:spacing w:lineRule="auto" w:line="276" w:before="44" w:after="0"/>
+        <w:ind w:hanging="0" w:left="23" w:right="593"/>
+        <w:jc w:val="left"/>
+        <w:rPr/>
+      </w:pPr>
+      <w:r>
+        <w:rPr/>
+        <w:t>LIMITE_10</w:t>
+      </w:r>
+    </w:p>
+    <w:p>
+      <w:pPr>
+        <w:pStyle w:val="ListParagraph"/>
+        <w:numPr>
+          <w:ilvl w:val="0"/>
+          <w:numId w:val="0"/>
+        </w:numPr>
+        <w:tabs>
+          <w:tab w:val="clear" w:pos="720"/>
+          <w:tab w:val="left" w:pos="1082" w:leader="none"/>
+        </w:tabs>
+        <w:spacing w:lineRule="auto" w:line="276" w:before="44" w:after="0"/>
+        <w:ind w:hanging="0" w:left="23" w:right="593"/>
+        <w:jc w:val="left"/>
+        <w:rPr/>
+      </w:pPr>
+      <w:r>
+        <w:rPr/>
+        <w:t>LIMITE_15</w:t>
+      </w:r>
+    </w:p>
+    <w:p>
+      <w:pPr>
+        <w:pStyle w:val="ListParagraph"/>
+        <w:numPr>
+          <w:ilvl w:val="0"/>
+          <w:numId w:val="0"/>
+        </w:numPr>
+        <w:tabs>
+          <w:tab w:val="clear" w:pos="720"/>
+          <w:tab w:val="left" w:pos="1082" w:leader="none"/>
+        </w:tabs>
+        <w:spacing w:lineRule="auto" w:line="276" w:before="44" w:after="0"/>
+        <w:ind w:hanging="0" w:left="23" w:right="593"/>
+        <w:jc w:val="left"/>
+        <w:rPr/>
+      </w:pPr>
+      <w:r>
+        <w:rPr/>
+      </w:r>
+    </w:p>
+    <w:p>
+      <w:pPr>
+        <w:pStyle w:val="ListParagraph"/>
+        <w:numPr>
+          <w:ilvl w:val="0"/>
+          <w:numId w:val="0"/>
+        </w:numPr>
+        <w:tabs>
+          <w:tab w:val="clear" w:pos="720"/>
+          <w:tab w:val="left" w:pos="1082" w:leader="none"/>
+        </w:tabs>
+        <w:spacing w:lineRule="auto" w:line="276" w:before="44" w:after="0"/>
+        <w:ind w:hanging="0" w:left="23" w:right="593"/>
+        <w:jc w:val="left"/>
+        <w:rPr/>
+      </w:pPr>
+      <w:r>
+        <w:rPr/>
+        <w:t>Se utilizan espacios alrededor de los operadores:</w:t>
+      </w:r>
+    </w:p>
+    <w:p>
+      <w:pPr>
+        <w:pStyle w:val="ListParagraph"/>
+        <w:numPr>
+          <w:ilvl w:val="0"/>
+          <w:numId w:val="0"/>
+        </w:numPr>
+        <w:tabs>
+          <w:tab w:val="clear" w:pos="720"/>
+          <w:tab w:val="left" w:pos="1082" w:leader="none"/>
+        </w:tabs>
+        <w:spacing w:lineRule="auto" w:line="276" w:before="44" w:after="0"/>
+        <w:ind w:hanging="0" w:left="23" w:right="593"/>
+        <w:jc w:val="left"/>
+        <w:rPr/>
+      </w:pPr>
+      <w:r>
+        <w:rPr/>
+      </w:r>
+    </w:p>
+    <w:p>
+      <w:pPr>
+        <w:pStyle w:val="ListParagraph"/>
+        <w:numPr>
+          <w:ilvl w:val="0"/>
+          <w:numId w:val="0"/>
+        </w:numPr>
+        <w:tabs>
+          <w:tab w:val="clear" w:pos="720"/>
+          <w:tab w:val="left" w:pos="1082" w:leader="none"/>
+        </w:tabs>
+        <w:spacing w:lineRule="auto" w:line="276" w:before="44" w:after="0"/>
+        <w:ind w:hanging="0" w:left="23" w:right="593"/>
+        <w:jc w:val="left"/>
+        <w:rPr/>
+      </w:pPr>
+      <w:r>
+        <w:rPr/>
+        <w:t>ahorro = importe * descuento</w:t>
+      </w:r>
+    </w:p>
+    <w:p>
+      <w:pPr>
+        <w:pStyle w:val="ListParagraph"/>
+        <w:numPr>
+          <w:ilvl w:val="0"/>
+          <w:numId w:val="0"/>
+        </w:numPr>
+        <w:tabs>
+          <w:tab w:val="clear" w:pos="720"/>
+          <w:tab w:val="left" w:pos="1082" w:leader="none"/>
+        </w:tabs>
+        <w:spacing w:lineRule="auto" w:line="276" w:before="44" w:after="0"/>
+        <w:ind w:hanging="0" w:left="23" w:right="593"/>
+        <w:jc w:val="left"/>
+        <w:rPr/>
+      </w:pPr>
+      <w:r>
+        <w:rPr/>
+        <w:t>precio_final = importe – ahorro</w:t>
+      </w:r>
+    </w:p>
+    <w:p>
+      <w:pPr>
+        <w:pStyle w:val="ListParagraph"/>
+        <w:numPr>
+          <w:ilvl w:val="0"/>
+          <w:numId w:val="0"/>
+        </w:numPr>
+        <w:tabs>
+          <w:tab w:val="clear" w:pos="720"/>
+          <w:tab w:val="left" w:pos="1082" w:leader="none"/>
+        </w:tabs>
+        <w:spacing w:lineRule="auto" w:line="276" w:before="44" w:after="0"/>
+        <w:ind w:hanging="0" w:left="23" w:right="593"/>
+        <w:jc w:val="left"/>
+        <w:rPr/>
+      </w:pPr>
+      <w:r>
+        <w:rPr/>
+      </w:r>
+    </w:p>
+    <w:p>
+      <w:pPr>
+        <w:pStyle w:val="ListParagraph"/>
+        <w:numPr>
+          <w:ilvl w:val="0"/>
+          <w:numId w:val="0"/>
+        </w:numPr>
+        <w:tabs>
+          <w:tab w:val="clear" w:pos="720"/>
+          <w:tab w:val="left" w:pos="1082" w:leader="none"/>
+        </w:tabs>
+        <w:spacing w:lineRule="auto" w:line="276" w:before="44" w:after="0"/>
+        <w:ind w:hanging="0" w:left="23" w:right="593"/>
+        <w:jc w:val="left"/>
+        <w:rPr/>
+      </w:pPr>
+      <w:r>
+        <w:rPr/>
+        <w:t>La indentación utilizada es de cuatro espacios:</w:t>
+      </w:r>
+    </w:p>
+    <w:p>
+      <w:pPr>
+        <w:pStyle w:val="ListParagraph"/>
+        <w:numPr>
+          <w:ilvl w:val="0"/>
+          <w:numId w:val="0"/>
+        </w:numPr>
+        <w:tabs>
+          <w:tab w:val="clear" w:pos="720"/>
+          <w:tab w:val="left" w:pos="1082" w:leader="none"/>
+        </w:tabs>
+        <w:spacing w:lineRule="auto" w:line="276" w:before="44" w:after="0"/>
+        <w:ind w:hanging="0" w:left="23" w:right="593"/>
+        <w:jc w:val="left"/>
+        <w:rPr/>
+      </w:pPr>
+      <w:r>
+        <w:rPr/>
+      </w:r>
+    </w:p>
+    <w:p>
+      <w:pPr>
+        <w:pStyle w:val="ListParagraph"/>
+        <w:numPr>
+          <w:ilvl w:val="0"/>
+          <w:numId w:val="0"/>
+        </w:numPr>
+        <w:tabs>
+          <w:tab w:val="clear" w:pos="720"/>
+          <w:tab w:val="left" w:pos="1082" w:leader="none"/>
+        </w:tabs>
+        <w:spacing w:lineRule="auto" w:line="276" w:before="44" w:after="0"/>
+        <w:ind w:hanging="0" w:left="23" w:right="593"/>
+        <w:jc w:val="left"/>
+        <w:rPr/>
+      </w:pPr>
+      <w:r>
+        <w:rPr/>
+        <w:t>if importe &gt;= LIMITE_15:</w:t>
+      </w:r>
+    </w:p>
+    <w:p>
+      <w:pPr>
+        <w:pStyle w:val="ListParagraph"/>
+        <w:numPr>
+          <w:ilvl w:val="0"/>
+          <w:numId w:val="0"/>
+        </w:numPr>
+        <w:tabs>
+          <w:tab w:val="clear" w:pos="720"/>
+          <w:tab w:val="left" w:pos="1082" w:leader="none"/>
+        </w:tabs>
+        <w:spacing w:lineRule="auto" w:line="276" w:before="44" w:after="0"/>
+        <w:ind w:hanging="0" w:left="23" w:right="593"/>
+        <w:jc w:val="left"/>
+        <w:rPr/>
+      </w:pPr>
+      <w:r>
+        <w:rPr/>
+        <w:t xml:space="preserve">    </w:t>
+      </w:r>
+      <w:r>
+        <w:rPr/>
+        <w:t>descuento = DESCUENTO_15</w:t>
+      </w:r>
+    </w:p>
+    <w:p>
+      <w:pPr>
+        <w:pStyle w:val="ListParagraph"/>
+        <w:numPr>
+          <w:ilvl w:val="0"/>
+          <w:numId w:val="0"/>
+        </w:numPr>
+        <w:tabs>
+          <w:tab w:val="clear" w:pos="720"/>
+          <w:tab w:val="left" w:pos="1082" w:leader="none"/>
+        </w:tabs>
+        <w:spacing w:lineRule="auto" w:line="276" w:before="44" w:after="0"/>
+        <w:ind w:hanging="0" w:left="23" w:right="593"/>
+        <w:jc w:val="left"/>
+        <w:rPr/>
+      </w:pPr>
+      <w:r>
+        <w:rPr/>
+      </w:r>
+    </w:p>
+    <w:p>
+      <w:pPr>
+        <w:pStyle w:val="ListParagraph"/>
+        <w:numPr>
+          <w:ilvl w:val="0"/>
+          <w:numId w:val="0"/>
+        </w:numPr>
+        <w:tabs>
+          <w:tab w:val="clear" w:pos="720"/>
+          <w:tab w:val="left" w:pos="1082" w:leader="none"/>
+        </w:tabs>
+        <w:spacing w:lineRule="auto" w:line="276" w:before="44" w:after="0"/>
+        <w:ind w:hanging="0" w:left="23" w:right="593"/>
+        <w:jc w:val="left"/>
+        <w:rPr/>
+      </w:pPr>
+      <w:r>
+        <w:rPr/>
+        <w:t>También se dejan dos líneas en blanco antes de la función principal:</w:t>
+      </w:r>
+    </w:p>
+    <w:p>
+      <w:pPr>
+        <w:pStyle w:val="ListParagraph"/>
+        <w:numPr>
+          <w:ilvl w:val="0"/>
+          <w:numId w:val="0"/>
+        </w:numPr>
+        <w:tabs>
+          <w:tab w:val="clear" w:pos="720"/>
+          <w:tab w:val="left" w:pos="1082" w:leader="none"/>
+        </w:tabs>
+        <w:spacing w:lineRule="auto" w:line="276" w:before="44" w:after="0"/>
+        <w:ind w:hanging="0" w:left="23" w:right="593"/>
+        <w:jc w:val="left"/>
+        <w:rPr/>
+      </w:pPr>
+      <w:r>
+        <w:rPr/>
+      </w:r>
+    </w:p>
+    <w:p>
+      <w:pPr>
+        <w:pStyle w:val="ListParagraph"/>
+        <w:numPr>
+          <w:ilvl w:val="0"/>
+          <w:numId w:val="0"/>
+        </w:numPr>
+        <w:tabs>
+          <w:tab w:val="clear" w:pos="720"/>
+          <w:tab w:val="left" w:pos="1082" w:leader="none"/>
+        </w:tabs>
+        <w:spacing w:lineRule="auto" w:line="276" w:before="44" w:after="0"/>
+        <w:ind w:hanging="0" w:left="23" w:right="593"/>
+        <w:jc w:val="left"/>
+        <w:rPr/>
+      </w:pPr>
+      <w:r>
+        <w:rPr/>
+        <w:t>LIMITE_15 = 300.0</w:t>
+      </w:r>
+    </w:p>
+    <w:p>
+      <w:pPr>
+        <w:pStyle w:val="ListParagraph"/>
+        <w:numPr>
+          <w:ilvl w:val="0"/>
+          <w:numId w:val="0"/>
+        </w:numPr>
+        <w:tabs>
+          <w:tab w:val="clear" w:pos="720"/>
+          <w:tab w:val="left" w:pos="1082" w:leader="none"/>
+        </w:tabs>
+        <w:spacing w:lineRule="auto" w:line="276" w:before="44" w:after="0"/>
+        <w:ind w:hanging="0" w:left="23" w:right="593"/>
+        <w:jc w:val="left"/>
+        <w:rPr/>
+      </w:pPr>
+      <w:r>
+        <w:rPr/>
+      </w:r>
+    </w:p>
+    <w:p>
+      <w:pPr>
+        <w:pStyle w:val="ListParagraph"/>
+        <w:numPr>
+          <w:ilvl w:val="0"/>
+          <w:numId w:val="0"/>
+        </w:numPr>
+        <w:tabs>
+          <w:tab w:val="clear" w:pos="720"/>
+          <w:tab w:val="left" w:pos="1082" w:leader="none"/>
+        </w:tabs>
+        <w:spacing w:lineRule="auto" w:line="276" w:before="44" w:after="0"/>
+        <w:ind w:hanging="0" w:left="23" w:right="593"/>
+        <w:jc w:val="left"/>
+        <w:rPr/>
+      </w:pPr>
+      <w:r>
+        <w:rPr/>
+      </w:r>
+    </w:p>
+    <w:p>
+      <w:pPr>
+        <w:pStyle w:val="ListParagraph"/>
+        <w:numPr>
+          <w:ilvl w:val="0"/>
+          <w:numId w:val="0"/>
+        </w:numPr>
+        <w:tabs>
+          <w:tab w:val="clear" w:pos="720"/>
+          <w:tab w:val="left" w:pos="1082" w:leader="none"/>
+        </w:tabs>
+        <w:spacing w:lineRule="auto" w:line="276" w:before="44" w:after="0"/>
+        <w:ind w:hanging="0" w:left="23" w:right="593"/>
+        <w:jc w:val="left"/>
+        <w:rPr/>
+      </w:pPr>
+      <w:r>
+        <w:rPr/>
+        <w:t>def main():</w:t>
+      </w:r>
+    </w:p>
+    <w:p>
+      <w:pPr>
+        <w:pStyle w:val="ListParagraph"/>
+        <w:numPr>
+          <w:ilvl w:val="0"/>
+          <w:numId w:val="0"/>
+        </w:numPr>
+        <w:tabs>
+          <w:tab w:val="clear" w:pos="720"/>
+          <w:tab w:val="left" w:pos="1082" w:leader="none"/>
+        </w:tabs>
+        <w:spacing w:lineRule="auto" w:line="276" w:before="44" w:after="0"/>
+        <w:ind w:hanging="0" w:left="23" w:right="593"/>
+        <w:jc w:val="left"/>
+        <w:rPr/>
+      </w:pPr>
+      <w:r>
+        <w:rPr/>
+      </w:r>
+    </w:p>
+    <w:p>
+      <w:pPr>
+        <w:pStyle w:val="ListParagraph"/>
+        <w:numPr>
+          <w:ilvl w:val="0"/>
+          <w:numId w:val="0"/>
+        </w:numPr>
+        <w:tabs>
+          <w:tab w:val="clear" w:pos="720"/>
+          <w:tab w:val="left" w:pos="1082" w:leader="none"/>
+        </w:tabs>
+        <w:spacing w:lineRule="auto" w:line="276" w:before="44" w:after="0"/>
+        <w:ind w:hanging="0" w:left="23" w:right="593"/>
+        <w:jc w:val="left"/>
+        <w:rPr/>
+      </w:pPr>
+      <w:r>
+        <w:rPr/>
+        <w:t>Finalmente, se utiliza la estructura:</w:t>
+      </w:r>
+    </w:p>
+    <w:p>
+      <w:pPr>
+        <w:pStyle w:val="ListParagraph"/>
+        <w:numPr>
+          <w:ilvl w:val="0"/>
+          <w:numId w:val="0"/>
+        </w:numPr>
+        <w:tabs>
+          <w:tab w:val="clear" w:pos="720"/>
+          <w:tab w:val="left" w:pos="1082" w:leader="none"/>
+        </w:tabs>
+        <w:spacing w:lineRule="auto" w:line="276" w:before="44" w:after="0"/>
+        <w:ind w:hanging="0" w:left="23" w:right="593"/>
+        <w:jc w:val="left"/>
+        <w:rPr/>
+      </w:pPr>
+      <w:r>
+        <w:rPr/>
+      </w:r>
+    </w:p>
+    <w:p>
+      <w:pPr>
+        <w:pStyle w:val="ListParagraph"/>
+        <w:numPr>
+          <w:ilvl w:val="0"/>
+          <w:numId w:val="0"/>
+        </w:numPr>
+        <w:tabs>
+          <w:tab w:val="clear" w:pos="720"/>
+          <w:tab w:val="left" w:pos="1082" w:leader="none"/>
+        </w:tabs>
+        <w:spacing w:lineRule="auto" w:line="276" w:before="44" w:after="0"/>
+        <w:ind w:hanging="0" w:left="23" w:right="593"/>
+        <w:jc w:val="left"/>
+        <w:rPr/>
+      </w:pPr>
+      <w:r>
+        <w:rPr/>
+        <w:t>if __name__ == "__main__":</w:t>
+      </w:r>
+    </w:p>
+    <w:p>
+      <w:pPr>
+        <w:pStyle w:val="ListParagraph"/>
+        <w:numPr>
+          <w:ilvl w:val="0"/>
+          <w:numId w:val="0"/>
+        </w:numPr>
+        <w:tabs>
+          <w:tab w:val="clear" w:pos="720"/>
+          <w:tab w:val="left" w:pos="1082" w:leader="none"/>
+        </w:tabs>
+        <w:spacing w:lineRule="auto" w:line="276" w:before="44" w:after="0"/>
+        <w:ind w:hanging="0" w:left="23" w:right="593"/>
+        <w:jc w:val="left"/>
+        <w:rPr/>
+      </w:pPr>
+      <w:r>
+        <w:rPr/>
+        <w:t xml:space="preserve">    </w:t>
+      </w:r>
+      <w:r>
+        <w:rPr/>
+        <w:t>main()</w:t>
+      </w:r>
+      <w:r>
+        <w:br w:type="page"/>
+      </w:r>
+    </w:p>
+    <w:p>
+      <w:pPr>
+        <w:pStyle w:val="ListParagraph"/>
+        <w:numPr>
+          <w:ilvl w:val="0"/>
+          <w:numId w:val="0"/>
+        </w:numPr>
+        <w:tabs>
+          <w:tab w:val="clear" w:pos="720"/>
+          <w:tab w:val="left" w:pos="1082" w:leader="none"/>
+        </w:tabs>
+        <w:spacing w:lineRule="auto" w:line="276" w:before="44" w:after="0"/>
+        <w:ind w:hanging="0" w:left="23" w:right="593"/>
+        <w:jc w:val="left"/>
+        <w:rPr>
+          <w:b/>
+          <w:bCs/>
+          <w:sz w:val="24"/>
+          <w:szCs w:val="24"/>
+        </w:rPr>
+      </w:pPr>
       <w:bookmarkStart w:id="34" w:name="Práctica_D3_—_Calculadora_de_presupuesto"/>
       <w:bookmarkEnd w:id="34"/>
       <w:r>
@@ -7961,7 +9250,7 @@
       <w:r>
         <w:rPr/>
         <w:drawing>
-          <wp:anchor behindDoc="0" distT="0" distB="0" distL="0" distR="0" simplePos="0" locked="0" layoutInCell="0" allowOverlap="1" relativeHeight="83">
+          <wp:anchor behindDoc="0" distT="0" distB="0" distL="0" distR="0" simplePos="0" locked="0" layoutInCell="0" allowOverlap="1" relativeHeight="82">
             <wp:simplePos x="0" y="0"/>
             <wp:positionH relativeFrom="column">
               <wp:align>center</wp:align>
@@ -7972,7 +9261,7 @@
             <wp:extent cx="5746115" cy="3228975"/>
             <wp:effectExtent l="0" t="0" r="0" b="0"/>
             <wp:wrapSquare wrapText="largest"/>
-            <wp:docPr id="22" name="Imagen3" descr=""/>
+            <wp:docPr id="23" name="Imagen3" descr=""/>
             <wp:cNvGraphicFramePr>
               <a:graphicFrameLocks xmlns:a="http://schemas.openxmlformats.org/drawingml/2006/main" noChangeAspect="1"/>
             </wp:cNvGraphicFramePr>
@@ -7980,13 +9269,13 @@
               <a:graphicData uri="http://schemas.openxmlformats.org/drawingml/2006/picture">
                 <pic:pic xmlns:pic="http://schemas.openxmlformats.org/drawingml/2006/picture">
                   <pic:nvPicPr>
-                    <pic:cNvPr id="22" name="Imagen3" descr=""/>
+                    <pic:cNvPr id="23" name="Imagen3" descr=""/>
                     <pic:cNvPicPr>
                       <a:picLocks noChangeAspect="1" noChangeArrowheads="1"/>
                     </pic:cNvPicPr>
                   </pic:nvPicPr>
                   <pic:blipFill>
-                    <a:blip r:embed="rId24"/>
+                    <a:blip r:embed="rId25"/>
                     <a:stretch>
                       <a:fillRect/>
                     </a:stretch>
@@ -8034,10 +9323,17 @@
         <w:pStyle w:val="BodyText"/>
         <w:spacing w:lineRule="auto" w:line="276"/>
         <w:ind w:left="23" w:right="0"/>
-        <w:rPr/>
-      </w:pPr>
-      <w:r>
-        <w:rPr/>
+        <w:rPr>
+          <w:b/>
+          <w:bCs/>
+        </w:rPr>
+      </w:pPr>
+      <w:r>
+        <w:rPr>
+          <w:b/>
+          <w:bCs/>
+        </w:rPr>
+        <w:t>A continuación se deja el enlace del repositorio con los archivos solicitados:</w:t>
       </w:r>
     </w:p>
     <w:p>
@@ -8045,83 +9341,12 @@
         <w:pStyle w:val="BodyText"/>
         <w:spacing w:lineRule="auto" w:line="276"/>
         <w:ind w:left="23" w:right="0"/>
-        <w:rPr/>
-      </w:pPr>
-      <w:r>
-        <w:rPr/>
-      </w:r>
-    </w:p>
-    <w:p>
-      <w:pPr>
-        <w:pStyle w:val="BodyText"/>
-        <w:spacing w:lineRule="auto" w:line="276"/>
-        <w:ind w:left="23" w:right="0"/>
-        <w:rPr/>
-      </w:pPr>
-      <w:r>
-        <w:rPr/>
-      </w:r>
-    </w:p>
-    <w:p>
-      <w:pPr>
-        <w:pStyle w:val="BodyText"/>
-        <w:spacing w:lineRule="auto" w:line="276"/>
-        <w:ind w:left="23" w:right="0"/>
-        <w:rPr>
-          <w:b/>
-          <w:bCs/>
-        </w:rPr>
-      </w:pPr>
-      <w:r>
-        <w:rPr>
-          <w:b/>
-          <w:bCs/>
-        </w:rPr>
-      </w:r>
-    </w:p>
-    <w:p>
-      <w:pPr>
-        <w:pStyle w:val="BodyText"/>
-        <w:spacing w:lineRule="auto" w:line="276"/>
-        <w:ind w:left="23" w:right="0"/>
-        <w:rPr>
-          <w:b w:val="false"/>
-          <w:bCs w:val="false"/>
-        </w:rPr>
-      </w:pPr>
-      <w:r>
-        <w:rPr/>
-      </w:r>
-    </w:p>
-    <w:p>
-      <w:pPr>
-        <w:pStyle w:val="BodyText"/>
-        <w:spacing w:lineRule="auto" w:line="276"/>
-        <w:ind w:left="23" w:right="0"/>
-        <w:rPr>
-          <w:b w:val="false"/>
-          <w:bCs w:val="false"/>
-        </w:rPr>
-      </w:pPr>
-      <w:r>
-        <w:rPr>
-          <w:b w:val="false"/>
-          <w:bCs w:val="false"/>
-        </w:rPr>
-        <w:t>A continuación se deja el enlace del repositorio con los archivos solicitados:</w:t>
-      </w:r>
-    </w:p>
-    <w:p>
-      <w:pPr>
-        <w:pStyle w:val="BodyText"/>
-        <w:spacing w:lineRule="auto" w:line="276"/>
-        <w:ind w:left="23" w:right="0"/>
-        <w:rPr>
-          <w:b w:val="false"/>
-          <w:bCs w:val="false"/>
-        </w:rPr>
-      </w:pPr>
-      <w:hyperlink r:id="rId25">
+        <w:rPr>
+          <w:b w:val="false"/>
+          <w:bCs w:val="false"/>
+        </w:rPr>
+      </w:pPr>
+      <w:hyperlink r:id="rId26">
         <w:r>
           <w:rPr>
             <w:rStyle w:val="Hyperlink"/>
@@ -8140,10 +9365,10 @@
       </w:r>
     </w:p>
     <w:sectPr>
-      <w:headerReference w:type="default" r:id="rId26"/>
-      <w:headerReference w:type="first" r:id="rId27"/>
-      <w:footerReference w:type="default" r:id="rId28"/>
-      <w:footerReference w:type="first" r:id="rId29"/>
+      <w:headerReference w:type="default" r:id="rId27"/>
+      <w:headerReference w:type="first" r:id="rId28"/>
+      <w:footerReference w:type="default" r:id="rId29"/>
+      <w:footerReference w:type="first" r:id="rId30"/>
       <w:type w:val="nextPage"/>
       <w:pgSz w:w="11906" w:h="16838"/>
       <w:pgMar w:left="1417" w:right="1417" w:gutter="0" w:header="480" w:top="1360" w:footer="810" w:bottom="1040"/>
@@ -8956,7 +10181,7 @@
               <wp:extent cx="287655" cy="210820"/>
               <wp:effectExtent l="0" t="0" r="0" b="0"/>
               <wp:wrapNone/>
-              <wp:docPr id="25" name="Textbox 15"/>
+              <wp:docPr id="26" name="Textbox 15"/>
               <a:graphic xmlns:a="http://schemas.openxmlformats.org/drawingml/2006/main">
                 <a:graphicData uri="http://schemas.microsoft.com/office/word/2010/wordprocessingShape">
                   <wps:wsp>
@@ -9022,7 +10247,7 @@
                               <w:spacing w:val="-10"/>
                               <w:color w:val="000000"/>
                             </w:rPr>
-                            <w:t>10</w:t>
+                            <w:t>13</w:t>
                           </w:r>
                           <w:r>
                             <w:rPr>
@@ -9091,7 +10316,7 @@
                         <w:spacing w:val="-10"/>
                         <w:color w:val="000000"/>
                       </w:rPr>
-                      <w:t>10</w:t>
+                      <w:t>13</w:t>
                     </w:r>
                     <w:r>
                       <w:rPr>
@@ -10524,7 +11749,7 @@
               <wp:extent cx="1820545" cy="424180"/>
               <wp:effectExtent l="0" t="0" r="0" b="0"/>
               <wp:wrapNone/>
-              <wp:docPr id="23" name="Textbox 13"/>
+              <wp:docPr id="24" name="Textbox 13"/>
               <a:graphic xmlns:a="http://schemas.openxmlformats.org/drawingml/2006/main">
                 <a:graphicData uri="http://schemas.microsoft.com/office/word/2010/wordprocessingShape">
                   <wps:wsp>
@@ -10701,7 +11926,7 @@
               <wp:extent cx="1073785" cy="424180"/>
               <wp:effectExtent l="0" t="0" r="0" b="0"/>
               <wp:wrapNone/>
-              <wp:docPr id="24" name="Textbox 14"/>
+              <wp:docPr id="25" name="Textbox 14"/>
               <a:graphic xmlns:a="http://schemas.openxmlformats.org/drawingml/2006/main">
                 <a:graphicData uri="http://schemas.microsoft.com/office/word/2010/wordprocessingShape">
                   <wps:wsp>
@@ -11586,6 +12811,280 @@
   <w:abstractNum w:abstractNumId="6">
     <w:lvl w:ilvl="0">
       <w:start w:val="1"/>
+      <w:numFmt w:val="bullet"/>
+      <w:lvlText w:val=""/>
+      <w:lvlJc w:val="left"/>
+      <w:pPr>
+        <w:tabs>
+          <w:tab w:val="num" w:pos="709"/>
+        </w:tabs>
+        <w:ind w:left="709" w:hanging="283"/>
+      </w:pPr>
+      <w:rPr>
+        <w:rFonts w:ascii="Symbol" w:hAnsi="Symbol" w:cs="Symbol" w:hint="default"/>
+      </w:rPr>
+    </w:lvl>
+    <w:lvl w:ilvl="1">
+      <w:start w:val="1"/>
+      <w:numFmt w:val="bullet"/>
+      <w:lvlText w:val=""/>
+      <w:lvlJc w:val="left"/>
+      <w:pPr>
+        <w:tabs>
+          <w:tab w:val="num" w:pos="1418"/>
+        </w:tabs>
+        <w:ind w:left="1418" w:hanging="283"/>
+      </w:pPr>
+      <w:rPr>
+        <w:rFonts w:ascii="Symbol" w:hAnsi="Symbol" w:cs="Symbol" w:hint="default"/>
+      </w:rPr>
+    </w:lvl>
+    <w:lvl w:ilvl="2">
+      <w:start w:val="1"/>
+      <w:numFmt w:val="bullet"/>
+      <w:lvlText w:val=""/>
+      <w:lvlJc w:val="left"/>
+      <w:pPr>
+        <w:tabs>
+          <w:tab w:val="num" w:pos="2127"/>
+        </w:tabs>
+        <w:ind w:left="2127" w:hanging="283"/>
+      </w:pPr>
+      <w:rPr>
+        <w:rFonts w:ascii="Symbol" w:hAnsi="Symbol" w:cs="Symbol" w:hint="default"/>
+      </w:rPr>
+    </w:lvl>
+    <w:lvl w:ilvl="3">
+      <w:start w:val="1"/>
+      <w:numFmt w:val="bullet"/>
+      <w:lvlText w:val=""/>
+      <w:lvlJc w:val="left"/>
+      <w:pPr>
+        <w:tabs>
+          <w:tab w:val="num" w:pos="2836"/>
+        </w:tabs>
+        <w:ind w:left="2836" w:hanging="283"/>
+      </w:pPr>
+      <w:rPr>
+        <w:rFonts w:ascii="Symbol" w:hAnsi="Symbol" w:cs="Symbol" w:hint="default"/>
+      </w:rPr>
+    </w:lvl>
+    <w:lvl w:ilvl="4">
+      <w:start w:val="1"/>
+      <w:numFmt w:val="bullet"/>
+      <w:lvlText w:val=""/>
+      <w:lvlJc w:val="left"/>
+      <w:pPr>
+        <w:tabs>
+          <w:tab w:val="num" w:pos="3545"/>
+        </w:tabs>
+        <w:ind w:left="3545" w:hanging="283"/>
+      </w:pPr>
+      <w:rPr>
+        <w:rFonts w:ascii="Symbol" w:hAnsi="Symbol" w:cs="Symbol" w:hint="default"/>
+      </w:rPr>
+    </w:lvl>
+    <w:lvl w:ilvl="5">
+      <w:start w:val="1"/>
+      <w:numFmt w:val="bullet"/>
+      <w:lvlText w:val=""/>
+      <w:lvlJc w:val="left"/>
+      <w:pPr>
+        <w:tabs>
+          <w:tab w:val="num" w:pos="4254"/>
+        </w:tabs>
+        <w:ind w:left="4254" w:hanging="283"/>
+      </w:pPr>
+      <w:rPr>
+        <w:rFonts w:ascii="Symbol" w:hAnsi="Symbol" w:cs="Symbol" w:hint="default"/>
+      </w:rPr>
+    </w:lvl>
+    <w:lvl w:ilvl="6">
+      <w:start w:val="1"/>
+      <w:numFmt w:val="bullet"/>
+      <w:lvlText w:val=""/>
+      <w:lvlJc w:val="left"/>
+      <w:pPr>
+        <w:tabs>
+          <w:tab w:val="num" w:pos="4963"/>
+        </w:tabs>
+        <w:ind w:left="4963" w:hanging="283"/>
+      </w:pPr>
+      <w:rPr>
+        <w:rFonts w:ascii="Symbol" w:hAnsi="Symbol" w:cs="Symbol" w:hint="default"/>
+      </w:rPr>
+    </w:lvl>
+    <w:lvl w:ilvl="7">
+      <w:start w:val="1"/>
+      <w:numFmt w:val="bullet"/>
+      <w:lvlText w:val=""/>
+      <w:lvlJc w:val="left"/>
+      <w:pPr>
+        <w:tabs>
+          <w:tab w:val="num" w:pos="5672"/>
+        </w:tabs>
+        <w:ind w:left="5672" w:hanging="283"/>
+      </w:pPr>
+      <w:rPr>
+        <w:rFonts w:ascii="Symbol" w:hAnsi="Symbol" w:cs="Symbol" w:hint="default"/>
+      </w:rPr>
+    </w:lvl>
+    <w:lvl w:ilvl="8">
+      <w:start w:val="1"/>
+      <w:numFmt w:val="bullet"/>
+      <w:lvlText w:val=""/>
+      <w:lvlJc w:val="left"/>
+      <w:pPr>
+        <w:tabs>
+          <w:tab w:val="num" w:pos="6381"/>
+        </w:tabs>
+        <w:ind w:left="6381" w:hanging="283"/>
+      </w:pPr>
+      <w:rPr>
+        <w:rFonts w:ascii="Symbol" w:hAnsi="Symbol" w:cs="Symbol" w:hint="default"/>
+      </w:rPr>
+    </w:lvl>
+  </w:abstractNum>
+  <w:abstractNum w:abstractNumId="7">
+    <w:lvl w:ilvl="0">
+      <w:start w:val="1"/>
+      <w:numFmt w:val="bullet"/>
+      <w:lvlText w:val=""/>
+      <w:lvlJc w:val="left"/>
+      <w:pPr>
+        <w:tabs>
+          <w:tab w:val="num" w:pos="709"/>
+        </w:tabs>
+        <w:ind w:left="709" w:hanging="283"/>
+      </w:pPr>
+      <w:rPr>
+        <w:rFonts w:ascii="Symbol" w:hAnsi="Symbol" w:cs="Symbol" w:hint="default"/>
+      </w:rPr>
+    </w:lvl>
+    <w:lvl w:ilvl="1">
+      <w:start w:val="1"/>
+      <w:numFmt w:val="bullet"/>
+      <w:lvlText w:val=""/>
+      <w:lvlJc w:val="left"/>
+      <w:pPr>
+        <w:tabs>
+          <w:tab w:val="num" w:pos="1418"/>
+        </w:tabs>
+        <w:ind w:left="1418" w:hanging="283"/>
+      </w:pPr>
+      <w:rPr>
+        <w:rFonts w:ascii="Symbol" w:hAnsi="Symbol" w:cs="Symbol" w:hint="default"/>
+      </w:rPr>
+    </w:lvl>
+    <w:lvl w:ilvl="2">
+      <w:start w:val="1"/>
+      <w:numFmt w:val="bullet"/>
+      <w:lvlText w:val=""/>
+      <w:lvlJc w:val="left"/>
+      <w:pPr>
+        <w:tabs>
+          <w:tab w:val="num" w:pos="2127"/>
+        </w:tabs>
+        <w:ind w:left="2127" w:hanging="283"/>
+      </w:pPr>
+      <w:rPr>
+        <w:rFonts w:ascii="Symbol" w:hAnsi="Symbol" w:cs="Symbol" w:hint="default"/>
+      </w:rPr>
+    </w:lvl>
+    <w:lvl w:ilvl="3">
+      <w:start w:val="1"/>
+      <w:numFmt w:val="bullet"/>
+      <w:lvlText w:val=""/>
+      <w:lvlJc w:val="left"/>
+      <w:pPr>
+        <w:tabs>
+          <w:tab w:val="num" w:pos="2836"/>
+        </w:tabs>
+        <w:ind w:left="2836" w:hanging="283"/>
+      </w:pPr>
+      <w:rPr>
+        <w:rFonts w:ascii="Symbol" w:hAnsi="Symbol" w:cs="Symbol" w:hint="default"/>
+      </w:rPr>
+    </w:lvl>
+    <w:lvl w:ilvl="4">
+      <w:start w:val="1"/>
+      <w:numFmt w:val="bullet"/>
+      <w:lvlText w:val=""/>
+      <w:lvlJc w:val="left"/>
+      <w:pPr>
+        <w:tabs>
+          <w:tab w:val="num" w:pos="3545"/>
+        </w:tabs>
+        <w:ind w:left="3545" w:hanging="283"/>
+      </w:pPr>
+      <w:rPr>
+        <w:rFonts w:ascii="Symbol" w:hAnsi="Symbol" w:cs="Symbol" w:hint="default"/>
+      </w:rPr>
+    </w:lvl>
+    <w:lvl w:ilvl="5">
+      <w:start w:val="1"/>
+      <w:numFmt w:val="bullet"/>
+      <w:lvlText w:val=""/>
+      <w:lvlJc w:val="left"/>
+      <w:pPr>
+        <w:tabs>
+          <w:tab w:val="num" w:pos="4254"/>
+        </w:tabs>
+        <w:ind w:left="4254" w:hanging="283"/>
+      </w:pPr>
+      <w:rPr>
+        <w:rFonts w:ascii="Symbol" w:hAnsi="Symbol" w:cs="Symbol" w:hint="default"/>
+      </w:rPr>
+    </w:lvl>
+    <w:lvl w:ilvl="6">
+      <w:start w:val="1"/>
+      <w:numFmt w:val="bullet"/>
+      <w:lvlText w:val=""/>
+      <w:lvlJc w:val="left"/>
+      <w:pPr>
+        <w:tabs>
+          <w:tab w:val="num" w:pos="4963"/>
+        </w:tabs>
+        <w:ind w:left="4963" w:hanging="283"/>
+      </w:pPr>
+      <w:rPr>
+        <w:rFonts w:ascii="Symbol" w:hAnsi="Symbol" w:cs="Symbol" w:hint="default"/>
+      </w:rPr>
+    </w:lvl>
+    <w:lvl w:ilvl="7">
+      <w:start w:val="1"/>
+      <w:numFmt w:val="bullet"/>
+      <w:lvlText w:val=""/>
+      <w:lvlJc w:val="left"/>
+      <w:pPr>
+        <w:tabs>
+          <w:tab w:val="num" w:pos="5672"/>
+        </w:tabs>
+        <w:ind w:left="5672" w:hanging="283"/>
+      </w:pPr>
+      <w:rPr>
+        <w:rFonts w:ascii="Symbol" w:hAnsi="Symbol" w:cs="Symbol" w:hint="default"/>
+      </w:rPr>
+    </w:lvl>
+    <w:lvl w:ilvl="8">
+      <w:start w:val="1"/>
+      <w:numFmt w:val="bullet"/>
+      <w:lvlText w:val=""/>
+      <w:lvlJc w:val="left"/>
+      <w:pPr>
+        <w:tabs>
+          <w:tab w:val="num" w:pos="6381"/>
+        </w:tabs>
+        <w:ind w:left="6381" w:hanging="283"/>
+      </w:pPr>
+      <w:rPr>
+        <w:rFonts w:ascii="Symbol" w:hAnsi="Symbol" w:cs="Symbol" w:hint="default"/>
+      </w:rPr>
+    </w:lvl>
+  </w:abstractNum>
+  <w:abstractNum w:abstractNumId="8">
+    <w:lvl w:ilvl="0">
+      <w:start w:val="1"/>
       <w:numFmt w:val="none"/>
       <w:suff w:val="nothing"/>
       <w:lvlText w:val=""/>
@@ -11719,6 +13218,12 @@
   </w:num>
   <w:num w:numId="6">
     <w:abstractNumId w:val="6"/>
+  </w:num>
+  <w:num w:numId="7">
+    <w:abstractNumId w:val="7"/>
+  </w:num>
+  <w:num w:numId="8">
+    <w:abstractNumId w:val="8"/>
   </w:num>
 </w:numbering>
 </file>
@@ -11856,6 +13361,13 @@
     <w:rPr>
       <w:color w:val="800000"/>
       <w:u w:val="single"/>
+    </w:rPr>
+  </w:style>
+  <w:style w:type="character" w:styleId="Bolos">
+    <w:name w:val="Bolos"/>
+    <w:qFormat/>
+    <w:rPr>
+      <w:rFonts w:ascii="OpenSymbol" w:hAnsi="OpenSymbol" w:eastAsia="OpenSymbol" w:cs="OpenSymbol"/>
     </w:rPr>
   </w:style>
   <w:style w:type="paragraph" w:styleId="Ttulo">
